--- a/Day 1 Assignment.docx
+++ b/Day 1 Assignment.docx
@@ -116,13 +116,8 @@
         <w:t>Which of the following is a valid variable name?</w:t>
       </w:r>
       <w:r>
-        <w:t xml:space="preserve"> b) </w:t>
-      </w:r>
-      <w:proofErr w:type="spellStart"/>
-      <w:r>
-        <w:t>total_marks</w:t>
-      </w:r>
-      <w:proofErr w:type="spellEnd"/>
+        <w:t xml:space="preserve"> b) total_marks</w:t>
+      </w:r>
     </w:p>
     <w:p>
       <w:pPr>
@@ -246,35 +241,7 @@
         <w:t>Write three meaningful variable names for storing student information.</w:t>
       </w:r>
       <w:r>
-        <w:t xml:space="preserve"> </w:t>
-      </w:r>
-      <w:proofErr w:type="spellStart"/>
-      <w:proofErr w:type="gramStart"/>
-      <w:r>
-        <w:t>studentName</w:t>
-      </w:r>
-      <w:proofErr w:type="spellEnd"/>
-      <w:proofErr w:type="gramEnd"/>
-      <w:r>
-        <w:t xml:space="preserve">, </w:t>
-      </w:r>
-      <w:proofErr w:type="spellStart"/>
-      <w:r>
-        <w:t>rollNumber</w:t>
-      </w:r>
-      <w:proofErr w:type="spellEnd"/>
-      <w:r>
-        <w:t xml:space="preserve">, </w:t>
-      </w:r>
-      <w:proofErr w:type="spellStart"/>
-      <w:proofErr w:type="gramStart"/>
-      <w:r>
-        <w:t>averageMarks</w:t>
-      </w:r>
-      <w:proofErr w:type="spellEnd"/>
-      <w:proofErr w:type="gramEnd"/>
-      <w:r>
-        <w:t>.</w:t>
+        <w:t xml:space="preserve"> studentName, rollNumber, averageMarks.</w:t>
       </w:r>
     </w:p>
     <w:p>
@@ -296,43 +263,85 @@
           <w:b/>
           <w:bCs/>
         </w:rPr>
-        <w:t xml:space="preserve">Which naming convention is better and why? </w:t>
-      </w:r>
-      <w:proofErr w:type="spellStart"/>
+        <w:t>Which naming convention is better and why? studentMarks vs sm</w:t>
+      </w:r>
+      <w:r>
+        <w:t xml:space="preserve"> studentMarks is better because it is descriptive, making the code self-documenting and easier for others to read and understand.</w:t>
+      </w:r>
+    </w:p>
+    <w:p>
+      <w:pPr>
+        <w:numPr>
+          <w:ilvl w:val="0"/>
+          <w:numId w:val="8"/>
+        </w:numPr>
+        <w:pBdr>
+          <w:top w:val="nil"/>
+          <w:left w:val="nil"/>
+          <w:bottom w:val="nil"/>
+          <w:right w:val="nil"/>
+          <w:between w:val="nil"/>
+        </w:pBdr>
+      </w:pPr>
       <w:r>
         <w:rPr>
           <w:b/>
           <w:bCs/>
         </w:rPr>
-        <w:t>studentMarks</w:t>
-      </w:r>
-      <w:proofErr w:type="spellEnd"/>
+        <w:t>What is a data type?</w:t>
+      </w:r>
+      <w:r>
+        <w:t xml:space="preserve"> A data type is a classification that specifies the type of value a variable can hold and the mathematical or logical operations that can be performed on it.</w:t>
+      </w:r>
+    </w:p>
+    <w:p>
+      <w:pPr>
+        <w:numPr>
+          <w:ilvl w:val="0"/>
+          <w:numId w:val="8"/>
+        </w:numPr>
+        <w:pBdr>
+          <w:top w:val="nil"/>
+          <w:left w:val="nil"/>
+          <w:bottom w:val="nil"/>
+          <w:right w:val="nil"/>
+          <w:between w:val="nil"/>
+        </w:pBdr>
+      </w:pPr>
       <w:r>
         <w:rPr>
           <w:b/>
           <w:bCs/>
         </w:rPr>
-        <w:t xml:space="preserve"> vs </w:t>
-      </w:r>
-      <w:proofErr w:type="spellStart"/>
+        <w:t>Which data type is used to store whole numbers?</w:t>
+      </w:r>
+      <w:r>
+        <w:t xml:space="preserve"> int</w:t>
+      </w:r>
+    </w:p>
+    <w:p>
+      <w:pPr>
+        <w:numPr>
+          <w:ilvl w:val="0"/>
+          <w:numId w:val="8"/>
+        </w:numPr>
+        <w:pBdr>
+          <w:top w:val="nil"/>
+          <w:left w:val="nil"/>
+          <w:bottom w:val="nil"/>
+          <w:right w:val="nil"/>
+          <w:between w:val="nil"/>
+        </w:pBdr>
+      </w:pPr>
       <w:r>
         <w:rPr>
           <w:b/>
           <w:bCs/>
         </w:rPr>
-        <w:t>sm</w:t>
-      </w:r>
-      <w:proofErr w:type="spellEnd"/>
-      <w:r>
-        <w:t xml:space="preserve"> </w:t>
-      </w:r>
-      <w:proofErr w:type="spellStart"/>
-      <w:r>
-        <w:t>studentMarks</w:t>
-      </w:r>
-      <w:proofErr w:type="spellEnd"/>
-      <w:r>
-        <w:t xml:space="preserve"> is better because it is descriptive, making the code self-documenting and easier for others to read and understand.</w:t>
+        <w:t>Which data type is used to store decimal values?</w:t>
+      </w:r>
+      <w:r>
+        <w:t xml:space="preserve"> float or double</w:t>
       </w:r>
     </w:p>
     <w:p>
@@ -354,10 +363,10 @@
           <w:b/>
           <w:bCs/>
         </w:rPr>
-        <w:t>What is a data type?</w:t>
-      </w:r>
-      <w:r>
-        <w:t xml:space="preserve"> A data type is a classification that specifies the type of value a variable can hold and the mathematical or logical operations that can be performed on it.</w:t>
+        <w:t>What is the difference between float and double?</w:t>
+      </w:r>
+      <w:r>
+        <w:t xml:space="preserve"> float is a single-precision floating-point type (typically 4 bytes), while double is a double-precision floating-point type (typically 8 bytes), offering more precision and a larger range of values.</w:t>
       </w:r>
     </w:p>
     <w:p>
@@ -379,10 +388,10 @@
           <w:b/>
           <w:bCs/>
         </w:rPr>
-        <w:t>Which data type is used to store whole numbers?</w:t>
-      </w:r>
-      <w:r>
-        <w:t xml:space="preserve"> int</w:t>
+        <w:t>Which data type stores a single character?</w:t>
+      </w:r>
+      <w:r>
+        <w:t xml:space="preserve"> char</w:t>
       </w:r>
     </w:p>
     <w:p>
@@ -404,10 +413,10 @@
           <w:b/>
           <w:bCs/>
         </w:rPr>
-        <w:t>Which data type is used to store decimal values?</w:t>
-      </w:r>
-      <w:r>
-        <w:t xml:space="preserve"> float or double</w:t>
+        <w:t>Which data type stores True/False values?</w:t>
+      </w:r>
+      <w:r>
+        <w:t xml:space="preserve"> bool</w:t>
       </w:r>
     </w:p>
     <w:p>
@@ -429,18 +438,10 @@
           <w:b/>
           <w:bCs/>
         </w:rPr>
-        <w:t>What is the difference between float and double?</w:t>
-      </w:r>
-      <w:r>
-        <w:t xml:space="preserve"> </w:t>
-      </w:r>
-      <w:proofErr w:type="gramStart"/>
-      <w:r>
-        <w:t>float</w:t>
-      </w:r>
-      <w:proofErr w:type="gramEnd"/>
-      <w:r>
-        <w:t xml:space="preserve"> is a single-precision floating-point type (typically 4 bytes), while double is a double-precision floating-point type (typically 8 bytes), offering more precision and a larger range of values.</w:t>
+        <w:t>What data type is suitable for storing a person's name?</w:t>
+      </w:r>
+      <w:r>
+        <w:t xml:space="preserve"> A string (std::string in C++) or an array of characters.</w:t>
       </w:r>
     </w:p>
     <w:p>
@@ -462,16 +463,11 @@
           <w:b/>
           <w:bCs/>
         </w:rPr>
-        <w:t>Which data type stores a single character?</w:t>
-      </w:r>
-      <w:r>
-        <w:t xml:space="preserve"> </w:t>
-      </w:r>
-      <w:proofErr w:type="gramStart"/>
-      <w:r>
-        <w:t>char</w:t>
-      </w:r>
-      <w:proofErr w:type="gramEnd"/>
+        <w:t>Predict the output: int age = 18; cout &lt;&lt; age;</w:t>
+      </w:r>
+      <w:r>
+        <w:t xml:space="preserve"> 18</w:t>
+      </w:r>
     </w:p>
     <w:p>
       <w:pPr>
@@ -492,16 +488,92 @@
           <w:b/>
           <w:bCs/>
         </w:rPr>
-        <w:t>Which data type stores True/False values?</w:t>
-      </w:r>
-      <w:r>
-        <w:t xml:space="preserve"> </w:t>
-      </w:r>
-      <w:proofErr w:type="gramStart"/>
-      <w:r>
-        <w:t>bool</w:t>
-      </w:r>
-      <w:proofErr w:type="gramEnd"/>
+        <w:t>Identify the data type:</w:t>
+      </w:r>
+    </w:p>
+    <w:p>
+      <w:pPr>
+        <w:numPr>
+          <w:ilvl w:val="1"/>
+          <w:numId w:val="9"/>
+        </w:numPr>
+        <w:pBdr>
+          <w:top w:val="nil"/>
+          <w:left w:val="nil"/>
+          <w:bottom w:val="nil"/>
+          <w:right w:val="nil"/>
+          <w:between w:val="nil"/>
+        </w:pBdr>
+      </w:pPr>
+      <w:r>
+        <w:rPr>
+          <w:rFonts w:ascii="Arial Unicode MS" w:eastAsia="Arial Unicode MS" w:hAnsi="Arial Unicode MS" w:cs="Arial Unicode MS"/>
+        </w:rPr>
+        <w:t>25 → int</w:t>
+      </w:r>
+    </w:p>
+    <w:p>
+      <w:pPr>
+        <w:numPr>
+          <w:ilvl w:val="1"/>
+          <w:numId w:val="9"/>
+        </w:numPr>
+        <w:pBdr>
+          <w:top w:val="nil"/>
+          <w:left w:val="nil"/>
+          <w:bottom w:val="nil"/>
+          <w:right w:val="nil"/>
+          <w:between w:val="nil"/>
+        </w:pBdr>
+      </w:pPr>
+      <w:r>
+        <w:rPr>
+          <w:rFonts w:ascii="Arial Unicode MS" w:eastAsia="Arial Unicode MS" w:hAnsi="Arial Unicode MS" w:cs="Arial Unicode MS"/>
+        </w:rPr>
+        <w:t>3.14 → double (or float)</w:t>
+      </w:r>
+    </w:p>
+    <w:p>
+      <w:pPr>
+        <w:numPr>
+          <w:ilvl w:val="1"/>
+          <w:numId w:val="9"/>
+        </w:numPr>
+        <w:pBdr>
+          <w:top w:val="nil"/>
+          <w:left w:val="nil"/>
+          <w:bottom w:val="nil"/>
+          <w:right w:val="nil"/>
+          <w:between w:val="nil"/>
+        </w:pBdr>
+      </w:pPr>
+      <w:r>
+        <w:rPr>
+          <w:rFonts w:ascii="Arial Unicode MS" w:eastAsia="Arial Unicode MS" w:hAnsi="Arial Unicode MS" w:cs="Arial Unicode MS"/>
+        </w:rPr>
+        <w:t>'A' → char</w:t>
+      </w:r>
+    </w:p>
+    <w:p>
+      <w:pPr>
+        <w:numPr>
+          <w:ilvl w:val="1"/>
+          <w:numId w:val="9"/>
+        </w:numPr>
+        <w:pBdr>
+          <w:top w:val="nil"/>
+          <w:left w:val="nil"/>
+          <w:bottom w:val="nil"/>
+          <w:right w:val="nil"/>
+          <w:between w:val="nil"/>
+        </w:pBdr>
+      </w:pPr>
+      <w:r>
+        <w:rPr>
+          <w:rFonts w:ascii="Arial Unicode MS" w:eastAsia="Arial Unicode MS" w:hAnsi="Arial Unicode MS" w:cs="Arial Unicode MS"/>
+        </w:rPr>
+        <w:t>true → bool</w:t>
+      </w:r>
     </w:p>
     <w:p>
       <w:pPr>
@@ -522,25 +594,21 @@
           <w:b/>
           <w:bCs/>
         </w:rPr>
-        <w:t>What data type is suitable for storing a person's name?</w:t>
-      </w:r>
-      <w:r>
-        <w:t xml:space="preserve"> A string (</w:t>
-      </w:r>
-      <w:proofErr w:type="gramStart"/>
-      <w:r>
-        <w:t>std::</w:t>
-      </w:r>
-      <w:proofErr w:type="gramEnd"/>
-      <w:r>
-        <w:t>string in C++) or an array of characters.</w:t>
+        <w:t>What will happen if you store a decimal number in an int variable?</w:t>
+      </w:r>
+      <w:r>
+        <w:t xml:space="preserve"> The decimal (fractional) portion will be truncated and discarded, and only the whole integer part will be </w:t>
+      </w:r>
+      <w:r>
+        <w:lastRenderedPageBreak/>
+        <w:t>stored.</w:t>
       </w:r>
     </w:p>
     <w:p>
       <w:pPr>
         <w:numPr>
           <w:ilvl w:val="0"/>
-          <w:numId w:val="8"/>
+          <w:numId w:val="10"/>
         </w:numPr>
         <w:pBdr>
           <w:top w:val="nil"/>
@@ -555,33 +623,67 @@
           <w:b/>
           <w:bCs/>
         </w:rPr>
-        <w:t xml:space="preserve">Predict the output: int age = 18; </w:t>
-      </w:r>
-      <w:proofErr w:type="spellStart"/>
+        <w:t>What is the purpose of cin?</w:t>
+      </w:r>
+      <w:r>
+        <w:t xml:space="preserve"> It is an object of the standard input stream used to take input from the keyboard.</w:t>
+      </w:r>
+    </w:p>
+    <w:p>
+      <w:pPr>
+        <w:numPr>
+          <w:ilvl w:val="0"/>
+          <w:numId w:val="10"/>
+        </w:numPr>
+        <w:pBdr>
+          <w:top w:val="nil"/>
+          <w:left w:val="nil"/>
+          <w:bottom w:val="nil"/>
+          <w:right w:val="nil"/>
+          <w:between w:val="nil"/>
+        </w:pBdr>
+      </w:pPr>
       <w:r>
         <w:rPr>
           <w:b/>
           <w:bCs/>
         </w:rPr>
-        <w:t>cout</w:t>
-      </w:r>
-      <w:proofErr w:type="spellEnd"/>
+        <w:t>What is the purpose of cout?</w:t>
+      </w:r>
+      <w:r>
+        <w:t xml:space="preserve"> It is an object of the standard output stream used to display output on the screen.</w:t>
+      </w:r>
+    </w:p>
+    <w:p>
+      <w:pPr>
+        <w:numPr>
+          <w:ilvl w:val="0"/>
+          <w:numId w:val="10"/>
+        </w:numPr>
+        <w:pBdr>
+          <w:top w:val="nil"/>
+          <w:left w:val="nil"/>
+          <w:bottom w:val="nil"/>
+          <w:right w:val="nil"/>
+          <w:between w:val="nil"/>
+        </w:pBdr>
+      </w:pPr>
       <w:r>
         <w:rPr>
           <w:b/>
           <w:bCs/>
         </w:rPr>
-        <w:t xml:space="preserve"> &lt;&lt; age;</w:t>
-      </w:r>
-      <w:r>
-        <w:t xml:space="preserve"> 18</w:t>
+        <w:t>Which symbol is used with cin?</w:t>
+      </w:r>
+      <w:r>
+        <w:t xml:space="preserve"> The extraction operator &gt;&gt;</w:t>
       </w:r>
     </w:p>
     <w:p>
       <w:pPr>
         <w:numPr>
           <w:ilvl w:val="0"/>
-          <w:numId w:val="8"/>
+          <w:numId w:val="10"/>
         </w:numPr>
         <w:pBdr>
           <w:top w:val="nil"/>
@@ -596,98 +698,17 @@
           <w:b/>
           <w:bCs/>
         </w:rPr>
-        <w:t>Identify the data type:</w:t>
-      </w:r>
-    </w:p>
-    <w:p>
-      <w:pPr>
-        <w:numPr>
-          <w:ilvl w:val="1"/>
-          <w:numId w:val="9"/>
-        </w:numPr>
-        <w:pBdr>
-          <w:top w:val="nil"/>
-          <w:left w:val="nil"/>
-          <w:bottom w:val="nil"/>
-          <w:right w:val="nil"/>
-          <w:between w:val="nil"/>
-        </w:pBdr>
-      </w:pPr>
-      <w:r>
-        <w:rPr>
-          <w:rFonts w:ascii="Arial Unicode MS" w:eastAsia="Arial Unicode MS" w:hAnsi="Arial Unicode MS" w:cs="Arial Unicode MS"/>
-        </w:rPr>
-        <w:t>25 → int</w:t>
-      </w:r>
-    </w:p>
-    <w:p>
-      <w:pPr>
-        <w:numPr>
-          <w:ilvl w:val="1"/>
-          <w:numId w:val="9"/>
-        </w:numPr>
-        <w:pBdr>
-          <w:top w:val="nil"/>
-          <w:left w:val="nil"/>
-          <w:bottom w:val="nil"/>
-          <w:right w:val="nil"/>
-          <w:between w:val="nil"/>
-        </w:pBdr>
-      </w:pPr>
-      <w:r>
-        <w:rPr>
-          <w:rFonts w:ascii="Arial Unicode MS" w:eastAsia="Arial Unicode MS" w:hAnsi="Arial Unicode MS" w:cs="Arial Unicode MS"/>
-        </w:rPr>
-        <w:t>3.14 → double (or float)</w:t>
-      </w:r>
-    </w:p>
-    <w:p>
-      <w:pPr>
-        <w:numPr>
-          <w:ilvl w:val="1"/>
-          <w:numId w:val="9"/>
-        </w:numPr>
-        <w:pBdr>
-          <w:top w:val="nil"/>
-          <w:left w:val="nil"/>
-          <w:bottom w:val="nil"/>
-          <w:right w:val="nil"/>
-          <w:between w:val="nil"/>
-        </w:pBdr>
-      </w:pPr>
-      <w:r>
-        <w:rPr>
-          <w:rFonts w:ascii="Arial Unicode MS" w:eastAsia="Arial Unicode MS" w:hAnsi="Arial Unicode MS" w:cs="Arial Unicode MS"/>
-        </w:rPr>
-        <w:t>'A' → char</w:t>
-      </w:r>
-    </w:p>
-    <w:p>
-      <w:pPr>
-        <w:numPr>
-          <w:ilvl w:val="1"/>
-          <w:numId w:val="9"/>
-        </w:numPr>
-        <w:pBdr>
-          <w:top w:val="nil"/>
-          <w:left w:val="nil"/>
-          <w:bottom w:val="nil"/>
-          <w:right w:val="nil"/>
-          <w:between w:val="nil"/>
-        </w:pBdr>
-      </w:pPr>
-      <w:r>
-        <w:rPr>
-          <w:rFonts w:ascii="Arial Unicode MS" w:eastAsia="Arial Unicode MS" w:hAnsi="Arial Unicode MS" w:cs="Arial Unicode MS"/>
-        </w:rPr>
-        <w:t>true → bool</w:t>
+        <w:t>Which symbol is used with cout?</w:t>
+      </w:r>
+      <w:r>
+        <w:t xml:space="preserve"> The insertion operator &lt;&lt;</w:t>
       </w:r>
     </w:p>
     <w:p>
       <w:pPr>
         <w:numPr>
           <w:ilvl w:val="0"/>
-          <w:numId w:val="8"/>
+          <w:numId w:val="10"/>
         </w:numPr>
         <w:pBdr>
           <w:top w:val="nil"/>
@@ -702,14 +723,10 @@
           <w:b/>
           <w:bCs/>
         </w:rPr>
-        <w:t>What will happen if you store a decimal number in an int variable?</w:t>
-      </w:r>
-      <w:r>
-        <w:t xml:space="preserve"> The decimal (fractional) portion will be truncated and discarded, and only the whole integer part will be </w:t>
-      </w:r>
-      <w:r>
-        <w:lastRenderedPageBreak/>
-        <w:t>stored.</w:t>
+        <w:t>Explain the meaning of: cin &gt;&gt; age;</w:t>
+      </w:r>
+      <w:r>
+        <w:t xml:space="preserve"> This statement pauses the program, waits for the user to input a value from the keyboard, and stores that value into the variable age.</w:t>
       </w:r>
     </w:p>
     <w:p>
@@ -731,26 +748,60 @@
           <w:b/>
           <w:bCs/>
         </w:rPr>
-        <w:t xml:space="preserve">What is the purpose of </w:t>
-      </w:r>
-      <w:proofErr w:type="spellStart"/>
+        <w:t>Explain the meaning of: cout &lt;&lt; age;</w:t>
+      </w:r>
+      <w:r>
+        <w:t xml:space="preserve"> This statement prints the value currently stored in the variable age to the display console.</w:t>
+      </w:r>
+    </w:p>
+    <w:p>
+      <w:pPr>
+        <w:numPr>
+          <w:ilvl w:val="0"/>
+          <w:numId w:val="10"/>
+        </w:numPr>
+        <w:pBdr>
+          <w:top w:val="nil"/>
+          <w:left w:val="nil"/>
+          <w:bottom w:val="nil"/>
+          <w:right w:val="nil"/>
+          <w:between w:val="nil"/>
+        </w:pBdr>
+      </w:pPr>
       <w:r>
         <w:rPr>
           <w:b/>
           <w:bCs/>
         </w:rPr>
-        <w:t>cin</w:t>
-      </w:r>
-      <w:proofErr w:type="spellEnd"/>
+        <w:t>What is the purpose of endl?</w:t>
+      </w:r>
+      <w:r>
+        <w:t xml:space="preserve"> It inserts a newline character into the output stream and flushes the stream, moving the cursor to the next line.</w:t>
+      </w:r>
+    </w:p>
+    <w:p>
+      <w:pPr>
+        <w:numPr>
+          <w:ilvl w:val="0"/>
+          <w:numId w:val="10"/>
+        </w:numPr>
+        <w:pBdr>
+          <w:top w:val="nil"/>
+          <w:left w:val="nil"/>
+          <w:bottom w:val="nil"/>
+          <w:right w:val="nil"/>
+          <w:between w:val="nil"/>
+        </w:pBdr>
+      </w:pPr>
       <w:r>
         <w:rPr>
           <w:b/>
           <w:bCs/>
         </w:rPr>
-        <w:t>?</w:t>
-      </w:r>
-      <w:r>
-        <w:t xml:space="preserve"> It is an object of the standard input stream used to take input from the keyboard.</w:t>
+        <w:t>Write a statement to input a student's marks.</w:t>
+      </w:r>
+      <w:r>
+        <w:t xml:space="preserve"> cin &gt;&gt; marks;</w:t>
       </w:r>
     </w:p>
     <w:p>
@@ -772,33 +823,67 @@
           <w:b/>
           <w:bCs/>
         </w:rPr>
-        <w:t xml:space="preserve">What is the purpose of </w:t>
-      </w:r>
-      <w:proofErr w:type="spellStart"/>
+        <w:t>Write a statement to display "Welcome to C++".</w:t>
+      </w:r>
+      <w:r>
+        <w:t xml:space="preserve"> cout &lt;&lt; "Welcome to C++";</w:t>
+      </w:r>
+    </w:p>
+    <w:p>
+      <w:pPr>
+        <w:numPr>
+          <w:ilvl w:val="0"/>
+          <w:numId w:val="10"/>
+        </w:numPr>
+        <w:pBdr>
+          <w:top w:val="nil"/>
+          <w:left w:val="nil"/>
+          <w:bottom w:val="nil"/>
+          <w:right w:val="nil"/>
+          <w:between w:val="nil"/>
+        </w:pBdr>
+      </w:pPr>
       <w:r>
         <w:rPr>
           <w:b/>
           <w:bCs/>
         </w:rPr>
-        <w:t>cout</w:t>
-      </w:r>
-      <w:proofErr w:type="spellEnd"/>
+        <w:t>Predict the output: cout &lt;&lt; "Programming";</w:t>
+      </w:r>
+      <w:r>
+        <w:t xml:space="preserve"> Programming</w:t>
+      </w:r>
+    </w:p>
+    <w:p>
+      <w:pPr>
+        <w:numPr>
+          <w:ilvl w:val="0"/>
+          <w:numId w:val="11"/>
+        </w:numPr>
+        <w:pBdr>
+          <w:top w:val="nil"/>
+          <w:left w:val="nil"/>
+          <w:bottom w:val="nil"/>
+          <w:right w:val="nil"/>
+          <w:between w:val="nil"/>
+        </w:pBdr>
+      </w:pPr>
       <w:r>
         <w:rPr>
           <w:b/>
           <w:bCs/>
         </w:rPr>
-        <w:t>?</w:t>
-      </w:r>
-      <w:r>
-        <w:t xml:space="preserve"> It is an object of the standard output stream used to display output on the screen.</w:t>
+        <w:t>What is an operator?</w:t>
+      </w:r>
+      <w:r>
+        <w:t xml:space="preserve"> An operator is a symbol that tells the compiler to perform a specific mathematical, relational, or logical operation and produce a final result.</w:t>
       </w:r>
     </w:p>
     <w:p>
       <w:pPr>
         <w:numPr>
           <w:ilvl w:val="0"/>
-          <w:numId w:val="10"/>
+          <w:numId w:val="11"/>
         </w:numPr>
         <w:pBdr>
           <w:top w:val="nil"/>
@@ -813,33 +898,67 @@
           <w:b/>
           <w:bCs/>
         </w:rPr>
-        <w:t xml:space="preserve">Which symbol is used with </w:t>
-      </w:r>
-      <w:proofErr w:type="spellStart"/>
+        <w:t>Which operator is used for addition?</w:t>
+      </w:r>
+      <w:r>
+        <w:t xml:space="preserve"> +</w:t>
+      </w:r>
+    </w:p>
+    <w:p>
+      <w:pPr>
+        <w:numPr>
+          <w:ilvl w:val="0"/>
+          <w:numId w:val="11"/>
+        </w:numPr>
+        <w:pBdr>
+          <w:top w:val="nil"/>
+          <w:left w:val="nil"/>
+          <w:bottom w:val="nil"/>
+          <w:right w:val="nil"/>
+          <w:between w:val="nil"/>
+        </w:pBdr>
+      </w:pPr>
       <w:r>
         <w:rPr>
           <w:b/>
           <w:bCs/>
         </w:rPr>
-        <w:t>cin</w:t>
-      </w:r>
-      <w:proofErr w:type="spellEnd"/>
+        <w:t>What is the result of: 10 % 3?</w:t>
+      </w:r>
+      <w:r>
+        <w:t xml:space="preserve"> 1</w:t>
+      </w:r>
+    </w:p>
+    <w:p>
+      <w:pPr>
+        <w:numPr>
+          <w:ilvl w:val="0"/>
+          <w:numId w:val="11"/>
+        </w:numPr>
+        <w:pBdr>
+          <w:top w:val="nil"/>
+          <w:left w:val="nil"/>
+          <w:bottom w:val="nil"/>
+          <w:right w:val="nil"/>
+          <w:between w:val="nil"/>
+        </w:pBdr>
+      </w:pPr>
       <w:r>
         <w:rPr>
           <w:b/>
           <w:bCs/>
         </w:rPr>
-        <w:t>?</w:t>
-      </w:r>
-      <w:r>
-        <w:t xml:space="preserve"> The extraction operator &gt;&gt;</w:t>
+        <w:t>What is the result of: 8 % 2?</w:t>
+      </w:r>
+      <w:r>
+        <w:t xml:space="preserve"> 0</w:t>
       </w:r>
     </w:p>
     <w:p>
       <w:pPr>
         <w:numPr>
           <w:ilvl w:val="0"/>
-          <w:numId w:val="10"/>
+          <w:numId w:val="11"/>
         </w:numPr>
         <w:pBdr>
           <w:top w:val="nil"/>
@@ -854,33 +973,67 @@
           <w:b/>
           <w:bCs/>
         </w:rPr>
-        <w:t xml:space="preserve">Which symbol is used with </w:t>
-      </w:r>
-      <w:proofErr w:type="spellStart"/>
+        <w:t>Which operator checks equality?</w:t>
+      </w:r>
+      <w:r>
+        <w:t xml:space="preserve"> ==</w:t>
+      </w:r>
+    </w:p>
+    <w:p>
+      <w:pPr>
+        <w:numPr>
+          <w:ilvl w:val="0"/>
+          <w:numId w:val="11"/>
+        </w:numPr>
+        <w:pBdr>
+          <w:top w:val="nil"/>
+          <w:left w:val="nil"/>
+          <w:bottom w:val="nil"/>
+          <w:right w:val="nil"/>
+          <w:between w:val="nil"/>
+        </w:pBdr>
+      </w:pPr>
       <w:r>
         <w:rPr>
           <w:b/>
           <w:bCs/>
         </w:rPr>
-        <w:t>cout</w:t>
-      </w:r>
-      <w:proofErr w:type="spellEnd"/>
+        <w:t>What is the difference between = and ==?</w:t>
+      </w:r>
+      <w:r>
+        <w:t xml:space="preserve"> = is the assignment operator used to assign a value to a variable. == is a relational operator used to compare two values to see if they are equal.</w:t>
+      </w:r>
+    </w:p>
+    <w:p>
+      <w:pPr>
+        <w:numPr>
+          <w:ilvl w:val="0"/>
+          <w:numId w:val="11"/>
+        </w:numPr>
+        <w:pBdr>
+          <w:top w:val="nil"/>
+          <w:left w:val="nil"/>
+          <w:bottom w:val="nil"/>
+          <w:right w:val="nil"/>
+          <w:between w:val="nil"/>
+        </w:pBdr>
+      </w:pPr>
       <w:r>
         <w:rPr>
           <w:b/>
           <w:bCs/>
         </w:rPr>
-        <w:t>?</w:t>
-      </w:r>
-      <w:r>
-        <w:t xml:space="preserve"> The insertion operator &lt;&lt;</w:t>
+        <w:t>What is the result of: 5 &gt; 3?</w:t>
+      </w:r>
+      <w:r>
+        <w:t xml:space="preserve"> 1 (which represents true)</w:t>
       </w:r>
     </w:p>
     <w:p>
       <w:pPr>
         <w:numPr>
           <w:ilvl w:val="0"/>
-          <w:numId w:val="10"/>
+          <w:numId w:val="11"/>
         </w:numPr>
         <w:pBdr>
           <w:top w:val="nil"/>
@@ -895,33 +1048,76 @@
           <w:b/>
           <w:bCs/>
         </w:rPr>
-        <w:t xml:space="preserve">Explain the meaning of: </w:t>
-      </w:r>
-      <w:proofErr w:type="spellStart"/>
+        <w:t>What does &amp;&amp; represent?</w:t>
+      </w:r>
+      <w:r>
+        <w:t xml:space="preserve"> Logical AND operator.</w:t>
+      </w:r>
+    </w:p>
+    <w:p>
+      <w:pPr>
+        <w:numPr>
+          <w:ilvl w:val="0"/>
+          <w:numId w:val="11"/>
+        </w:numPr>
+        <w:pBdr>
+          <w:top w:val="nil"/>
+          <w:left w:val="nil"/>
+          <w:bottom w:val="nil"/>
+          <w:right w:val="nil"/>
+          <w:between w:val="nil"/>
+        </w:pBdr>
+      </w:pPr>
       <w:r>
         <w:rPr>
           <w:b/>
           <w:bCs/>
         </w:rPr>
-        <w:t>cin</w:t>
-      </w:r>
-      <w:proofErr w:type="spellEnd"/>
+        <w:t>What does || represent?</w:t>
+      </w:r>
+      <w:r>
+        <w:t xml:space="preserve"> Logical OR operator.</w:t>
+      </w:r>
+    </w:p>
+    <w:p>
+      <w:pPr>
+        <w:numPr>
+          <w:ilvl w:val="0"/>
+          <w:numId w:val="11"/>
+        </w:numPr>
+        <w:pBdr>
+          <w:top w:val="nil"/>
+          <w:left w:val="nil"/>
+          <w:bottom w:val="nil"/>
+          <w:right w:val="nil"/>
+          <w:between w:val="nil"/>
+        </w:pBdr>
+      </w:pPr>
       <w:r>
         <w:rPr>
           <w:b/>
           <w:bCs/>
         </w:rPr>
-        <w:t xml:space="preserve"> &gt;&gt; age;</w:t>
-      </w:r>
-      <w:r>
-        <w:t xml:space="preserve"> This statement pauses the program, waits for the user to input a value from the keyboard, and stores that value into the variable age.</w:t>
+        <w:t>What does ! represent?</w:t>
+      </w:r>
+      <w:r>
+        <w:t xml:space="preserve"> Logical NOT operator.</w:t>
+      </w:r>
+    </w:p>
+    <w:p>
+      <w:pPr>
+        <w:pStyle w:val="Heading3"/>
+        <w:spacing w:before="0"/>
+      </w:pPr>
+      <w:r>
+        <w:t>Question 41</w:t>
       </w:r>
     </w:p>
     <w:p>
       <w:pPr>
         <w:numPr>
           <w:ilvl w:val="0"/>
-          <w:numId w:val="10"/>
+          <w:numId w:val="12"/>
         </w:numPr>
         <w:pBdr>
           <w:top w:val="nil"/>
@@ -936,33 +1132,169 @@
           <w:b/>
           <w:bCs/>
         </w:rPr>
-        <w:t xml:space="preserve">Explain the meaning of: </w:t>
-      </w:r>
-      <w:proofErr w:type="spellStart"/>
+        <w:t>Problem Statement:</w:t>
+      </w:r>
+      <w:r>
+        <w:t xml:space="preserve"> Write a program to print "Hello World".</w:t>
+      </w:r>
+    </w:p>
+    <w:p>
+      <w:pPr>
+        <w:numPr>
+          <w:ilvl w:val="0"/>
+          <w:numId w:val="12"/>
+        </w:numPr>
+        <w:pBdr>
+          <w:top w:val="nil"/>
+          <w:left w:val="nil"/>
+          <w:bottom w:val="nil"/>
+          <w:right w:val="nil"/>
+          <w:between w:val="nil"/>
+        </w:pBdr>
+      </w:pPr>
       <w:r>
         <w:rPr>
           <w:b/>
           <w:bCs/>
         </w:rPr>
-        <w:t>cout</w:t>
-      </w:r>
-      <w:proofErr w:type="spellEnd"/>
+        <w:t>Algorithm/Steps:</w:t>
+      </w:r>
+    </w:p>
+    <w:p>
+      <w:pPr>
+        <w:numPr>
+          <w:ilvl w:val="1"/>
+          <w:numId w:val="13"/>
+        </w:numPr>
+        <w:pBdr>
+          <w:top w:val="nil"/>
+          <w:left w:val="nil"/>
+          <w:bottom w:val="nil"/>
+          <w:right w:val="nil"/>
+          <w:between w:val="nil"/>
+        </w:pBdr>
+      </w:pPr>
+      <w:r>
+        <w:t>Step 1: Start the program.</w:t>
+      </w:r>
+    </w:p>
+    <w:p>
+      <w:pPr>
+        <w:numPr>
+          <w:ilvl w:val="1"/>
+          <w:numId w:val="13"/>
+        </w:numPr>
+        <w:pBdr>
+          <w:top w:val="nil"/>
+          <w:left w:val="nil"/>
+          <w:bottom w:val="nil"/>
+          <w:right w:val="nil"/>
+          <w:between w:val="nil"/>
+        </w:pBdr>
+      </w:pPr>
+      <w:r>
+        <w:t>Step 2: Print the string constant "Hello World" to the standard output.</w:t>
+      </w:r>
+    </w:p>
+    <w:p>
+      <w:pPr>
+        <w:numPr>
+          <w:ilvl w:val="1"/>
+          <w:numId w:val="13"/>
+        </w:numPr>
+        <w:pBdr>
+          <w:top w:val="nil"/>
+          <w:left w:val="nil"/>
+          <w:bottom w:val="nil"/>
+          <w:right w:val="nil"/>
+          <w:between w:val="nil"/>
+        </w:pBdr>
+      </w:pPr>
+      <w:r>
+        <w:t>Step 3: Stop.</w:t>
+      </w:r>
+    </w:p>
+    <w:p>
+      <w:pPr>
+        <w:numPr>
+          <w:ilvl w:val="0"/>
+          <w:numId w:val="12"/>
+        </w:numPr>
+        <w:pBdr>
+          <w:top w:val="nil"/>
+          <w:left w:val="nil"/>
+          <w:bottom w:val="nil"/>
+          <w:right w:val="nil"/>
+          <w:between w:val="nil"/>
+        </w:pBdr>
+      </w:pPr>
       <w:r>
         <w:rPr>
           <w:b/>
           <w:bCs/>
         </w:rPr>
-        <w:t xml:space="preserve"> &lt;&lt; age;</w:t>
-      </w:r>
-      <w:r>
-        <w:t xml:space="preserve"> This statement prints the value currently stored in the variable age to the display console.</w:t>
+        <w:t>Dry Run with Sample Input:</w:t>
+      </w:r>
+    </w:p>
+    <w:p>
+      <w:pPr>
+        <w:numPr>
+          <w:ilvl w:val="1"/>
+          <w:numId w:val="14"/>
+        </w:numPr>
+        <w:pBdr>
+          <w:top w:val="nil"/>
+          <w:left w:val="nil"/>
+          <w:bottom w:val="nil"/>
+          <w:right w:val="nil"/>
+          <w:between w:val="nil"/>
+        </w:pBdr>
+      </w:pPr>
+      <w:r>
+        <w:t>Input: None</w:t>
+      </w:r>
+    </w:p>
+    <w:p>
+      <w:pPr>
+        <w:numPr>
+          <w:ilvl w:val="1"/>
+          <w:numId w:val="14"/>
+        </w:numPr>
+        <w:pBdr>
+          <w:top w:val="nil"/>
+          <w:left w:val="nil"/>
+          <w:bottom w:val="nil"/>
+          <w:right w:val="nil"/>
+          <w:between w:val="nil"/>
+        </w:pBdr>
+      </w:pPr>
+      <w:r>
+        <w:t>Process: System executes print instruction.</w:t>
+      </w:r>
+    </w:p>
+    <w:p>
+      <w:pPr>
+        <w:numPr>
+          <w:ilvl w:val="1"/>
+          <w:numId w:val="14"/>
+        </w:numPr>
+        <w:pBdr>
+          <w:top w:val="nil"/>
+          <w:left w:val="nil"/>
+          <w:bottom w:val="nil"/>
+          <w:right w:val="nil"/>
+          <w:between w:val="nil"/>
+        </w:pBdr>
+      </w:pPr>
+      <w:r>
+        <w:t>Output: Hello World</w:t>
       </w:r>
     </w:p>
     <w:p>
       <w:pPr>
         <w:numPr>
           <w:ilvl w:val="0"/>
-          <w:numId w:val="10"/>
+          <w:numId w:val="12"/>
         </w:numPr>
         <w:pBdr>
           <w:top w:val="nil"/>
@@ -977,33 +1309,150 @@
           <w:b/>
           <w:bCs/>
         </w:rPr>
-        <w:t xml:space="preserve">What is the purpose of </w:t>
-      </w:r>
-      <w:proofErr w:type="spellStart"/>
+        <w:t>Program Code (C++):</w:t>
+      </w:r>
+      <w:r>
+        <w:rPr>
+          <w:color w:val="000000"/>
+        </w:rPr>
+        <w:br/>
+      </w:r>
+      <w:r>
+        <w:rPr>
+          <w:rFonts w:ascii="Courier" w:eastAsia="Courier" w:hAnsi="Courier" w:cs="Courier"/>
+          <w:shd w:val="clear" w:color="auto" w:fill="F4F4F4"/>
+        </w:rPr>
+        <w:t>#include &lt;iostream&gt;</w:t>
+      </w:r>
+      <w:r>
+        <w:rPr>
+          <w:rFonts w:ascii="Courier" w:eastAsia="Courier" w:hAnsi="Courier" w:cs="Courier"/>
+          <w:shd w:val="clear" w:color="auto" w:fill="F4F4F4"/>
+        </w:rPr>
+        <w:br/>
+        <w:t>using namespace std;</w:t>
+      </w:r>
+      <w:r>
+        <w:rPr>
+          <w:rFonts w:ascii="Courier" w:eastAsia="Courier" w:hAnsi="Courier" w:cs="Courier"/>
+          <w:shd w:val="clear" w:color="auto" w:fill="F4F4F4"/>
+        </w:rPr>
+        <w:br/>
+      </w:r>
+      <w:r>
+        <w:rPr>
+          <w:rFonts w:ascii="Courier" w:eastAsia="Courier" w:hAnsi="Courier" w:cs="Courier"/>
+          <w:shd w:val="clear" w:color="auto" w:fill="F4F4F4"/>
+        </w:rPr>
+        <w:br/>
+        <w:t>int main() {</w:t>
+      </w:r>
+      <w:r>
+        <w:rPr>
+          <w:rFonts w:ascii="Courier" w:eastAsia="Courier" w:hAnsi="Courier" w:cs="Courier"/>
+          <w:shd w:val="clear" w:color="auto" w:fill="F4F4F4"/>
+        </w:rPr>
+        <w:br/>
+        <w:t xml:space="preserve">    cout &lt;&lt; "Hello World";</w:t>
+      </w:r>
+      <w:r>
+        <w:rPr>
+          <w:rFonts w:ascii="Courier" w:eastAsia="Courier" w:hAnsi="Courier" w:cs="Courier"/>
+          <w:shd w:val="clear" w:color="auto" w:fill="F4F4F4"/>
+        </w:rPr>
+        <w:br/>
+        <w:t xml:space="preserve">    return 0;</w:t>
+      </w:r>
+      <w:r>
+        <w:rPr>
+          <w:rFonts w:ascii="Courier" w:eastAsia="Courier" w:hAnsi="Courier" w:cs="Courier"/>
+          <w:shd w:val="clear" w:color="auto" w:fill="F4F4F4"/>
+        </w:rPr>
+        <w:br/>
+        <w:t>}</w:t>
+      </w:r>
+      <w:r>
+        <w:rPr>
+          <w:rFonts w:ascii="Courier" w:eastAsia="Courier" w:hAnsi="Courier" w:cs="Courier"/>
+          <w:shd w:val="clear" w:color="auto" w:fill="F4F4F4"/>
+        </w:rPr>
+        <w:br/>
+      </w:r>
+    </w:p>
+    <w:p>
+      <w:pPr>
+        <w:numPr>
+          <w:ilvl w:val="0"/>
+          <w:numId w:val="12"/>
+        </w:numPr>
+        <w:pBdr>
+          <w:top w:val="nil"/>
+          <w:left w:val="nil"/>
+          <w:bottom w:val="nil"/>
+          <w:right w:val="nil"/>
+          <w:between w:val="nil"/>
+        </w:pBdr>
+      </w:pPr>
       <w:r>
         <w:rPr>
           <w:b/>
           <w:bCs/>
         </w:rPr>
-        <w:t>endl</w:t>
-      </w:r>
-      <w:proofErr w:type="spellEnd"/>
+        <w:t>Output Screenshot:</w:t>
+      </w:r>
+      <w:r>
+        <w:rPr>
+          <w:color w:val="000000"/>
+        </w:rPr>
+        <w:br/>
+      </w:r>
+      <w:r>
+        <w:rPr>
+          <w:i/>
+          <w:iCs/>
+        </w:rPr>
+        <w:t>[Simulated Output: Terminal displays "Hello World"]</w:t>
+      </w:r>
+    </w:p>
+    <w:p>
+      <w:pPr>
+        <w:numPr>
+          <w:ilvl w:val="0"/>
+          <w:numId w:val="12"/>
+        </w:numPr>
+        <w:pBdr>
+          <w:top w:val="nil"/>
+          <w:left w:val="nil"/>
+          <w:bottom w:val="nil"/>
+          <w:right w:val="nil"/>
+          <w:between w:val="nil"/>
+        </w:pBdr>
+      </w:pPr>
       <w:r>
         <w:rPr>
           <w:b/>
           <w:bCs/>
         </w:rPr>
-        <w:t>?</w:t>
-      </w:r>
-      <w:r>
-        <w:t xml:space="preserve"> It inserts a newline character into the output stream and flushes the stream, moving the cursor to the next line.</w:t>
+        <w:lastRenderedPageBreak/>
+        <w:t>Explanation of the Logic Used:</w:t>
+      </w:r>
+      <w:r>
+        <w:t xml:space="preserve"> The program utilizes the cout object from the iostream library combined with the insertion operator to output a literal string to the console.</w:t>
+      </w:r>
+    </w:p>
+    <w:p>
+      <w:pPr>
+        <w:pStyle w:val="Heading3"/>
+      </w:pPr>
+      <w:r>
+        <w:t>Question 42</w:t>
       </w:r>
     </w:p>
     <w:p>
       <w:pPr>
         <w:numPr>
           <w:ilvl w:val="0"/>
-          <w:numId w:val="10"/>
+          <w:numId w:val="15"/>
         </w:numPr>
         <w:pBdr>
           <w:top w:val="nil"/>
@@ -1018,25 +1467,17 @@
           <w:b/>
           <w:bCs/>
         </w:rPr>
-        <w:t>Write a statement to input a student's marks.</w:t>
-      </w:r>
-      <w:r>
-        <w:t xml:space="preserve"> </w:t>
-      </w:r>
-      <w:proofErr w:type="spellStart"/>
-      <w:r>
-        <w:t>cin</w:t>
-      </w:r>
-      <w:proofErr w:type="spellEnd"/>
-      <w:r>
-        <w:t xml:space="preserve"> &gt;&gt; marks;</w:t>
+        <w:t>Problem Statement:</w:t>
+      </w:r>
+      <w:r>
+        <w:t xml:space="preserve"> Write a program to input two numbers and display their sum.</w:t>
       </w:r>
     </w:p>
     <w:p>
       <w:pPr>
         <w:numPr>
           <w:ilvl w:val="0"/>
-          <w:numId w:val="10"/>
+          <w:numId w:val="15"/>
         </w:numPr>
         <w:pBdr>
           <w:top w:val="nil"/>
@@ -1051,25 +1492,122 @@
           <w:b/>
           <w:bCs/>
         </w:rPr>
-        <w:t>Write a statement to display "Welcome to C++".</w:t>
-      </w:r>
-      <w:r>
-        <w:t xml:space="preserve"> </w:t>
-      </w:r>
-      <w:proofErr w:type="spellStart"/>
-      <w:r>
-        <w:t>cout</w:t>
-      </w:r>
-      <w:proofErr w:type="spellEnd"/>
-      <w:r>
-        <w:t xml:space="preserve"> &lt;&lt; "Welcome to C++";</w:t>
+        <w:t>Algorithm/Steps:</w:t>
+      </w:r>
+    </w:p>
+    <w:p>
+      <w:pPr>
+        <w:numPr>
+          <w:ilvl w:val="1"/>
+          <w:numId w:val="16"/>
+        </w:numPr>
+        <w:pBdr>
+          <w:top w:val="nil"/>
+          <w:left w:val="nil"/>
+          <w:bottom w:val="nil"/>
+          <w:right w:val="nil"/>
+          <w:between w:val="nil"/>
+        </w:pBdr>
+      </w:pPr>
+      <w:r>
+        <w:t>Step 1: Start.</w:t>
+      </w:r>
+    </w:p>
+    <w:p>
+      <w:pPr>
+        <w:numPr>
+          <w:ilvl w:val="1"/>
+          <w:numId w:val="16"/>
+        </w:numPr>
+        <w:pBdr>
+          <w:top w:val="nil"/>
+          <w:left w:val="nil"/>
+          <w:bottom w:val="nil"/>
+          <w:right w:val="nil"/>
+          <w:between w:val="nil"/>
+        </w:pBdr>
+      </w:pPr>
+      <w:r>
+        <w:t>Step 2: Declare three integer variables: num1, num2, and sum.</w:t>
+      </w:r>
+    </w:p>
+    <w:p>
+      <w:pPr>
+        <w:numPr>
+          <w:ilvl w:val="1"/>
+          <w:numId w:val="16"/>
+        </w:numPr>
+        <w:pBdr>
+          <w:top w:val="nil"/>
+          <w:left w:val="nil"/>
+          <w:bottom w:val="nil"/>
+          <w:right w:val="nil"/>
+          <w:between w:val="nil"/>
+        </w:pBdr>
+      </w:pPr>
+      <w:r>
+        <w:t>Step 3: Prompt the user and read values for num1 and num2.</w:t>
+      </w:r>
+    </w:p>
+    <w:p>
+      <w:pPr>
+        <w:numPr>
+          <w:ilvl w:val="1"/>
+          <w:numId w:val="16"/>
+        </w:numPr>
+        <w:pBdr>
+          <w:top w:val="nil"/>
+          <w:left w:val="nil"/>
+          <w:bottom w:val="nil"/>
+          <w:right w:val="nil"/>
+          <w:between w:val="nil"/>
+        </w:pBdr>
+      </w:pPr>
+      <w:r>
+        <w:t>Step 4: Calculate the sum using the formula sum = num1 + num2;.</w:t>
+      </w:r>
+    </w:p>
+    <w:p>
+      <w:pPr>
+        <w:numPr>
+          <w:ilvl w:val="1"/>
+          <w:numId w:val="16"/>
+        </w:numPr>
+        <w:pBdr>
+          <w:top w:val="nil"/>
+          <w:left w:val="nil"/>
+          <w:bottom w:val="nil"/>
+          <w:right w:val="nil"/>
+          <w:between w:val="nil"/>
+        </w:pBdr>
+      </w:pPr>
+      <w:r>
+        <w:t>Step 5: Print the value of sum.</w:t>
+      </w:r>
+    </w:p>
+    <w:p>
+      <w:pPr>
+        <w:numPr>
+          <w:ilvl w:val="1"/>
+          <w:numId w:val="16"/>
+        </w:numPr>
+        <w:pBdr>
+          <w:top w:val="nil"/>
+          <w:left w:val="nil"/>
+          <w:bottom w:val="nil"/>
+          <w:right w:val="nil"/>
+          <w:between w:val="nil"/>
+        </w:pBdr>
+      </w:pPr>
+      <w:r>
+        <w:t>Step 6: Stop.</w:t>
       </w:r>
     </w:p>
     <w:p>
       <w:pPr>
         <w:numPr>
           <w:ilvl w:val="0"/>
-          <w:numId w:val="10"/>
+          <w:numId w:val="15"/>
         </w:numPr>
         <w:pBdr>
           <w:top w:val="nil"/>
@@ -1084,33 +1622,259 @@
           <w:b/>
           <w:bCs/>
         </w:rPr>
-        <w:t xml:space="preserve">Predict the output: </w:t>
-      </w:r>
-      <w:proofErr w:type="spellStart"/>
+        <w:t>Dry Run with Sample Input:</w:t>
+      </w:r>
+    </w:p>
+    <w:p>
+      <w:pPr>
+        <w:numPr>
+          <w:ilvl w:val="1"/>
+          <w:numId w:val="17"/>
+        </w:numPr>
+        <w:pBdr>
+          <w:top w:val="nil"/>
+          <w:left w:val="nil"/>
+          <w:bottom w:val="nil"/>
+          <w:right w:val="nil"/>
+          <w:between w:val="nil"/>
+        </w:pBdr>
+      </w:pPr>
+      <w:r>
+        <w:t>Input: num1 = 5, num2 = 7</w:t>
+      </w:r>
+    </w:p>
+    <w:p>
+      <w:pPr>
+        <w:numPr>
+          <w:ilvl w:val="1"/>
+          <w:numId w:val="17"/>
+        </w:numPr>
+        <w:pBdr>
+          <w:top w:val="nil"/>
+          <w:left w:val="nil"/>
+          <w:bottom w:val="nil"/>
+          <w:right w:val="nil"/>
+          <w:between w:val="nil"/>
+        </w:pBdr>
+      </w:pPr>
+      <w:r>
+        <w:rPr>
+          <w:rFonts w:ascii="Arial Unicode MS" w:eastAsia="Arial Unicode MS" w:hAnsi="Arial Unicode MS" w:cs="Arial Unicode MS"/>
+        </w:rPr>
+        <w:t>Process: sum = 5 + 7 → 12</w:t>
+      </w:r>
+    </w:p>
+    <w:p>
+      <w:pPr>
+        <w:numPr>
+          <w:ilvl w:val="1"/>
+          <w:numId w:val="17"/>
+        </w:numPr>
+        <w:pBdr>
+          <w:top w:val="nil"/>
+          <w:left w:val="nil"/>
+          <w:bottom w:val="nil"/>
+          <w:right w:val="nil"/>
+          <w:between w:val="nil"/>
+        </w:pBdr>
+      </w:pPr>
+      <w:r>
+        <w:t>Output: 12</w:t>
+      </w:r>
+    </w:p>
+    <w:p>
+      <w:pPr>
+        <w:numPr>
+          <w:ilvl w:val="0"/>
+          <w:numId w:val="15"/>
+        </w:numPr>
+        <w:pBdr>
+          <w:top w:val="nil"/>
+          <w:left w:val="nil"/>
+          <w:bottom w:val="nil"/>
+          <w:right w:val="nil"/>
+          <w:between w:val="nil"/>
+        </w:pBdr>
+      </w:pPr>
       <w:r>
         <w:rPr>
           <w:b/>
           <w:bCs/>
         </w:rPr>
-        <w:t>cout</w:t>
-      </w:r>
-      <w:proofErr w:type="spellEnd"/>
+        <w:t>Program Code (C++):</w:t>
+      </w:r>
+      <w:r>
+        <w:rPr>
+          <w:color w:val="000000"/>
+        </w:rPr>
+        <w:br/>
+      </w:r>
+      <w:r>
+        <w:rPr>
+          <w:rFonts w:ascii="Courier" w:eastAsia="Courier" w:hAnsi="Courier" w:cs="Courier"/>
+          <w:shd w:val="clear" w:color="auto" w:fill="F4F4F4"/>
+        </w:rPr>
+        <w:t>#include &lt;iostream&gt;</w:t>
+      </w:r>
+      <w:r>
+        <w:rPr>
+          <w:rFonts w:ascii="Courier" w:eastAsia="Courier" w:hAnsi="Courier" w:cs="Courier"/>
+          <w:shd w:val="clear" w:color="auto" w:fill="F4F4F4"/>
+        </w:rPr>
+        <w:br/>
+        <w:t>using namespace std;</w:t>
+      </w:r>
+      <w:r>
+        <w:rPr>
+          <w:rFonts w:ascii="Courier" w:eastAsia="Courier" w:hAnsi="Courier" w:cs="Courier"/>
+          <w:shd w:val="clear" w:color="auto" w:fill="F4F4F4"/>
+        </w:rPr>
+        <w:br/>
+      </w:r>
+      <w:r>
+        <w:rPr>
+          <w:rFonts w:ascii="Courier" w:eastAsia="Courier" w:hAnsi="Courier" w:cs="Courier"/>
+          <w:shd w:val="clear" w:color="auto" w:fill="F4F4F4"/>
+        </w:rPr>
+        <w:br/>
+        <w:t>int main() {</w:t>
+      </w:r>
+      <w:r>
+        <w:rPr>
+          <w:rFonts w:ascii="Courier" w:eastAsia="Courier" w:hAnsi="Courier" w:cs="Courier"/>
+          <w:shd w:val="clear" w:color="auto" w:fill="F4F4F4"/>
+        </w:rPr>
+        <w:br/>
+        <w:t xml:space="preserve">    int num1, num2, sum;</w:t>
+      </w:r>
+      <w:r>
+        <w:rPr>
+          <w:rFonts w:ascii="Courier" w:eastAsia="Courier" w:hAnsi="Courier" w:cs="Courier"/>
+          <w:shd w:val="clear" w:color="auto" w:fill="F4F4F4"/>
+        </w:rPr>
+        <w:br/>
+        <w:t xml:space="preserve">    cout &lt;&lt; "Enter first number: ";</w:t>
+      </w:r>
+      <w:r>
+        <w:rPr>
+          <w:rFonts w:ascii="Courier" w:eastAsia="Courier" w:hAnsi="Courier" w:cs="Courier"/>
+          <w:shd w:val="clear" w:color="auto" w:fill="F4F4F4"/>
+        </w:rPr>
+        <w:br/>
+        <w:t xml:space="preserve">    cin &gt;&gt; num1;</w:t>
+      </w:r>
+      <w:r>
+        <w:rPr>
+          <w:rFonts w:ascii="Courier" w:eastAsia="Courier" w:hAnsi="Courier" w:cs="Courier"/>
+          <w:shd w:val="clear" w:color="auto" w:fill="F4F4F4"/>
+        </w:rPr>
+        <w:br/>
+        <w:t xml:space="preserve">    cout &lt;&lt; "Enter second number: ";</w:t>
+      </w:r>
+      <w:r>
+        <w:rPr>
+          <w:rFonts w:ascii="Courier" w:eastAsia="Courier" w:hAnsi="Courier" w:cs="Courier"/>
+          <w:shd w:val="clear" w:color="auto" w:fill="F4F4F4"/>
+        </w:rPr>
+        <w:br/>
+        <w:t xml:space="preserve">    cin &gt;&gt; num2;</w:t>
+      </w:r>
+      <w:r>
+        <w:rPr>
+          <w:rFonts w:ascii="Courier" w:eastAsia="Courier" w:hAnsi="Courier" w:cs="Courier"/>
+          <w:shd w:val="clear" w:color="auto" w:fill="F4F4F4"/>
+        </w:rPr>
+        <w:br/>
+        <w:t xml:space="preserve">    </w:t>
+      </w:r>
+      <w:r>
+        <w:rPr>
+          <w:rFonts w:ascii="Courier" w:eastAsia="Courier" w:hAnsi="Courier" w:cs="Courier"/>
+          <w:shd w:val="clear" w:color="auto" w:fill="F4F4F4"/>
+        </w:rPr>
+        <w:br/>
+        <w:t xml:space="preserve">    sum = num1 + num2;</w:t>
+      </w:r>
+      <w:r>
+        <w:rPr>
+          <w:rFonts w:ascii="Courier" w:eastAsia="Courier" w:hAnsi="Courier" w:cs="Courier"/>
+          <w:shd w:val="clear" w:color="auto" w:fill="F4F4F4"/>
+        </w:rPr>
+        <w:br/>
+        <w:t xml:space="preserve">    </w:t>
+      </w:r>
+      <w:r>
+        <w:rPr>
+          <w:rFonts w:ascii="Courier" w:eastAsia="Courier" w:hAnsi="Courier" w:cs="Courier"/>
+          <w:shd w:val="clear" w:color="auto" w:fill="F4F4F4"/>
+        </w:rPr>
+        <w:br/>
+        <w:t xml:space="preserve">    cout &lt;&lt; "The sum is: " &lt;&lt; sum &lt;&lt; endl;</w:t>
+      </w:r>
+      <w:r>
+        <w:rPr>
+          <w:rFonts w:ascii="Courier" w:eastAsia="Courier" w:hAnsi="Courier" w:cs="Courier"/>
+          <w:shd w:val="clear" w:color="auto" w:fill="F4F4F4"/>
+        </w:rPr>
+        <w:br/>
+        <w:t xml:space="preserve">    return 0;</w:t>
+      </w:r>
+      <w:r>
+        <w:rPr>
+          <w:rFonts w:ascii="Courier" w:eastAsia="Courier" w:hAnsi="Courier" w:cs="Courier"/>
+          <w:shd w:val="clear" w:color="auto" w:fill="F4F4F4"/>
+        </w:rPr>
+        <w:br/>
+        <w:t>}</w:t>
+      </w:r>
+      <w:r>
+        <w:rPr>
+          <w:rFonts w:ascii="Courier" w:eastAsia="Courier" w:hAnsi="Courier" w:cs="Courier"/>
+          <w:shd w:val="clear" w:color="auto" w:fill="F4F4F4"/>
+        </w:rPr>
+        <w:br/>
+      </w:r>
+    </w:p>
+    <w:p>
+      <w:pPr>
+        <w:numPr>
+          <w:ilvl w:val="0"/>
+          <w:numId w:val="15"/>
+        </w:numPr>
+        <w:pBdr>
+          <w:top w:val="nil"/>
+          <w:left w:val="nil"/>
+          <w:bottom w:val="nil"/>
+          <w:right w:val="nil"/>
+          <w:between w:val="nil"/>
+        </w:pBdr>
+      </w:pPr>
       <w:r>
         <w:rPr>
           <w:b/>
           <w:bCs/>
         </w:rPr>
-        <w:t xml:space="preserve"> &lt;&lt; "Programming";</w:t>
-      </w:r>
-      <w:r>
-        <w:t xml:space="preserve"> Programming</w:t>
+        <w:t>Output Screenshot:</w:t>
+      </w:r>
+      <w:r>
+        <w:rPr>
+          <w:color w:val="000000"/>
+        </w:rPr>
+        <w:br/>
+      </w:r>
+      <w:r>
+        <w:rPr>
+          <w:i/>
+          <w:iCs/>
+        </w:rPr>
+        <w:t>[Simulated Output: Terminal displays prompts, user enters 5 and 7, terminal outputs "The sum is: 12"]</w:t>
       </w:r>
     </w:p>
     <w:p>
       <w:pPr>
         <w:numPr>
           <w:ilvl w:val="0"/>
-          <w:numId w:val="11"/>
+          <w:numId w:val="15"/>
         </w:numPr>
         <w:pBdr>
           <w:top w:val="nil"/>
@@ -1125,25 +1889,25 @@
           <w:b/>
           <w:bCs/>
         </w:rPr>
-        <w:t>What is an operator?</w:t>
-      </w:r>
-      <w:r>
-        <w:t xml:space="preserve"> An operator is a symbol that tells the compiler to perform a specific mathematical, relational, or logical operation and produce </w:t>
-      </w:r>
-      <w:proofErr w:type="gramStart"/>
-      <w:r>
-        <w:t>a final result</w:t>
-      </w:r>
-      <w:proofErr w:type="gramEnd"/>
-      <w:r>
-        <w:t>.</w:t>
+        <w:t>Explanation of the Logic Used:</w:t>
+      </w:r>
+      <w:r>
+        <w:t xml:space="preserve"> The extraction operator (&gt;&gt;) takes user input, and the arithmetic addition operator (+) adds the stored integer values together.</w:t>
+      </w:r>
+    </w:p>
+    <w:p>
+      <w:pPr>
+        <w:pStyle w:val="Heading3"/>
+      </w:pPr>
+      <w:r>
+        <w:t>Question 43</w:t>
       </w:r>
     </w:p>
     <w:p>
       <w:pPr>
         <w:numPr>
           <w:ilvl w:val="0"/>
-          <w:numId w:val="11"/>
+          <w:numId w:val="18"/>
         </w:numPr>
         <w:pBdr>
           <w:top w:val="nil"/>
@@ -1158,17 +1922,17 @@
           <w:b/>
           <w:bCs/>
         </w:rPr>
-        <w:t>Which operator is used for addition?</w:t>
-      </w:r>
-      <w:r>
-        <w:t xml:space="preserve"> +</w:t>
+        <w:t>Problem Statement:</w:t>
+      </w:r>
+      <w:r>
+        <w:t xml:space="preserve"> Write a program to calculate the area of a rectangle.</w:t>
       </w:r>
     </w:p>
     <w:p>
       <w:pPr>
         <w:numPr>
           <w:ilvl w:val="0"/>
-          <w:numId w:val="11"/>
+          <w:numId w:val="18"/>
         </w:numPr>
         <w:pBdr>
           <w:top w:val="nil"/>
@@ -1183,17 +1947,122 @@
           <w:b/>
           <w:bCs/>
         </w:rPr>
-        <w:t>What is the result of: 10 % 3?</w:t>
-      </w:r>
-      <w:r>
-        <w:t xml:space="preserve"> 1</w:t>
+        <w:t>Algorithm/Steps:</w:t>
+      </w:r>
+    </w:p>
+    <w:p>
+      <w:pPr>
+        <w:numPr>
+          <w:ilvl w:val="1"/>
+          <w:numId w:val="19"/>
+        </w:numPr>
+        <w:pBdr>
+          <w:top w:val="nil"/>
+          <w:left w:val="nil"/>
+          <w:bottom w:val="nil"/>
+          <w:right w:val="nil"/>
+          <w:between w:val="nil"/>
+        </w:pBdr>
+      </w:pPr>
+      <w:r>
+        <w:t>Step 1: Start.</w:t>
+      </w:r>
+    </w:p>
+    <w:p>
+      <w:pPr>
+        <w:numPr>
+          <w:ilvl w:val="1"/>
+          <w:numId w:val="19"/>
+        </w:numPr>
+        <w:pBdr>
+          <w:top w:val="nil"/>
+          <w:left w:val="nil"/>
+          <w:bottom w:val="nil"/>
+          <w:right w:val="nil"/>
+          <w:between w:val="nil"/>
+        </w:pBdr>
+      </w:pPr>
+      <w:r>
+        <w:t>Step 2: Declare float variables for length, width, and area.</w:t>
+      </w:r>
+    </w:p>
+    <w:p>
+      <w:pPr>
+        <w:numPr>
+          <w:ilvl w:val="1"/>
+          <w:numId w:val="19"/>
+        </w:numPr>
+        <w:pBdr>
+          <w:top w:val="nil"/>
+          <w:left w:val="nil"/>
+          <w:bottom w:val="nil"/>
+          <w:right w:val="nil"/>
+          <w:between w:val="nil"/>
+        </w:pBdr>
+      </w:pPr>
+      <w:r>
+        <w:t>Step 3: Read values for length and width from the user.</w:t>
+      </w:r>
+    </w:p>
+    <w:p>
+      <w:pPr>
+        <w:numPr>
+          <w:ilvl w:val="1"/>
+          <w:numId w:val="19"/>
+        </w:numPr>
+        <w:pBdr>
+          <w:top w:val="nil"/>
+          <w:left w:val="nil"/>
+          <w:bottom w:val="nil"/>
+          <w:right w:val="nil"/>
+          <w:between w:val="nil"/>
+        </w:pBdr>
+      </w:pPr>
+      <w:r>
+        <w:t>Step 4: Compute area using area = length * width;.</w:t>
+      </w:r>
+    </w:p>
+    <w:p>
+      <w:pPr>
+        <w:numPr>
+          <w:ilvl w:val="1"/>
+          <w:numId w:val="19"/>
+        </w:numPr>
+        <w:pBdr>
+          <w:top w:val="nil"/>
+          <w:left w:val="nil"/>
+          <w:bottom w:val="nil"/>
+          <w:right w:val="nil"/>
+          <w:between w:val="nil"/>
+        </w:pBdr>
+      </w:pPr>
+      <w:r>
+        <w:t>Step 5: Print area.</w:t>
+      </w:r>
+    </w:p>
+    <w:p>
+      <w:pPr>
+        <w:numPr>
+          <w:ilvl w:val="1"/>
+          <w:numId w:val="19"/>
+        </w:numPr>
+        <w:pBdr>
+          <w:top w:val="nil"/>
+          <w:left w:val="nil"/>
+          <w:bottom w:val="nil"/>
+          <w:right w:val="nil"/>
+          <w:between w:val="nil"/>
+        </w:pBdr>
+      </w:pPr>
+      <w:r>
+        <w:t>Step 6: Stop.</w:t>
       </w:r>
     </w:p>
     <w:p>
       <w:pPr>
         <w:numPr>
           <w:ilvl w:val="0"/>
-          <w:numId w:val="11"/>
+          <w:numId w:val="18"/>
         </w:numPr>
         <w:pBdr>
           <w:top w:val="nil"/>
@@ -1208,17 +2077,72 @@
           <w:b/>
           <w:bCs/>
         </w:rPr>
-        <w:t>What is the result of: 8 % 2?</w:t>
-      </w:r>
-      <w:r>
-        <w:t xml:space="preserve"> 0</w:t>
+        <w:lastRenderedPageBreak/>
+        <w:t>Dry Run with Sample Input:</w:t>
+      </w:r>
+    </w:p>
+    <w:p>
+      <w:pPr>
+        <w:numPr>
+          <w:ilvl w:val="1"/>
+          <w:numId w:val="20"/>
+        </w:numPr>
+        <w:pBdr>
+          <w:top w:val="nil"/>
+          <w:left w:val="nil"/>
+          <w:bottom w:val="nil"/>
+          <w:right w:val="nil"/>
+          <w:between w:val="nil"/>
+        </w:pBdr>
+      </w:pPr>
+      <w:r>
+        <w:t>Input: length = 10.0, width = 5.0</w:t>
+      </w:r>
+    </w:p>
+    <w:p>
+      <w:pPr>
+        <w:numPr>
+          <w:ilvl w:val="1"/>
+          <w:numId w:val="20"/>
+        </w:numPr>
+        <w:pBdr>
+          <w:top w:val="nil"/>
+          <w:left w:val="nil"/>
+          <w:bottom w:val="nil"/>
+          <w:right w:val="nil"/>
+          <w:between w:val="nil"/>
+        </w:pBdr>
+      </w:pPr>
+      <w:r>
+        <w:rPr>
+          <w:rFonts w:ascii="Arial Unicode MS" w:eastAsia="Arial Unicode MS" w:hAnsi="Arial Unicode MS" w:cs="Arial Unicode MS"/>
+        </w:rPr>
+        <w:t>Process: area = 10.0 * 5.0 → 50.0</w:t>
+      </w:r>
+    </w:p>
+    <w:p>
+      <w:pPr>
+        <w:numPr>
+          <w:ilvl w:val="1"/>
+          <w:numId w:val="20"/>
+        </w:numPr>
+        <w:pBdr>
+          <w:top w:val="nil"/>
+          <w:left w:val="nil"/>
+          <w:bottom w:val="nil"/>
+          <w:right w:val="nil"/>
+          <w:between w:val="nil"/>
+        </w:pBdr>
+      </w:pPr>
+      <w:r>
+        <w:t>Output: 50.0</w:t>
       </w:r>
     </w:p>
     <w:p>
       <w:pPr>
         <w:numPr>
           <w:ilvl w:val="0"/>
-          <w:numId w:val="11"/>
+          <w:numId w:val="18"/>
         </w:numPr>
         <w:pBdr>
           <w:top w:val="nil"/>
@@ -1233,17 +2157,145 @@
           <w:b/>
           <w:bCs/>
         </w:rPr>
-        <w:t>Which operator checks equality?</w:t>
-      </w:r>
-      <w:r>
-        <w:t xml:space="preserve"> ==</w:t>
+        <w:t>Program Code (C++):</w:t>
+      </w:r>
+      <w:r>
+        <w:rPr>
+          <w:color w:val="000000"/>
+        </w:rPr>
+        <w:br/>
+      </w:r>
+      <w:r>
+        <w:rPr>
+          <w:rFonts w:ascii="Courier" w:eastAsia="Courier" w:hAnsi="Courier" w:cs="Courier"/>
+          <w:shd w:val="clear" w:color="auto" w:fill="F4F4F4"/>
+        </w:rPr>
+        <w:t>#include &lt;iostream&gt;</w:t>
+      </w:r>
+      <w:r>
+        <w:rPr>
+          <w:rFonts w:ascii="Courier" w:eastAsia="Courier" w:hAnsi="Courier" w:cs="Courier"/>
+          <w:shd w:val="clear" w:color="auto" w:fill="F4F4F4"/>
+        </w:rPr>
+        <w:br/>
+        <w:t>using namespace std;</w:t>
+      </w:r>
+      <w:r>
+        <w:rPr>
+          <w:rFonts w:ascii="Courier" w:eastAsia="Courier" w:hAnsi="Courier" w:cs="Courier"/>
+          <w:shd w:val="clear" w:color="auto" w:fill="F4F4F4"/>
+        </w:rPr>
+        <w:br/>
+      </w:r>
+      <w:r>
+        <w:rPr>
+          <w:rFonts w:ascii="Courier" w:eastAsia="Courier" w:hAnsi="Courier" w:cs="Courier"/>
+          <w:shd w:val="clear" w:color="auto" w:fill="F4F4F4"/>
+        </w:rPr>
+        <w:br/>
+        <w:t>int main() {</w:t>
+      </w:r>
+      <w:r>
+        <w:rPr>
+          <w:rFonts w:ascii="Courier" w:eastAsia="Courier" w:hAnsi="Courier" w:cs="Courier"/>
+          <w:shd w:val="clear" w:color="auto" w:fill="F4F4F4"/>
+        </w:rPr>
+        <w:br/>
+        <w:t xml:space="preserve">    float length, width, area;</w:t>
+      </w:r>
+      <w:r>
+        <w:rPr>
+          <w:rFonts w:ascii="Courier" w:eastAsia="Courier" w:hAnsi="Courier" w:cs="Courier"/>
+          <w:shd w:val="clear" w:color="auto" w:fill="F4F4F4"/>
+        </w:rPr>
+        <w:br/>
+        <w:t xml:space="preserve">    cout &lt;&lt; "Enter length: ";</w:t>
+      </w:r>
+      <w:r>
+        <w:rPr>
+          <w:rFonts w:ascii="Courier" w:eastAsia="Courier" w:hAnsi="Courier" w:cs="Courier"/>
+          <w:shd w:val="clear" w:color="auto" w:fill="F4F4F4"/>
+        </w:rPr>
+        <w:br/>
+        <w:t xml:space="preserve">    cin &gt;&gt; length;</w:t>
+      </w:r>
+      <w:r>
+        <w:rPr>
+          <w:rFonts w:ascii="Courier" w:eastAsia="Courier" w:hAnsi="Courier" w:cs="Courier"/>
+          <w:shd w:val="clear" w:color="auto" w:fill="F4F4F4"/>
+        </w:rPr>
+        <w:br/>
+        <w:t xml:space="preserve">    cout &lt;&lt; "Enter width: ";</w:t>
+      </w:r>
+      <w:r>
+        <w:rPr>
+          <w:rFonts w:ascii="Courier" w:eastAsia="Courier" w:hAnsi="Courier" w:cs="Courier"/>
+          <w:shd w:val="clear" w:color="auto" w:fill="F4F4F4"/>
+        </w:rPr>
+        <w:br/>
+        <w:t xml:space="preserve">    cin &gt;&gt; width;</w:t>
+      </w:r>
+      <w:r>
+        <w:rPr>
+          <w:rFonts w:ascii="Courier" w:eastAsia="Courier" w:hAnsi="Courier" w:cs="Courier"/>
+          <w:shd w:val="clear" w:color="auto" w:fill="F4F4F4"/>
+        </w:rPr>
+        <w:br/>
+        <w:t xml:space="preserve">    </w:t>
+      </w:r>
+      <w:r>
+        <w:rPr>
+          <w:rFonts w:ascii="Courier" w:eastAsia="Courier" w:hAnsi="Courier" w:cs="Courier"/>
+          <w:shd w:val="clear" w:color="auto" w:fill="F4F4F4"/>
+        </w:rPr>
+        <w:br/>
+        <w:t xml:space="preserve">    area = length * width;</w:t>
+      </w:r>
+      <w:r>
+        <w:rPr>
+          <w:rFonts w:ascii="Courier" w:eastAsia="Courier" w:hAnsi="Courier" w:cs="Courier"/>
+          <w:shd w:val="clear" w:color="auto" w:fill="F4F4F4"/>
+        </w:rPr>
+        <w:br/>
+        <w:t xml:space="preserve">    </w:t>
+      </w:r>
+      <w:r>
+        <w:rPr>
+          <w:rFonts w:ascii="Courier" w:eastAsia="Courier" w:hAnsi="Courier" w:cs="Courier"/>
+          <w:shd w:val="clear" w:color="auto" w:fill="F4F4F4"/>
+        </w:rPr>
+        <w:br/>
+        <w:t xml:space="preserve">    cout &lt;&lt; "Area of rectangle: " &lt;&lt; area &lt;&lt; endl;</w:t>
+      </w:r>
+      <w:r>
+        <w:rPr>
+          <w:rFonts w:ascii="Courier" w:eastAsia="Courier" w:hAnsi="Courier" w:cs="Courier"/>
+          <w:shd w:val="clear" w:color="auto" w:fill="F4F4F4"/>
+        </w:rPr>
+        <w:br/>
+        <w:t xml:space="preserve">    return 0;</w:t>
+      </w:r>
+      <w:r>
+        <w:rPr>
+          <w:rFonts w:ascii="Courier" w:eastAsia="Courier" w:hAnsi="Courier" w:cs="Courier"/>
+          <w:shd w:val="clear" w:color="auto" w:fill="F4F4F4"/>
+        </w:rPr>
+        <w:br/>
+        <w:t>}</w:t>
+      </w:r>
+      <w:r>
+        <w:rPr>
+          <w:rFonts w:ascii="Courier" w:eastAsia="Courier" w:hAnsi="Courier" w:cs="Courier"/>
+          <w:shd w:val="clear" w:color="auto" w:fill="F4F4F4"/>
+        </w:rPr>
+        <w:br/>
       </w:r>
     </w:p>
     <w:p>
       <w:pPr>
         <w:numPr>
           <w:ilvl w:val="0"/>
-          <w:numId w:val="11"/>
+          <w:numId w:val="18"/>
         </w:numPr>
         <w:pBdr>
           <w:top w:val="nil"/>
@@ -1258,17 +2310,27 @@
           <w:b/>
           <w:bCs/>
         </w:rPr>
-        <w:t>What is the difference between = and ==?</w:t>
-      </w:r>
-      <w:r>
-        <w:t xml:space="preserve"> = is the assignment operator used to assign a value to a variable. == is a relational operator used to compare two values to see if they are equal.</w:t>
+        <w:t>Output Screenshot:</w:t>
+      </w:r>
+      <w:r>
+        <w:rPr>
+          <w:color w:val="000000"/>
+        </w:rPr>
+        <w:br/>
+      </w:r>
+      <w:r>
+        <w:rPr>
+          <w:i/>
+          <w:iCs/>
+        </w:rPr>
+        <w:t>[Simulated Output: Terminal prompts for length and width, user enters 10 and 5, output is "Area of rectangle: 50"]</w:t>
       </w:r>
     </w:p>
     <w:p>
       <w:pPr>
         <w:numPr>
           <w:ilvl w:val="0"/>
-          <w:numId w:val="11"/>
+          <w:numId w:val="18"/>
         </w:numPr>
         <w:pBdr>
           <w:top w:val="nil"/>
@@ -1283,17 +2345,17 @@
           <w:b/>
           <w:bCs/>
         </w:rPr>
-        <w:t>What is the result of: 5 &gt; 3?</w:t>
-      </w:r>
-      <w:r>
-        <w:t xml:space="preserve"> 1 (which represents true)</w:t>
+        <w:t>Explanation of the Logic Used:</w:t>
+      </w:r>
+      <w:r>
+        <w:t xml:space="preserve"> Employs the standard geometric formula (Area = Length × Width) mapped to the C++ multiplication operator (*). Variables are declared as floats to accommodate decimal inputs.</w:t>
       </w:r>
     </w:p>
     <w:p>
       <w:pPr>
         <w:numPr>
           <w:ilvl w:val="0"/>
-          <w:numId w:val="11"/>
+          <w:numId w:val="21"/>
         </w:numPr>
         <w:pBdr>
           <w:top w:val="nil"/>
@@ -1308,17 +2370,25 @@
           <w:b/>
           <w:bCs/>
         </w:rPr>
-        <w:t>What does &amp;&amp; represent?</w:t>
-      </w:r>
-      <w:r>
-        <w:t xml:space="preserve"> Logical AND operator.</w:t>
+        <w:t>44. What formula is used to calculate Simple Interest?</w:t>
+      </w:r>
+      <w:r>
+        <w:t xml:space="preserve"> Simple Interest = (Principal × Rate × Time) / 100</w:t>
+      </w:r>
+    </w:p>
+    <w:p>
+      <w:pPr>
+        <w:pStyle w:val="Heading3"/>
+      </w:pPr>
+      <w:r>
+        <w:t>Question 45</w:t>
       </w:r>
     </w:p>
     <w:p>
       <w:pPr>
         <w:numPr>
           <w:ilvl w:val="0"/>
-          <w:numId w:val="11"/>
+          <w:numId w:val="2"/>
         </w:numPr>
         <w:pBdr>
           <w:top w:val="nil"/>
@@ -1333,17 +2403,17 @@
           <w:b/>
           <w:bCs/>
         </w:rPr>
-        <w:t>What does || represent?</w:t>
-      </w:r>
-      <w:r>
-        <w:t xml:space="preserve"> Logical OR operator.</w:t>
+        <w:t>Problem Statement:</w:t>
+      </w:r>
+      <w:r>
+        <w:t xml:space="preserve"> Write a program to calculate Simple Interest.</w:t>
       </w:r>
     </w:p>
     <w:p>
       <w:pPr>
         <w:numPr>
           <w:ilvl w:val="0"/>
-          <w:numId w:val="11"/>
+          <w:numId w:val="2"/>
         </w:numPr>
         <w:pBdr>
           <w:top w:val="nil"/>
@@ -1358,42 +2428,377 @@
           <w:b/>
           <w:bCs/>
         </w:rPr>
-        <w:t xml:space="preserve">What </w:t>
-      </w:r>
-      <w:proofErr w:type="gramStart"/>
+        <w:t>Algorithm/Steps:</w:t>
+      </w:r>
+    </w:p>
+    <w:p>
+      <w:pPr>
+        <w:numPr>
+          <w:ilvl w:val="1"/>
+          <w:numId w:val="3"/>
+        </w:numPr>
+        <w:pBdr>
+          <w:top w:val="nil"/>
+          <w:left w:val="nil"/>
+          <w:bottom w:val="nil"/>
+          <w:right w:val="nil"/>
+          <w:between w:val="nil"/>
+        </w:pBdr>
+      </w:pPr>
+      <w:r>
+        <w:t>Step 1: Start.</w:t>
+      </w:r>
+    </w:p>
+    <w:p>
+      <w:pPr>
+        <w:numPr>
+          <w:ilvl w:val="1"/>
+          <w:numId w:val="3"/>
+        </w:numPr>
+        <w:pBdr>
+          <w:top w:val="nil"/>
+          <w:left w:val="nil"/>
+          <w:bottom w:val="nil"/>
+          <w:right w:val="nil"/>
+          <w:between w:val="nil"/>
+        </w:pBdr>
+      </w:pPr>
+      <w:r>
+        <w:t>Step 2: Declare variables for principal, rate, time, and si (Simple Interest).</w:t>
+      </w:r>
+    </w:p>
+    <w:p>
+      <w:pPr>
+        <w:numPr>
+          <w:ilvl w:val="1"/>
+          <w:numId w:val="3"/>
+        </w:numPr>
+        <w:pBdr>
+          <w:top w:val="nil"/>
+          <w:left w:val="nil"/>
+          <w:bottom w:val="nil"/>
+          <w:right w:val="nil"/>
+          <w:between w:val="nil"/>
+        </w:pBdr>
+      </w:pPr>
+      <w:r>
+        <w:t>Step 3: Read values for principal, rate, and time.</w:t>
+      </w:r>
+    </w:p>
+    <w:p>
+      <w:pPr>
+        <w:numPr>
+          <w:ilvl w:val="1"/>
+          <w:numId w:val="3"/>
+        </w:numPr>
+        <w:pBdr>
+          <w:top w:val="nil"/>
+          <w:left w:val="nil"/>
+          <w:bottom w:val="nil"/>
+          <w:right w:val="nil"/>
+          <w:between w:val="nil"/>
+        </w:pBdr>
+      </w:pPr>
+      <w:r>
+        <w:t>Step 4: Compute Simple Interest as si = (principal * rate * time) / 100;.</w:t>
+      </w:r>
+    </w:p>
+    <w:p>
+      <w:pPr>
+        <w:numPr>
+          <w:ilvl w:val="1"/>
+          <w:numId w:val="3"/>
+        </w:numPr>
+        <w:pBdr>
+          <w:top w:val="nil"/>
+          <w:left w:val="nil"/>
+          <w:bottom w:val="nil"/>
+          <w:right w:val="nil"/>
+          <w:between w:val="nil"/>
+        </w:pBdr>
+      </w:pPr>
+      <w:r>
+        <w:t>Step 5: Print si.</w:t>
+      </w:r>
+    </w:p>
+    <w:p>
+      <w:pPr>
+        <w:numPr>
+          <w:ilvl w:val="1"/>
+          <w:numId w:val="3"/>
+        </w:numPr>
+        <w:pBdr>
+          <w:top w:val="nil"/>
+          <w:left w:val="nil"/>
+          <w:bottom w:val="nil"/>
+          <w:right w:val="nil"/>
+          <w:between w:val="nil"/>
+        </w:pBdr>
+      </w:pPr>
+      <w:r>
+        <w:t>Step 6: Stop.</w:t>
+      </w:r>
+    </w:p>
+    <w:p>
+      <w:pPr>
+        <w:numPr>
+          <w:ilvl w:val="0"/>
+          <w:numId w:val="2"/>
+        </w:numPr>
+        <w:pBdr>
+          <w:top w:val="nil"/>
+          <w:left w:val="nil"/>
+          <w:bottom w:val="nil"/>
+          <w:right w:val="nil"/>
+          <w:between w:val="nil"/>
+        </w:pBdr>
+      </w:pPr>
       <w:r>
         <w:rPr>
           <w:b/>
           <w:bCs/>
         </w:rPr>
-        <w:t>does !</w:t>
-      </w:r>
-      <w:proofErr w:type="gramEnd"/>
+        <w:t>Dry Run with Sample Input:</w:t>
+      </w:r>
+    </w:p>
+    <w:p>
+      <w:pPr>
+        <w:numPr>
+          <w:ilvl w:val="1"/>
+          <w:numId w:val="4"/>
+        </w:numPr>
+        <w:pBdr>
+          <w:top w:val="nil"/>
+          <w:left w:val="nil"/>
+          <w:bottom w:val="nil"/>
+          <w:right w:val="nil"/>
+          <w:between w:val="nil"/>
+        </w:pBdr>
+      </w:pPr>
+      <w:r>
+        <w:t>Input: P = 1000, R = 5, T = 2</w:t>
+      </w:r>
+    </w:p>
+    <w:p>
+      <w:pPr>
+        <w:numPr>
+          <w:ilvl w:val="1"/>
+          <w:numId w:val="4"/>
+        </w:numPr>
+        <w:pBdr>
+          <w:top w:val="nil"/>
+          <w:left w:val="nil"/>
+          <w:bottom w:val="nil"/>
+          <w:right w:val="nil"/>
+          <w:between w:val="nil"/>
+        </w:pBdr>
+      </w:pPr>
+      <w:r>
+        <w:rPr>
+          <w:rFonts w:ascii="Arial Unicode MS" w:eastAsia="Arial Unicode MS" w:hAnsi="Arial Unicode MS" w:cs="Arial Unicode MS"/>
+        </w:rPr>
+        <w:t>Process: (1000 * 5 * 2) / 100 → 10000 / 100 → 100</w:t>
+      </w:r>
+    </w:p>
+    <w:p>
+      <w:pPr>
+        <w:numPr>
+          <w:ilvl w:val="1"/>
+          <w:numId w:val="4"/>
+        </w:numPr>
+        <w:pBdr>
+          <w:top w:val="nil"/>
+          <w:left w:val="nil"/>
+          <w:bottom w:val="nil"/>
+          <w:right w:val="nil"/>
+          <w:between w:val="nil"/>
+        </w:pBdr>
+      </w:pPr>
+      <w:r>
+        <w:t>Output: 100</w:t>
+      </w:r>
+    </w:p>
+    <w:p>
+      <w:pPr>
+        <w:numPr>
+          <w:ilvl w:val="0"/>
+          <w:numId w:val="2"/>
+        </w:numPr>
+        <w:pBdr>
+          <w:top w:val="nil"/>
+          <w:left w:val="nil"/>
+          <w:bottom w:val="nil"/>
+          <w:right w:val="nil"/>
+          <w:between w:val="nil"/>
+        </w:pBdr>
+      </w:pPr>
       <w:r>
         <w:rPr>
           <w:b/>
           <w:bCs/>
         </w:rPr>
-        <w:t xml:space="preserve"> represent?</w:t>
-      </w:r>
-      <w:r>
-        <w:t xml:space="preserve"> Logical NOT operator.</w:t>
-      </w:r>
-    </w:p>
-    <w:p>
-      <w:pPr>
-        <w:pStyle w:val="Heading3"/>
-        <w:spacing w:before="0"/>
-      </w:pPr>
-      <w:r>
-        <w:t>Question 41</w:t>
+        <w:t>Program Code (C++):</w:t>
+      </w:r>
+      <w:r>
+        <w:rPr>
+          <w:color w:val="000000"/>
+        </w:rPr>
+        <w:br/>
+      </w:r>
+      <w:r>
+        <w:rPr>
+          <w:rFonts w:ascii="Courier" w:eastAsia="Courier" w:hAnsi="Courier" w:cs="Courier"/>
+          <w:shd w:val="clear" w:color="auto" w:fill="F4F4F4"/>
+        </w:rPr>
+        <w:t>#include &lt;iostream&gt;</w:t>
+      </w:r>
+      <w:r>
+        <w:rPr>
+          <w:rFonts w:ascii="Courier" w:eastAsia="Courier" w:hAnsi="Courier" w:cs="Courier"/>
+          <w:shd w:val="clear" w:color="auto" w:fill="F4F4F4"/>
+        </w:rPr>
+        <w:br/>
+        <w:t>using namespace std;</w:t>
+      </w:r>
+      <w:r>
+        <w:rPr>
+          <w:rFonts w:ascii="Courier" w:eastAsia="Courier" w:hAnsi="Courier" w:cs="Courier"/>
+          <w:shd w:val="clear" w:color="auto" w:fill="F4F4F4"/>
+        </w:rPr>
+        <w:br/>
+      </w:r>
+      <w:r>
+        <w:rPr>
+          <w:rFonts w:ascii="Courier" w:eastAsia="Courier" w:hAnsi="Courier" w:cs="Courier"/>
+          <w:shd w:val="clear" w:color="auto" w:fill="F4F4F4"/>
+        </w:rPr>
+        <w:br/>
+        <w:t>int main() {</w:t>
+      </w:r>
+      <w:r>
+        <w:rPr>
+          <w:rFonts w:ascii="Courier" w:eastAsia="Courier" w:hAnsi="Courier" w:cs="Courier"/>
+          <w:shd w:val="clear" w:color="auto" w:fill="F4F4F4"/>
+        </w:rPr>
+        <w:br/>
+        <w:t xml:space="preserve">    float principal, rate, time, si;</w:t>
+      </w:r>
+      <w:r>
+        <w:rPr>
+          <w:rFonts w:ascii="Courier" w:eastAsia="Courier" w:hAnsi="Courier" w:cs="Courier"/>
+          <w:shd w:val="clear" w:color="auto" w:fill="F4F4F4"/>
+        </w:rPr>
+        <w:br/>
+      </w:r>
+      <w:r>
+        <w:rPr>
+          <w:rFonts w:ascii="Courier" w:eastAsia="Courier" w:hAnsi="Courier" w:cs="Courier"/>
+          <w:shd w:val="clear" w:color="auto" w:fill="F4F4F4"/>
+        </w:rPr>
+        <w:lastRenderedPageBreak/>
+        <w:t xml:space="preserve">    cout &lt;&lt; "Enter Principal amount: ";</w:t>
+      </w:r>
+      <w:r>
+        <w:rPr>
+          <w:rFonts w:ascii="Courier" w:eastAsia="Courier" w:hAnsi="Courier" w:cs="Courier"/>
+          <w:shd w:val="clear" w:color="auto" w:fill="F4F4F4"/>
+        </w:rPr>
+        <w:br/>
+        <w:t xml:space="preserve">    cin &gt;&gt; principal;</w:t>
+      </w:r>
+      <w:r>
+        <w:rPr>
+          <w:rFonts w:ascii="Courier" w:eastAsia="Courier" w:hAnsi="Courier" w:cs="Courier"/>
+          <w:shd w:val="clear" w:color="auto" w:fill="F4F4F4"/>
+        </w:rPr>
+        <w:br/>
+        <w:t xml:space="preserve">    cout &lt;&lt; "Enter Rate of interest: ";</w:t>
+      </w:r>
+      <w:r>
+        <w:rPr>
+          <w:rFonts w:ascii="Courier" w:eastAsia="Courier" w:hAnsi="Courier" w:cs="Courier"/>
+          <w:shd w:val="clear" w:color="auto" w:fill="F4F4F4"/>
+        </w:rPr>
+        <w:br/>
+        <w:t xml:space="preserve">    cin &gt;&gt; rate;</w:t>
+      </w:r>
+      <w:r>
+        <w:rPr>
+          <w:rFonts w:ascii="Courier" w:eastAsia="Courier" w:hAnsi="Courier" w:cs="Courier"/>
+          <w:shd w:val="clear" w:color="auto" w:fill="F4F4F4"/>
+        </w:rPr>
+        <w:br/>
+        <w:t xml:space="preserve">    cout &lt;&lt; "Enter Time (in years): ";</w:t>
+      </w:r>
+      <w:r>
+        <w:rPr>
+          <w:rFonts w:ascii="Courier" w:eastAsia="Courier" w:hAnsi="Courier" w:cs="Courier"/>
+          <w:shd w:val="clear" w:color="auto" w:fill="F4F4F4"/>
+        </w:rPr>
+        <w:br/>
+        <w:t xml:space="preserve">    cin &gt;&gt; time;</w:t>
+      </w:r>
+      <w:r>
+        <w:rPr>
+          <w:rFonts w:ascii="Courier" w:eastAsia="Courier" w:hAnsi="Courier" w:cs="Courier"/>
+          <w:shd w:val="clear" w:color="auto" w:fill="F4F4F4"/>
+        </w:rPr>
+        <w:br/>
+        <w:t xml:space="preserve">    </w:t>
+      </w:r>
+      <w:r>
+        <w:rPr>
+          <w:rFonts w:ascii="Courier" w:eastAsia="Courier" w:hAnsi="Courier" w:cs="Courier"/>
+          <w:shd w:val="clear" w:color="auto" w:fill="F4F4F4"/>
+        </w:rPr>
+        <w:br/>
+        <w:t xml:space="preserve">    si = (principal * rate * time) / 100.0;</w:t>
+      </w:r>
+      <w:r>
+        <w:rPr>
+          <w:rFonts w:ascii="Courier" w:eastAsia="Courier" w:hAnsi="Courier" w:cs="Courier"/>
+          <w:shd w:val="clear" w:color="auto" w:fill="F4F4F4"/>
+        </w:rPr>
+        <w:br/>
+        <w:t xml:space="preserve">    </w:t>
+      </w:r>
+      <w:r>
+        <w:rPr>
+          <w:rFonts w:ascii="Courier" w:eastAsia="Courier" w:hAnsi="Courier" w:cs="Courier"/>
+          <w:shd w:val="clear" w:color="auto" w:fill="F4F4F4"/>
+        </w:rPr>
+        <w:br/>
+        <w:t xml:space="preserve">    cout &lt;&lt; "Simple Interest is: " &lt;&lt; si &lt;&lt; endl;</w:t>
+      </w:r>
+      <w:r>
+        <w:rPr>
+          <w:rFonts w:ascii="Courier" w:eastAsia="Courier" w:hAnsi="Courier" w:cs="Courier"/>
+          <w:shd w:val="clear" w:color="auto" w:fill="F4F4F4"/>
+        </w:rPr>
+        <w:br/>
+        <w:t xml:space="preserve">    return 0;</w:t>
+      </w:r>
+      <w:r>
+        <w:rPr>
+          <w:rFonts w:ascii="Courier" w:eastAsia="Courier" w:hAnsi="Courier" w:cs="Courier"/>
+          <w:shd w:val="clear" w:color="auto" w:fill="F4F4F4"/>
+        </w:rPr>
+        <w:br/>
+        <w:t>}</w:t>
+      </w:r>
+      <w:r>
+        <w:rPr>
+          <w:rFonts w:ascii="Courier" w:eastAsia="Courier" w:hAnsi="Courier" w:cs="Courier"/>
+          <w:shd w:val="clear" w:color="auto" w:fill="F4F4F4"/>
+        </w:rPr>
+        <w:br/>
       </w:r>
     </w:p>
     <w:p>
       <w:pPr>
         <w:numPr>
           <w:ilvl w:val="0"/>
-          <w:numId w:val="12"/>
+          <w:numId w:val="2"/>
         </w:numPr>
         <w:pBdr>
           <w:top w:val="nil"/>
@@ -1408,17 +2813,27 @@
           <w:b/>
           <w:bCs/>
         </w:rPr>
-        <w:t>Problem Statement:</w:t>
-      </w:r>
-      <w:r>
-        <w:t xml:space="preserve"> Write a program to print "Hello World".</w:t>
+        <w:t>Output Screenshot:</w:t>
+      </w:r>
+      <w:r>
+        <w:rPr>
+          <w:color w:val="000000"/>
+        </w:rPr>
+        <w:br/>
+      </w:r>
+      <w:r>
+        <w:rPr>
+          <w:i/>
+          <w:iCs/>
+        </w:rPr>
+        <w:t>[Simulated Output: Inputs 1000, 5, 2 result in "Simple Interest is: 100"]</w:t>
       </w:r>
     </w:p>
     <w:p>
       <w:pPr>
         <w:numPr>
           <w:ilvl w:val="0"/>
-          <w:numId w:val="12"/>
+          <w:numId w:val="2"/>
         </w:numPr>
         <w:pBdr>
           <w:top w:val="nil"/>
@@ -1433,158 +2848,374 @@
           <w:b/>
           <w:bCs/>
         </w:rPr>
-        <w:t>Algorithm/Steps:</w:t>
-      </w:r>
-    </w:p>
-    <w:p>
-      <w:pPr>
-        <w:numPr>
-          <w:ilvl w:val="1"/>
-          <w:numId w:val="13"/>
-        </w:numPr>
-        <w:pBdr>
-          <w:top w:val="nil"/>
-          <w:left w:val="nil"/>
-          <w:bottom w:val="nil"/>
-          <w:right w:val="nil"/>
-          <w:between w:val="nil"/>
-        </w:pBdr>
-      </w:pPr>
-      <w:r>
-        <w:t>Step 1: Start the program.</w:t>
-      </w:r>
-    </w:p>
-    <w:p>
-      <w:pPr>
-        <w:numPr>
-          <w:ilvl w:val="1"/>
-          <w:numId w:val="13"/>
-        </w:numPr>
-        <w:pBdr>
-          <w:top w:val="nil"/>
-          <w:left w:val="nil"/>
-          <w:bottom w:val="nil"/>
-          <w:right w:val="nil"/>
-          <w:between w:val="nil"/>
-        </w:pBdr>
-      </w:pPr>
-      <w:r>
-        <w:t>Step 2: Print the string constant "Hello World" to the standard output.</w:t>
-      </w:r>
-    </w:p>
-    <w:p>
-      <w:pPr>
-        <w:numPr>
-          <w:ilvl w:val="1"/>
-          <w:numId w:val="13"/>
-        </w:numPr>
-        <w:pBdr>
-          <w:top w:val="nil"/>
-          <w:left w:val="nil"/>
-          <w:bottom w:val="nil"/>
-          <w:right w:val="nil"/>
-          <w:between w:val="nil"/>
-        </w:pBdr>
-      </w:pPr>
-      <w:r>
-        <w:t>Step 3: Stop.</w:t>
-      </w:r>
-    </w:p>
-    <w:p>
-      <w:pPr>
-        <w:numPr>
-          <w:ilvl w:val="0"/>
-          <w:numId w:val="12"/>
-        </w:numPr>
-        <w:pBdr>
-          <w:top w:val="nil"/>
-          <w:left w:val="nil"/>
-          <w:bottom w:val="nil"/>
-          <w:right w:val="nil"/>
-          <w:between w:val="nil"/>
-        </w:pBdr>
-      </w:pPr>
-      <w:r>
+        <w:t>Explanation of the Logic Used:</w:t>
+      </w:r>
+      <w:r>
+        <w:t xml:space="preserve"> We use float variables to handle decimals and standard arithmetic operators (* for multiplication, / for division) reflecting the mathematical formula.</w:t>
+      </w:r>
+    </w:p>
+    <w:p>
+      <w:pPr>
+        <w:pBdr>
+          <w:top w:val="nil"/>
+          <w:left w:val="nil"/>
+          <w:bottom w:val="nil"/>
+          <w:right w:val="nil"/>
+          <w:between w:val="nil"/>
+        </w:pBdr>
+        <w:ind w:left="600"/>
         <w:rPr>
           <w:b/>
           <w:bCs/>
         </w:rPr>
-        <w:t>Dry Run with Sample Input:</w:t>
-      </w:r>
-    </w:p>
-    <w:p>
-      <w:pPr>
-        <w:numPr>
-          <w:ilvl w:val="1"/>
-          <w:numId w:val="14"/>
-        </w:numPr>
-        <w:pBdr>
-          <w:top w:val="nil"/>
-          <w:left w:val="nil"/>
-          <w:bottom w:val="nil"/>
-          <w:right w:val="nil"/>
-          <w:between w:val="nil"/>
-        </w:pBdr>
-      </w:pPr>
-      <w:r>
-        <w:t>Input: None</w:t>
-      </w:r>
-    </w:p>
-    <w:p>
-      <w:pPr>
-        <w:numPr>
-          <w:ilvl w:val="1"/>
-          <w:numId w:val="14"/>
-        </w:numPr>
-        <w:pBdr>
-          <w:top w:val="nil"/>
-          <w:left w:val="nil"/>
-          <w:bottom w:val="nil"/>
-          <w:right w:val="nil"/>
-          <w:between w:val="nil"/>
-        </w:pBdr>
-      </w:pPr>
-      <w:r>
-        <w:t>Process: System executes print instruction.</w:t>
-      </w:r>
-    </w:p>
-    <w:p>
-      <w:pPr>
-        <w:numPr>
-          <w:ilvl w:val="1"/>
-          <w:numId w:val="14"/>
-        </w:numPr>
-        <w:pBdr>
-          <w:top w:val="nil"/>
-          <w:left w:val="nil"/>
-          <w:bottom w:val="nil"/>
-          <w:right w:val="nil"/>
-          <w:between w:val="nil"/>
-        </w:pBdr>
-      </w:pPr>
-      <w:r>
-        <w:t>Output: Hello World</w:t>
-      </w:r>
-    </w:p>
-    <w:p>
-      <w:pPr>
-        <w:numPr>
-          <w:ilvl w:val="0"/>
-          <w:numId w:val="12"/>
-        </w:numPr>
-        <w:pBdr>
-          <w:top w:val="nil"/>
-          <w:left w:val="nil"/>
-          <w:bottom w:val="nil"/>
-          <w:right w:val="nil"/>
-          <w:between w:val="nil"/>
-        </w:pBdr>
+      </w:pPr>
+    </w:p>
+    <w:p>
+      <w:pPr>
+        <w:pBdr>
+          <w:top w:val="nil"/>
+          <w:left w:val="nil"/>
+          <w:bottom w:val="nil"/>
+          <w:right w:val="nil"/>
+          <w:between w:val="nil"/>
+        </w:pBdr>
+        <w:ind w:left="600"/>
       </w:pPr>
       <w:r>
         <w:rPr>
           <w:b/>
           <w:bCs/>
         </w:rPr>
+        <w:t>46. Why is a temporary variable used while swapping two numbers?</w:t>
+      </w:r>
+      <w:r>
+        <w:t xml:space="preserve"> It safely holds the value of the first variable so that it is not overwritten and permanently lost when the value of the second variable is assigned to the first.</w:t>
+      </w:r>
+    </w:p>
+    <w:p>
+      <w:pPr>
+        <w:pBdr>
+          <w:top w:val="nil"/>
+          <w:left w:val="nil"/>
+          <w:bottom w:val="nil"/>
+          <w:right w:val="nil"/>
+          <w:between w:val="nil"/>
+        </w:pBdr>
+        <w:ind w:left="600"/>
+      </w:pPr>
+    </w:p>
+    <w:p>
+      <w:pPr>
+        <w:pStyle w:val="Heading3"/>
+      </w:pPr>
+      <w:r>
+        <w:t>Question 47</w:t>
+      </w:r>
+    </w:p>
+    <w:p>
+      <w:pPr>
+        <w:numPr>
+          <w:ilvl w:val="0"/>
+          <w:numId w:val="5"/>
+        </w:numPr>
+        <w:pBdr>
+          <w:top w:val="nil"/>
+          <w:left w:val="nil"/>
+          <w:bottom w:val="nil"/>
+          <w:right w:val="nil"/>
+          <w:between w:val="nil"/>
+        </w:pBdr>
+      </w:pPr>
+      <w:r>
+        <w:rPr>
+          <w:b/>
+          <w:bCs/>
+        </w:rPr>
+        <w:t>Problem Statement:</w:t>
+      </w:r>
+      <w:r>
+        <w:t xml:space="preserve"> Swap the values of a=10 and b=20.</w:t>
+      </w:r>
+    </w:p>
+    <w:p>
+      <w:pPr>
+        <w:numPr>
+          <w:ilvl w:val="0"/>
+          <w:numId w:val="5"/>
+        </w:numPr>
+        <w:pBdr>
+          <w:top w:val="nil"/>
+          <w:left w:val="nil"/>
+          <w:bottom w:val="nil"/>
+          <w:right w:val="nil"/>
+          <w:between w:val="nil"/>
+        </w:pBdr>
+      </w:pPr>
+      <w:r>
+        <w:rPr>
+          <w:b/>
+          <w:bCs/>
+        </w:rPr>
+        <w:t>Algorithm/Steps:</w:t>
+      </w:r>
+    </w:p>
+    <w:p>
+      <w:pPr>
+        <w:numPr>
+          <w:ilvl w:val="1"/>
+          <w:numId w:val="6"/>
+        </w:numPr>
+        <w:pBdr>
+          <w:top w:val="nil"/>
+          <w:left w:val="nil"/>
+          <w:bottom w:val="nil"/>
+          <w:right w:val="nil"/>
+          <w:between w:val="nil"/>
+        </w:pBdr>
+      </w:pPr>
+      <w:r>
+        <w:t>Step 1: Start.</w:t>
+      </w:r>
+    </w:p>
+    <w:p>
+      <w:pPr>
+        <w:numPr>
+          <w:ilvl w:val="1"/>
+          <w:numId w:val="6"/>
+        </w:numPr>
+        <w:pBdr>
+          <w:top w:val="nil"/>
+          <w:left w:val="nil"/>
+          <w:bottom w:val="nil"/>
+          <w:right w:val="nil"/>
+          <w:between w:val="nil"/>
+        </w:pBdr>
+      </w:pPr>
+      <w:r>
+        <w:t>Step 2: Declare variables a = 10, b = 20, and temp.</w:t>
+      </w:r>
+    </w:p>
+    <w:p>
+      <w:pPr>
+        <w:numPr>
+          <w:ilvl w:val="1"/>
+          <w:numId w:val="6"/>
+        </w:numPr>
+        <w:pBdr>
+          <w:top w:val="nil"/>
+          <w:left w:val="nil"/>
+          <w:bottom w:val="nil"/>
+          <w:right w:val="nil"/>
+          <w:between w:val="nil"/>
+        </w:pBdr>
+      </w:pPr>
+      <w:r>
+        <w:t>Step 3: Assign the value of a to temp.</w:t>
+      </w:r>
+    </w:p>
+    <w:p>
+      <w:pPr>
+        <w:numPr>
+          <w:ilvl w:val="1"/>
+          <w:numId w:val="6"/>
+        </w:numPr>
+        <w:pBdr>
+          <w:top w:val="nil"/>
+          <w:left w:val="nil"/>
+          <w:bottom w:val="nil"/>
+          <w:right w:val="nil"/>
+          <w:between w:val="nil"/>
+        </w:pBdr>
+      </w:pPr>
+      <w:r>
+        <w:t>Step 4: Assign the value of b to a.</w:t>
+      </w:r>
+    </w:p>
+    <w:p>
+      <w:pPr>
+        <w:numPr>
+          <w:ilvl w:val="1"/>
+          <w:numId w:val="6"/>
+        </w:numPr>
+        <w:pBdr>
+          <w:top w:val="nil"/>
+          <w:left w:val="nil"/>
+          <w:bottom w:val="nil"/>
+          <w:right w:val="nil"/>
+          <w:between w:val="nil"/>
+        </w:pBdr>
+      </w:pPr>
+      <w:r>
+        <w:t>Step 5: Assign the value of temp to b.</w:t>
+      </w:r>
+    </w:p>
+    <w:p>
+      <w:pPr>
+        <w:numPr>
+          <w:ilvl w:val="1"/>
+          <w:numId w:val="6"/>
+        </w:numPr>
+        <w:pBdr>
+          <w:top w:val="nil"/>
+          <w:left w:val="nil"/>
+          <w:bottom w:val="nil"/>
+          <w:right w:val="nil"/>
+          <w:between w:val="nil"/>
+        </w:pBdr>
+      </w:pPr>
+      <w:r>
+        <w:t>Step 6: Print the new values of a and b.</w:t>
+      </w:r>
+    </w:p>
+    <w:p>
+      <w:pPr>
+        <w:numPr>
+          <w:ilvl w:val="1"/>
+          <w:numId w:val="6"/>
+        </w:numPr>
+        <w:pBdr>
+          <w:top w:val="nil"/>
+          <w:left w:val="nil"/>
+          <w:bottom w:val="nil"/>
+          <w:right w:val="nil"/>
+          <w:between w:val="nil"/>
+        </w:pBdr>
+      </w:pPr>
+      <w:r>
+        <w:t>Step 7: Stop.</w:t>
+      </w:r>
+    </w:p>
+    <w:p>
+      <w:pPr>
+        <w:numPr>
+          <w:ilvl w:val="0"/>
+          <w:numId w:val="5"/>
+        </w:numPr>
+        <w:pBdr>
+          <w:top w:val="nil"/>
+          <w:left w:val="nil"/>
+          <w:bottom w:val="nil"/>
+          <w:right w:val="nil"/>
+          <w:between w:val="nil"/>
+        </w:pBdr>
+      </w:pPr>
+      <w:r>
+        <w:rPr>
+          <w:b/>
+          <w:bCs/>
+        </w:rPr>
+        <w:t>Dry Run with Sample Input:</w:t>
+      </w:r>
+    </w:p>
+    <w:p>
+      <w:pPr>
+        <w:numPr>
+          <w:ilvl w:val="1"/>
+          <w:numId w:val="7"/>
+        </w:numPr>
+        <w:pBdr>
+          <w:top w:val="nil"/>
+          <w:left w:val="nil"/>
+          <w:bottom w:val="nil"/>
+          <w:right w:val="nil"/>
+          <w:between w:val="nil"/>
+        </w:pBdr>
+      </w:pPr>
+      <w:r>
+        <w:t>Initial: a = 10, b = 20</w:t>
+      </w:r>
+    </w:p>
+    <w:p>
+      <w:pPr>
+        <w:numPr>
+          <w:ilvl w:val="1"/>
+          <w:numId w:val="7"/>
+        </w:numPr>
+        <w:pBdr>
+          <w:top w:val="nil"/>
+          <w:left w:val="nil"/>
+          <w:bottom w:val="nil"/>
+          <w:right w:val="nil"/>
+          <w:between w:val="nil"/>
+        </w:pBdr>
+      </w:pPr>
+      <w:r>
+        <w:t>temp = 10</w:t>
+      </w:r>
+    </w:p>
+    <w:p>
+      <w:pPr>
+        <w:numPr>
+          <w:ilvl w:val="1"/>
+          <w:numId w:val="7"/>
+        </w:numPr>
+        <w:pBdr>
+          <w:top w:val="nil"/>
+          <w:left w:val="nil"/>
+          <w:bottom w:val="nil"/>
+          <w:right w:val="nil"/>
+          <w:between w:val="nil"/>
+        </w:pBdr>
+      </w:pPr>
+      <w:r>
+        <w:t>a = 20</w:t>
+      </w:r>
+    </w:p>
+    <w:p>
+      <w:pPr>
+        <w:numPr>
+          <w:ilvl w:val="1"/>
+          <w:numId w:val="7"/>
+        </w:numPr>
+        <w:pBdr>
+          <w:top w:val="nil"/>
+          <w:left w:val="nil"/>
+          <w:bottom w:val="nil"/>
+          <w:right w:val="nil"/>
+          <w:between w:val="nil"/>
+        </w:pBdr>
+      </w:pPr>
+      <w:r>
+        <w:t>b = 10 (from temp)</w:t>
+      </w:r>
+    </w:p>
+    <w:p>
+      <w:pPr>
+        <w:numPr>
+          <w:ilvl w:val="1"/>
+          <w:numId w:val="7"/>
+        </w:numPr>
+        <w:pBdr>
+          <w:top w:val="nil"/>
+          <w:left w:val="nil"/>
+          <w:bottom w:val="nil"/>
+          <w:right w:val="nil"/>
+          <w:between w:val="nil"/>
+        </w:pBdr>
+      </w:pPr>
+      <w:r>
+        <w:t>Final Output: a = 20, b = 10</w:t>
+      </w:r>
+    </w:p>
+    <w:p>
+      <w:pPr>
+        <w:numPr>
+          <w:ilvl w:val="0"/>
+          <w:numId w:val="5"/>
+        </w:numPr>
+        <w:pBdr>
+          <w:top w:val="nil"/>
+          <w:left w:val="nil"/>
+          <w:bottom w:val="nil"/>
+          <w:right w:val="nil"/>
+          <w:between w:val="nil"/>
+        </w:pBdr>
+      </w:pPr>
+      <w:r>
+        <w:rPr>
+          <w:b/>
+          <w:bCs/>
+        </w:rPr>
         <w:t>Program Code (C++):</w:t>
       </w:r>
       <w:r>
@@ -1621,23 +3252,23 @@
           <w:shd w:val="clear" w:color="auto" w:fill="F4F4F4"/>
         </w:rPr>
         <w:br/>
-        <w:t xml:space="preserve">int </w:t>
-      </w:r>
-      <w:proofErr w:type="gramStart"/>
+        <w:t>int main() {</w:t>
+      </w:r>
       <w:r>
         <w:rPr>
           <w:rFonts w:ascii="Courier" w:eastAsia="Courier" w:hAnsi="Courier" w:cs="Courier"/>
           <w:shd w:val="clear" w:color="auto" w:fill="F4F4F4"/>
         </w:rPr>
-        <w:t>main(</w:t>
-      </w:r>
-      <w:proofErr w:type="gramEnd"/>
+        <w:br/>
+        <w:t xml:space="preserve">    int a = 10, b = 20, temp;</w:t>
+      </w:r>
       <w:r>
         <w:rPr>
           <w:rFonts w:ascii="Courier" w:eastAsia="Courier" w:hAnsi="Courier" w:cs="Courier"/>
           <w:shd w:val="clear" w:color="auto" w:fill="F4F4F4"/>
         </w:rPr>
-        <w:t>) {</w:t>
+        <w:br/>
+        <w:t xml:space="preserve">    cout &lt;&lt; "Before swapping: a = " &lt;&lt; a &lt;&lt; ", b = " &lt;&lt; b &lt;&lt; endl;</w:t>
       </w:r>
       <w:r>
         <w:rPr>
@@ -1647,21 +3278,21 @@
         <w:br/>
         <w:t xml:space="preserve">    </w:t>
       </w:r>
-      <w:proofErr w:type="spellStart"/>
       <w:r>
         <w:rPr>
           <w:rFonts w:ascii="Courier" w:eastAsia="Courier" w:hAnsi="Courier" w:cs="Courier"/>
           <w:shd w:val="clear" w:color="auto" w:fill="F4F4F4"/>
         </w:rPr>
-        <w:t>cout</w:t>
-      </w:r>
-      <w:proofErr w:type="spellEnd"/>
+        <w:br/>
+        <w:t xml:space="preserve">    temp = a;</w:t>
+      </w:r>
       <w:r>
         <w:rPr>
           <w:rFonts w:ascii="Courier" w:eastAsia="Courier" w:hAnsi="Courier" w:cs="Courier"/>
           <w:shd w:val="clear" w:color="auto" w:fill="F4F4F4"/>
         </w:rPr>
-        <w:t xml:space="preserve"> &lt;&lt; "Hello World";</w:t>
+        <w:br/>
+        <w:t xml:space="preserve">    a = b;</w:t>
       </w:r>
       <w:r>
         <w:rPr>
@@ -1669,7 +3300,7 @@
           <w:shd w:val="clear" w:color="auto" w:fill="F4F4F4"/>
         </w:rPr>
         <w:br/>
-        <w:t xml:space="preserve">    return 0;</w:t>
+        <w:t xml:space="preserve">    b = temp;</w:t>
       </w:r>
       <w:r>
         <w:rPr>
@@ -1677,21 +3308,52 @@
           <w:shd w:val="clear" w:color="auto" w:fill="F4F4F4"/>
         </w:rPr>
         <w:br/>
-        <w:t>}</w:t>
       </w:r>
       <w:r>
         <w:rPr>
           <w:rFonts w:ascii="Courier" w:eastAsia="Courier" w:hAnsi="Courier" w:cs="Courier"/>
           <w:shd w:val="clear" w:color="auto" w:fill="F4F4F4"/>
         </w:rPr>
+        <w:lastRenderedPageBreak/>
+        <w:t xml:space="preserve">    </w:t>
+      </w:r>
+      <w:r>
+        <w:rPr>
+          <w:rFonts w:ascii="Courier" w:eastAsia="Courier" w:hAnsi="Courier" w:cs="Courier"/>
+          <w:shd w:val="clear" w:color="auto" w:fill="F4F4F4"/>
+        </w:rPr>
         <w:br/>
+        <w:t xml:space="preserve">    cout &lt;&lt; "After swapping: a = " &lt;&lt; a &lt;&lt; ", b = " &lt;&lt; b &lt;&lt; endl;</w:t>
+      </w:r>
+      <w:r>
+        <w:rPr>
+          <w:rFonts w:ascii="Courier" w:eastAsia="Courier" w:hAnsi="Courier" w:cs="Courier"/>
+          <w:shd w:val="clear" w:color="auto" w:fill="F4F4F4"/>
+        </w:rPr>
+        <w:br/>
+        <w:t xml:space="preserve">    return 0;</w:t>
+      </w:r>
+      <w:r>
+        <w:rPr>
+          <w:rFonts w:ascii="Courier" w:eastAsia="Courier" w:hAnsi="Courier" w:cs="Courier"/>
+          <w:shd w:val="clear" w:color="auto" w:fill="F4F4F4"/>
+        </w:rPr>
+        <w:br/>
+        <w:t>}</w:t>
+      </w:r>
+      <w:r>
+        <w:rPr>
+          <w:rFonts w:ascii="Courier" w:eastAsia="Courier" w:hAnsi="Courier" w:cs="Courier"/>
+          <w:shd w:val="clear" w:color="auto" w:fill="F4F4F4"/>
+        </w:rPr>
+        <w:br/>
       </w:r>
     </w:p>
     <w:p>
       <w:pPr>
         <w:numPr>
           <w:ilvl w:val="0"/>
-          <w:numId w:val="12"/>
+          <w:numId w:val="5"/>
         </w:numPr>
         <w:pBdr>
           <w:top w:val="nil"/>
@@ -1719,14 +3381,40 @@
           <w:i/>
           <w:iCs/>
         </w:rPr>
-        <w:t>[Simulated Output: Terminal displays "Hello World"]</w:t>
+        <w:t>[Simulated Output:</w:t>
+      </w:r>
+      <w:r>
+        <w:rPr>
+          <w:color w:val="000000"/>
+        </w:rPr>
+        <w:br/>
+      </w:r>
+      <w:r>
+        <w:rPr>
+          <w:i/>
+          <w:iCs/>
+        </w:rPr>
+        <w:t>Before swapping: a = 10, b = 20</w:t>
+      </w:r>
+      <w:r>
+        <w:rPr>
+          <w:color w:val="000000"/>
+        </w:rPr>
+        <w:br/>
+      </w:r>
+      <w:r>
+        <w:rPr>
+          <w:i/>
+          <w:iCs/>
+        </w:rPr>
+        <w:t>After swapping: a = 20, b = 10]</w:t>
       </w:r>
     </w:p>
     <w:p>
       <w:pPr>
         <w:numPr>
           <w:ilvl w:val="0"/>
-          <w:numId w:val="12"/>
+          <w:numId w:val="5"/>
         </w:numPr>
         <w:pBdr>
           <w:top w:val="nil"/>
@@ -1741,2452 +3429,9 @@
           <w:b/>
           <w:bCs/>
         </w:rPr>
-        <w:lastRenderedPageBreak/>
         <w:t>Explanation of the Logic Used:</w:t>
       </w:r>
       <w:r>
-        <w:t xml:space="preserve"> The program utilizes the </w:t>
-      </w:r>
-      <w:proofErr w:type="spellStart"/>
-      <w:r>
-        <w:t>cout</w:t>
-      </w:r>
-      <w:proofErr w:type="spellEnd"/>
-      <w:r>
-        <w:t xml:space="preserve"> object from the iostream library combined with the insertion operator to output a literal string to the console.</w:t>
-      </w:r>
-    </w:p>
-    <w:p>
-      <w:pPr>
-        <w:pStyle w:val="Heading3"/>
-      </w:pPr>
-      <w:r>
-        <w:t>Question 42</w:t>
-      </w:r>
-    </w:p>
-    <w:p>
-      <w:pPr>
-        <w:numPr>
-          <w:ilvl w:val="0"/>
-          <w:numId w:val="15"/>
-        </w:numPr>
-        <w:pBdr>
-          <w:top w:val="nil"/>
-          <w:left w:val="nil"/>
-          <w:bottom w:val="nil"/>
-          <w:right w:val="nil"/>
-          <w:between w:val="nil"/>
-        </w:pBdr>
-      </w:pPr>
-      <w:r>
-        <w:rPr>
-          <w:b/>
-          <w:bCs/>
-        </w:rPr>
-        <w:t>Problem Statement:</w:t>
-      </w:r>
-      <w:r>
-        <w:t xml:space="preserve"> Write a program to input two numbers and display their sum.</w:t>
-      </w:r>
-    </w:p>
-    <w:p>
-      <w:pPr>
-        <w:numPr>
-          <w:ilvl w:val="0"/>
-          <w:numId w:val="15"/>
-        </w:numPr>
-        <w:pBdr>
-          <w:top w:val="nil"/>
-          <w:left w:val="nil"/>
-          <w:bottom w:val="nil"/>
-          <w:right w:val="nil"/>
-          <w:between w:val="nil"/>
-        </w:pBdr>
-      </w:pPr>
-      <w:r>
-        <w:rPr>
-          <w:b/>
-          <w:bCs/>
-        </w:rPr>
-        <w:t>Algorithm/Steps:</w:t>
-      </w:r>
-    </w:p>
-    <w:p>
-      <w:pPr>
-        <w:numPr>
-          <w:ilvl w:val="1"/>
-          <w:numId w:val="16"/>
-        </w:numPr>
-        <w:pBdr>
-          <w:top w:val="nil"/>
-          <w:left w:val="nil"/>
-          <w:bottom w:val="nil"/>
-          <w:right w:val="nil"/>
-          <w:between w:val="nil"/>
-        </w:pBdr>
-      </w:pPr>
-      <w:r>
-        <w:t>Step 1: Start.</w:t>
-      </w:r>
-    </w:p>
-    <w:p>
-      <w:pPr>
-        <w:numPr>
-          <w:ilvl w:val="1"/>
-          <w:numId w:val="16"/>
-        </w:numPr>
-        <w:pBdr>
-          <w:top w:val="nil"/>
-          <w:left w:val="nil"/>
-          <w:bottom w:val="nil"/>
-          <w:right w:val="nil"/>
-          <w:between w:val="nil"/>
-        </w:pBdr>
-      </w:pPr>
-      <w:r>
-        <w:t>Step 2: Declare three integer variables: num1, num2, and sum.</w:t>
-      </w:r>
-    </w:p>
-    <w:p>
-      <w:pPr>
-        <w:numPr>
-          <w:ilvl w:val="1"/>
-          <w:numId w:val="16"/>
-        </w:numPr>
-        <w:pBdr>
-          <w:top w:val="nil"/>
-          <w:left w:val="nil"/>
-          <w:bottom w:val="nil"/>
-          <w:right w:val="nil"/>
-          <w:between w:val="nil"/>
-        </w:pBdr>
-      </w:pPr>
-      <w:r>
-        <w:t>Step 3: Prompt the user and read values for num1 and num2.</w:t>
-      </w:r>
-    </w:p>
-    <w:p>
-      <w:pPr>
-        <w:numPr>
-          <w:ilvl w:val="1"/>
-          <w:numId w:val="16"/>
-        </w:numPr>
-        <w:pBdr>
-          <w:top w:val="nil"/>
-          <w:left w:val="nil"/>
-          <w:bottom w:val="nil"/>
-          <w:right w:val="nil"/>
-          <w:between w:val="nil"/>
-        </w:pBdr>
-      </w:pPr>
-      <w:r>
-        <w:t>Step 4: Calculate the sum using the formula sum = num1 + num</w:t>
-      </w:r>
-      <w:proofErr w:type="gramStart"/>
-      <w:r>
-        <w:t>2;.</w:t>
-      </w:r>
-      <w:proofErr w:type="gramEnd"/>
-    </w:p>
-    <w:p>
-      <w:pPr>
-        <w:numPr>
-          <w:ilvl w:val="1"/>
-          <w:numId w:val="16"/>
-        </w:numPr>
-        <w:pBdr>
-          <w:top w:val="nil"/>
-          <w:left w:val="nil"/>
-          <w:bottom w:val="nil"/>
-          <w:right w:val="nil"/>
-          <w:between w:val="nil"/>
-        </w:pBdr>
-      </w:pPr>
-      <w:r>
-        <w:t>Step 5: Print the value of sum.</w:t>
-      </w:r>
-    </w:p>
-    <w:p>
-      <w:pPr>
-        <w:numPr>
-          <w:ilvl w:val="1"/>
-          <w:numId w:val="16"/>
-        </w:numPr>
-        <w:pBdr>
-          <w:top w:val="nil"/>
-          <w:left w:val="nil"/>
-          <w:bottom w:val="nil"/>
-          <w:right w:val="nil"/>
-          <w:between w:val="nil"/>
-        </w:pBdr>
-      </w:pPr>
-      <w:r>
-        <w:t>Step 6: Stop.</w:t>
-      </w:r>
-    </w:p>
-    <w:p>
-      <w:pPr>
-        <w:numPr>
-          <w:ilvl w:val="0"/>
-          <w:numId w:val="15"/>
-        </w:numPr>
-        <w:pBdr>
-          <w:top w:val="nil"/>
-          <w:left w:val="nil"/>
-          <w:bottom w:val="nil"/>
-          <w:right w:val="nil"/>
-          <w:between w:val="nil"/>
-        </w:pBdr>
-      </w:pPr>
-      <w:r>
-        <w:rPr>
-          <w:b/>
-          <w:bCs/>
-        </w:rPr>
-        <w:t>Dry Run with Sample Input:</w:t>
-      </w:r>
-    </w:p>
-    <w:p>
-      <w:pPr>
-        <w:numPr>
-          <w:ilvl w:val="1"/>
-          <w:numId w:val="17"/>
-        </w:numPr>
-        <w:pBdr>
-          <w:top w:val="nil"/>
-          <w:left w:val="nil"/>
-          <w:bottom w:val="nil"/>
-          <w:right w:val="nil"/>
-          <w:between w:val="nil"/>
-        </w:pBdr>
-      </w:pPr>
-      <w:r>
-        <w:t>Input: num1 = 5, num2 = 7</w:t>
-      </w:r>
-    </w:p>
-    <w:p>
-      <w:pPr>
-        <w:numPr>
-          <w:ilvl w:val="1"/>
-          <w:numId w:val="17"/>
-        </w:numPr>
-        <w:pBdr>
-          <w:top w:val="nil"/>
-          <w:left w:val="nil"/>
-          <w:bottom w:val="nil"/>
-          <w:right w:val="nil"/>
-          <w:between w:val="nil"/>
-        </w:pBdr>
-      </w:pPr>
-      <w:r>
-        <w:rPr>
-          <w:rFonts w:ascii="Arial Unicode MS" w:eastAsia="Arial Unicode MS" w:hAnsi="Arial Unicode MS" w:cs="Arial Unicode MS"/>
-        </w:rPr>
-        <w:t>Process: sum = 5 + 7 → 12</w:t>
-      </w:r>
-    </w:p>
-    <w:p>
-      <w:pPr>
-        <w:numPr>
-          <w:ilvl w:val="1"/>
-          <w:numId w:val="17"/>
-        </w:numPr>
-        <w:pBdr>
-          <w:top w:val="nil"/>
-          <w:left w:val="nil"/>
-          <w:bottom w:val="nil"/>
-          <w:right w:val="nil"/>
-          <w:between w:val="nil"/>
-        </w:pBdr>
-      </w:pPr>
-      <w:r>
-        <w:t>Output: 12</w:t>
-      </w:r>
-    </w:p>
-    <w:p>
-      <w:pPr>
-        <w:numPr>
-          <w:ilvl w:val="0"/>
-          <w:numId w:val="15"/>
-        </w:numPr>
-        <w:pBdr>
-          <w:top w:val="nil"/>
-          <w:left w:val="nil"/>
-          <w:bottom w:val="nil"/>
-          <w:right w:val="nil"/>
-          <w:between w:val="nil"/>
-        </w:pBdr>
-      </w:pPr>
-      <w:r>
-        <w:rPr>
-          <w:b/>
-          <w:bCs/>
-        </w:rPr>
-        <w:t>Program Code (C++):</w:t>
-      </w:r>
-      <w:r>
-        <w:rPr>
-          <w:color w:val="000000"/>
-        </w:rPr>
-        <w:br/>
-      </w:r>
-      <w:r>
-        <w:rPr>
-          <w:rFonts w:ascii="Courier" w:eastAsia="Courier" w:hAnsi="Courier" w:cs="Courier"/>
-          <w:shd w:val="clear" w:color="auto" w:fill="F4F4F4"/>
-        </w:rPr>
-        <w:t>#include &lt;iostream&gt;</w:t>
-      </w:r>
-      <w:r>
-        <w:rPr>
-          <w:rFonts w:ascii="Courier" w:eastAsia="Courier" w:hAnsi="Courier" w:cs="Courier"/>
-          <w:shd w:val="clear" w:color="auto" w:fill="F4F4F4"/>
-        </w:rPr>
-        <w:br/>
-        <w:t>using namespace std;</w:t>
-      </w:r>
-      <w:r>
-        <w:rPr>
-          <w:rFonts w:ascii="Courier" w:eastAsia="Courier" w:hAnsi="Courier" w:cs="Courier"/>
-          <w:shd w:val="clear" w:color="auto" w:fill="F4F4F4"/>
-        </w:rPr>
-        <w:br/>
-      </w:r>
-      <w:r>
-        <w:rPr>
-          <w:rFonts w:ascii="Courier" w:eastAsia="Courier" w:hAnsi="Courier" w:cs="Courier"/>
-          <w:shd w:val="clear" w:color="auto" w:fill="F4F4F4"/>
-        </w:rPr>
-        <w:br/>
-        <w:t>int main() {</w:t>
-      </w:r>
-      <w:r>
-        <w:rPr>
-          <w:rFonts w:ascii="Courier" w:eastAsia="Courier" w:hAnsi="Courier" w:cs="Courier"/>
-          <w:shd w:val="clear" w:color="auto" w:fill="F4F4F4"/>
-        </w:rPr>
-        <w:br/>
-        <w:t xml:space="preserve">    int num1, num2, sum;</w:t>
-      </w:r>
-      <w:r>
-        <w:rPr>
-          <w:rFonts w:ascii="Courier" w:eastAsia="Courier" w:hAnsi="Courier" w:cs="Courier"/>
-          <w:shd w:val="clear" w:color="auto" w:fill="F4F4F4"/>
-        </w:rPr>
-        <w:br/>
-        <w:t xml:space="preserve">    </w:t>
-      </w:r>
-      <w:proofErr w:type="spellStart"/>
-      <w:r>
-        <w:rPr>
-          <w:rFonts w:ascii="Courier" w:eastAsia="Courier" w:hAnsi="Courier" w:cs="Courier"/>
-          <w:shd w:val="clear" w:color="auto" w:fill="F4F4F4"/>
-        </w:rPr>
-        <w:t>cout</w:t>
-      </w:r>
-      <w:proofErr w:type="spellEnd"/>
-      <w:r>
-        <w:rPr>
-          <w:rFonts w:ascii="Courier" w:eastAsia="Courier" w:hAnsi="Courier" w:cs="Courier"/>
-          <w:shd w:val="clear" w:color="auto" w:fill="F4F4F4"/>
-        </w:rPr>
-        <w:t xml:space="preserve"> &lt;&lt; "Enter first number: ";</w:t>
-      </w:r>
-      <w:r>
-        <w:rPr>
-          <w:rFonts w:ascii="Courier" w:eastAsia="Courier" w:hAnsi="Courier" w:cs="Courier"/>
-          <w:shd w:val="clear" w:color="auto" w:fill="F4F4F4"/>
-        </w:rPr>
-        <w:br/>
-        <w:t xml:space="preserve">    </w:t>
-      </w:r>
-      <w:proofErr w:type="spellStart"/>
-      <w:r>
-        <w:rPr>
-          <w:rFonts w:ascii="Courier" w:eastAsia="Courier" w:hAnsi="Courier" w:cs="Courier"/>
-          <w:shd w:val="clear" w:color="auto" w:fill="F4F4F4"/>
-        </w:rPr>
-        <w:t>cin</w:t>
-      </w:r>
-      <w:proofErr w:type="spellEnd"/>
-      <w:r>
-        <w:rPr>
-          <w:rFonts w:ascii="Courier" w:eastAsia="Courier" w:hAnsi="Courier" w:cs="Courier"/>
-          <w:shd w:val="clear" w:color="auto" w:fill="F4F4F4"/>
-        </w:rPr>
-        <w:t xml:space="preserve"> &gt;&gt; num1;</w:t>
-      </w:r>
-      <w:r>
-        <w:rPr>
-          <w:rFonts w:ascii="Courier" w:eastAsia="Courier" w:hAnsi="Courier" w:cs="Courier"/>
-          <w:shd w:val="clear" w:color="auto" w:fill="F4F4F4"/>
-        </w:rPr>
-        <w:br/>
-        <w:t xml:space="preserve">    </w:t>
-      </w:r>
-      <w:proofErr w:type="spellStart"/>
-      <w:r>
-        <w:rPr>
-          <w:rFonts w:ascii="Courier" w:eastAsia="Courier" w:hAnsi="Courier" w:cs="Courier"/>
-          <w:shd w:val="clear" w:color="auto" w:fill="F4F4F4"/>
-        </w:rPr>
-        <w:t>cout</w:t>
-      </w:r>
-      <w:proofErr w:type="spellEnd"/>
-      <w:r>
-        <w:rPr>
-          <w:rFonts w:ascii="Courier" w:eastAsia="Courier" w:hAnsi="Courier" w:cs="Courier"/>
-          <w:shd w:val="clear" w:color="auto" w:fill="F4F4F4"/>
-        </w:rPr>
-        <w:t xml:space="preserve"> &lt;&lt; "Enter second number: ";</w:t>
-      </w:r>
-      <w:r>
-        <w:rPr>
-          <w:rFonts w:ascii="Courier" w:eastAsia="Courier" w:hAnsi="Courier" w:cs="Courier"/>
-          <w:shd w:val="clear" w:color="auto" w:fill="F4F4F4"/>
-        </w:rPr>
-        <w:br/>
-        <w:t xml:space="preserve">    </w:t>
-      </w:r>
-      <w:proofErr w:type="spellStart"/>
-      <w:r>
-        <w:rPr>
-          <w:rFonts w:ascii="Courier" w:eastAsia="Courier" w:hAnsi="Courier" w:cs="Courier"/>
-          <w:shd w:val="clear" w:color="auto" w:fill="F4F4F4"/>
-        </w:rPr>
-        <w:t>cin</w:t>
-      </w:r>
-      <w:proofErr w:type="spellEnd"/>
-      <w:r>
-        <w:rPr>
-          <w:rFonts w:ascii="Courier" w:eastAsia="Courier" w:hAnsi="Courier" w:cs="Courier"/>
-          <w:shd w:val="clear" w:color="auto" w:fill="F4F4F4"/>
-        </w:rPr>
-        <w:t xml:space="preserve"> &gt;&gt; num2;</w:t>
-      </w:r>
-      <w:r>
-        <w:rPr>
-          <w:rFonts w:ascii="Courier" w:eastAsia="Courier" w:hAnsi="Courier" w:cs="Courier"/>
-          <w:shd w:val="clear" w:color="auto" w:fill="F4F4F4"/>
-        </w:rPr>
-        <w:br/>
-        <w:t xml:space="preserve">    </w:t>
-      </w:r>
-      <w:r>
-        <w:rPr>
-          <w:rFonts w:ascii="Courier" w:eastAsia="Courier" w:hAnsi="Courier" w:cs="Courier"/>
-          <w:shd w:val="clear" w:color="auto" w:fill="F4F4F4"/>
-        </w:rPr>
-        <w:br/>
-        <w:t xml:space="preserve">    sum = num1 + num2;</w:t>
-      </w:r>
-      <w:r>
-        <w:rPr>
-          <w:rFonts w:ascii="Courier" w:eastAsia="Courier" w:hAnsi="Courier" w:cs="Courier"/>
-          <w:shd w:val="clear" w:color="auto" w:fill="F4F4F4"/>
-        </w:rPr>
-        <w:br/>
-        <w:t xml:space="preserve">    </w:t>
-      </w:r>
-      <w:r>
-        <w:rPr>
-          <w:rFonts w:ascii="Courier" w:eastAsia="Courier" w:hAnsi="Courier" w:cs="Courier"/>
-          <w:shd w:val="clear" w:color="auto" w:fill="F4F4F4"/>
-        </w:rPr>
-        <w:br/>
-        <w:t xml:space="preserve">    </w:t>
-      </w:r>
-      <w:proofErr w:type="spellStart"/>
-      <w:r>
-        <w:rPr>
-          <w:rFonts w:ascii="Courier" w:eastAsia="Courier" w:hAnsi="Courier" w:cs="Courier"/>
-          <w:shd w:val="clear" w:color="auto" w:fill="F4F4F4"/>
-        </w:rPr>
-        <w:t>cout</w:t>
-      </w:r>
-      <w:proofErr w:type="spellEnd"/>
-      <w:r>
-        <w:rPr>
-          <w:rFonts w:ascii="Courier" w:eastAsia="Courier" w:hAnsi="Courier" w:cs="Courier"/>
-          <w:shd w:val="clear" w:color="auto" w:fill="F4F4F4"/>
-        </w:rPr>
-        <w:t xml:space="preserve"> &lt;&lt; "The sum is: " &lt;&lt; sum &lt;&lt; </w:t>
-      </w:r>
-      <w:proofErr w:type="spellStart"/>
-      <w:r>
-        <w:rPr>
-          <w:rFonts w:ascii="Courier" w:eastAsia="Courier" w:hAnsi="Courier" w:cs="Courier"/>
-          <w:shd w:val="clear" w:color="auto" w:fill="F4F4F4"/>
-        </w:rPr>
-        <w:t>endl</w:t>
-      </w:r>
-      <w:proofErr w:type="spellEnd"/>
-      <w:r>
-        <w:rPr>
-          <w:rFonts w:ascii="Courier" w:eastAsia="Courier" w:hAnsi="Courier" w:cs="Courier"/>
-          <w:shd w:val="clear" w:color="auto" w:fill="F4F4F4"/>
-        </w:rPr>
-        <w:t>;</w:t>
-      </w:r>
-      <w:r>
-        <w:rPr>
-          <w:rFonts w:ascii="Courier" w:eastAsia="Courier" w:hAnsi="Courier" w:cs="Courier"/>
-          <w:shd w:val="clear" w:color="auto" w:fill="F4F4F4"/>
-        </w:rPr>
-        <w:br/>
-        <w:t xml:space="preserve">    return 0;</w:t>
-      </w:r>
-      <w:r>
-        <w:rPr>
-          <w:rFonts w:ascii="Courier" w:eastAsia="Courier" w:hAnsi="Courier" w:cs="Courier"/>
-          <w:shd w:val="clear" w:color="auto" w:fill="F4F4F4"/>
-        </w:rPr>
-        <w:br/>
-        <w:t>}</w:t>
-      </w:r>
-      <w:r>
-        <w:rPr>
-          <w:rFonts w:ascii="Courier" w:eastAsia="Courier" w:hAnsi="Courier" w:cs="Courier"/>
-          <w:shd w:val="clear" w:color="auto" w:fill="F4F4F4"/>
-        </w:rPr>
-        <w:br/>
-      </w:r>
-    </w:p>
-    <w:p>
-      <w:pPr>
-        <w:numPr>
-          <w:ilvl w:val="0"/>
-          <w:numId w:val="15"/>
-        </w:numPr>
-        <w:pBdr>
-          <w:top w:val="nil"/>
-          <w:left w:val="nil"/>
-          <w:bottom w:val="nil"/>
-          <w:right w:val="nil"/>
-          <w:between w:val="nil"/>
-        </w:pBdr>
-      </w:pPr>
-      <w:r>
-        <w:rPr>
-          <w:b/>
-          <w:bCs/>
-        </w:rPr>
-        <w:t>Output Screenshot:</w:t>
-      </w:r>
-      <w:r>
-        <w:rPr>
-          <w:color w:val="000000"/>
-        </w:rPr>
-        <w:br/>
-      </w:r>
-      <w:r>
-        <w:rPr>
-          <w:i/>
-          <w:iCs/>
-        </w:rPr>
-        <w:t>[Simulated Output: Terminal displays prompts, user enters 5 and 7, terminal outputs "The sum is: 12"]</w:t>
-      </w:r>
-    </w:p>
-    <w:p>
-      <w:pPr>
-        <w:numPr>
-          <w:ilvl w:val="0"/>
-          <w:numId w:val="15"/>
-        </w:numPr>
-        <w:pBdr>
-          <w:top w:val="nil"/>
-          <w:left w:val="nil"/>
-          <w:bottom w:val="nil"/>
-          <w:right w:val="nil"/>
-          <w:between w:val="nil"/>
-        </w:pBdr>
-      </w:pPr>
-      <w:r>
-        <w:rPr>
-          <w:b/>
-          <w:bCs/>
-        </w:rPr>
-        <w:t>Explanation of the Logic Used:</w:t>
-      </w:r>
-      <w:r>
-        <w:t xml:space="preserve"> The extraction operator (&gt;&gt;) takes user input, and the arithmetic addition operator (+) adds the stored integer values together.</w:t>
-      </w:r>
-    </w:p>
-    <w:p>
-      <w:pPr>
-        <w:pStyle w:val="Heading3"/>
-      </w:pPr>
-      <w:r>
-        <w:t>Question 43</w:t>
-      </w:r>
-    </w:p>
-    <w:p>
-      <w:pPr>
-        <w:numPr>
-          <w:ilvl w:val="0"/>
-          <w:numId w:val="18"/>
-        </w:numPr>
-        <w:pBdr>
-          <w:top w:val="nil"/>
-          <w:left w:val="nil"/>
-          <w:bottom w:val="nil"/>
-          <w:right w:val="nil"/>
-          <w:between w:val="nil"/>
-        </w:pBdr>
-      </w:pPr>
-      <w:r>
-        <w:rPr>
-          <w:b/>
-          <w:bCs/>
-        </w:rPr>
-        <w:t>Problem Statement:</w:t>
-      </w:r>
-      <w:r>
-        <w:t xml:space="preserve"> Write a program to calculate the area of a rectangle.</w:t>
-      </w:r>
-    </w:p>
-    <w:p>
-      <w:pPr>
-        <w:numPr>
-          <w:ilvl w:val="0"/>
-          <w:numId w:val="18"/>
-        </w:numPr>
-        <w:pBdr>
-          <w:top w:val="nil"/>
-          <w:left w:val="nil"/>
-          <w:bottom w:val="nil"/>
-          <w:right w:val="nil"/>
-          <w:between w:val="nil"/>
-        </w:pBdr>
-      </w:pPr>
-      <w:r>
-        <w:rPr>
-          <w:b/>
-          <w:bCs/>
-        </w:rPr>
-        <w:t>Algorithm/Steps:</w:t>
-      </w:r>
-    </w:p>
-    <w:p>
-      <w:pPr>
-        <w:numPr>
-          <w:ilvl w:val="1"/>
-          <w:numId w:val="19"/>
-        </w:numPr>
-        <w:pBdr>
-          <w:top w:val="nil"/>
-          <w:left w:val="nil"/>
-          <w:bottom w:val="nil"/>
-          <w:right w:val="nil"/>
-          <w:between w:val="nil"/>
-        </w:pBdr>
-      </w:pPr>
-      <w:r>
-        <w:t>Step 1: Start.</w:t>
-      </w:r>
-    </w:p>
-    <w:p>
-      <w:pPr>
-        <w:numPr>
-          <w:ilvl w:val="1"/>
-          <w:numId w:val="19"/>
-        </w:numPr>
-        <w:pBdr>
-          <w:top w:val="nil"/>
-          <w:left w:val="nil"/>
-          <w:bottom w:val="nil"/>
-          <w:right w:val="nil"/>
-          <w:between w:val="nil"/>
-        </w:pBdr>
-      </w:pPr>
-      <w:r>
-        <w:t>Step 2: Declare float variables for length, width, and area.</w:t>
-      </w:r>
-    </w:p>
-    <w:p>
-      <w:pPr>
-        <w:numPr>
-          <w:ilvl w:val="1"/>
-          <w:numId w:val="19"/>
-        </w:numPr>
-        <w:pBdr>
-          <w:top w:val="nil"/>
-          <w:left w:val="nil"/>
-          <w:bottom w:val="nil"/>
-          <w:right w:val="nil"/>
-          <w:between w:val="nil"/>
-        </w:pBdr>
-      </w:pPr>
-      <w:r>
-        <w:t>Step 3: Read values for length and width from the user.</w:t>
-      </w:r>
-    </w:p>
-    <w:p>
-      <w:pPr>
-        <w:numPr>
-          <w:ilvl w:val="1"/>
-          <w:numId w:val="19"/>
-        </w:numPr>
-        <w:pBdr>
-          <w:top w:val="nil"/>
-          <w:left w:val="nil"/>
-          <w:bottom w:val="nil"/>
-          <w:right w:val="nil"/>
-          <w:between w:val="nil"/>
-        </w:pBdr>
-      </w:pPr>
-      <w:r>
-        <w:t xml:space="preserve">Step 4: Compute area using area = length * </w:t>
-      </w:r>
-      <w:proofErr w:type="gramStart"/>
-      <w:r>
-        <w:t>width;.</w:t>
-      </w:r>
-      <w:proofErr w:type="gramEnd"/>
-    </w:p>
-    <w:p>
-      <w:pPr>
-        <w:numPr>
-          <w:ilvl w:val="1"/>
-          <w:numId w:val="19"/>
-        </w:numPr>
-        <w:pBdr>
-          <w:top w:val="nil"/>
-          <w:left w:val="nil"/>
-          <w:bottom w:val="nil"/>
-          <w:right w:val="nil"/>
-          <w:between w:val="nil"/>
-        </w:pBdr>
-      </w:pPr>
-      <w:r>
-        <w:t>Step 5: Print area.</w:t>
-      </w:r>
-    </w:p>
-    <w:p>
-      <w:pPr>
-        <w:numPr>
-          <w:ilvl w:val="1"/>
-          <w:numId w:val="19"/>
-        </w:numPr>
-        <w:pBdr>
-          <w:top w:val="nil"/>
-          <w:left w:val="nil"/>
-          <w:bottom w:val="nil"/>
-          <w:right w:val="nil"/>
-          <w:between w:val="nil"/>
-        </w:pBdr>
-      </w:pPr>
-      <w:r>
-        <w:t>Step 6: Stop.</w:t>
-      </w:r>
-    </w:p>
-    <w:p>
-      <w:pPr>
-        <w:numPr>
-          <w:ilvl w:val="0"/>
-          <w:numId w:val="18"/>
-        </w:numPr>
-        <w:pBdr>
-          <w:top w:val="nil"/>
-          <w:left w:val="nil"/>
-          <w:bottom w:val="nil"/>
-          <w:right w:val="nil"/>
-          <w:between w:val="nil"/>
-        </w:pBdr>
-      </w:pPr>
-      <w:r>
-        <w:rPr>
-          <w:b/>
-          <w:bCs/>
-        </w:rPr>
-        <w:lastRenderedPageBreak/>
-        <w:t>Dry Run with Sample Input:</w:t>
-      </w:r>
-    </w:p>
-    <w:p>
-      <w:pPr>
-        <w:numPr>
-          <w:ilvl w:val="1"/>
-          <w:numId w:val="20"/>
-        </w:numPr>
-        <w:pBdr>
-          <w:top w:val="nil"/>
-          <w:left w:val="nil"/>
-          <w:bottom w:val="nil"/>
-          <w:right w:val="nil"/>
-          <w:between w:val="nil"/>
-        </w:pBdr>
-      </w:pPr>
-      <w:r>
-        <w:t>Input: length = 10.0, width = 5.0</w:t>
-      </w:r>
-    </w:p>
-    <w:p>
-      <w:pPr>
-        <w:numPr>
-          <w:ilvl w:val="1"/>
-          <w:numId w:val="20"/>
-        </w:numPr>
-        <w:pBdr>
-          <w:top w:val="nil"/>
-          <w:left w:val="nil"/>
-          <w:bottom w:val="nil"/>
-          <w:right w:val="nil"/>
-          <w:between w:val="nil"/>
-        </w:pBdr>
-      </w:pPr>
-      <w:r>
-        <w:rPr>
-          <w:rFonts w:ascii="Arial Unicode MS" w:eastAsia="Arial Unicode MS" w:hAnsi="Arial Unicode MS" w:cs="Arial Unicode MS"/>
-        </w:rPr>
-        <w:t>Process: area = 10.0 * 5.0 → 50.0</w:t>
-      </w:r>
-    </w:p>
-    <w:p>
-      <w:pPr>
-        <w:numPr>
-          <w:ilvl w:val="1"/>
-          <w:numId w:val="20"/>
-        </w:numPr>
-        <w:pBdr>
-          <w:top w:val="nil"/>
-          <w:left w:val="nil"/>
-          <w:bottom w:val="nil"/>
-          <w:right w:val="nil"/>
-          <w:between w:val="nil"/>
-        </w:pBdr>
-      </w:pPr>
-      <w:r>
-        <w:t>Output: 50.0</w:t>
-      </w:r>
-    </w:p>
-    <w:p>
-      <w:pPr>
-        <w:numPr>
-          <w:ilvl w:val="0"/>
-          <w:numId w:val="18"/>
-        </w:numPr>
-        <w:pBdr>
-          <w:top w:val="nil"/>
-          <w:left w:val="nil"/>
-          <w:bottom w:val="nil"/>
-          <w:right w:val="nil"/>
-          <w:between w:val="nil"/>
-        </w:pBdr>
-      </w:pPr>
-      <w:r>
-        <w:rPr>
-          <w:b/>
-          <w:bCs/>
-        </w:rPr>
-        <w:t>Program Code (C++):</w:t>
-      </w:r>
-      <w:r>
-        <w:rPr>
-          <w:color w:val="000000"/>
-        </w:rPr>
-        <w:br/>
-      </w:r>
-      <w:r>
-        <w:rPr>
-          <w:rFonts w:ascii="Courier" w:eastAsia="Courier" w:hAnsi="Courier" w:cs="Courier"/>
-          <w:shd w:val="clear" w:color="auto" w:fill="F4F4F4"/>
-        </w:rPr>
-        <w:t>#include &lt;iostream&gt;</w:t>
-      </w:r>
-      <w:r>
-        <w:rPr>
-          <w:rFonts w:ascii="Courier" w:eastAsia="Courier" w:hAnsi="Courier" w:cs="Courier"/>
-          <w:shd w:val="clear" w:color="auto" w:fill="F4F4F4"/>
-        </w:rPr>
-        <w:br/>
-        <w:t>using namespace std;</w:t>
-      </w:r>
-      <w:r>
-        <w:rPr>
-          <w:rFonts w:ascii="Courier" w:eastAsia="Courier" w:hAnsi="Courier" w:cs="Courier"/>
-          <w:shd w:val="clear" w:color="auto" w:fill="F4F4F4"/>
-        </w:rPr>
-        <w:br/>
-      </w:r>
-      <w:r>
-        <w:rPr>
-          <w:rFonts w:ascii="Courier" w:eastAsia="Courier" w:hAnsi="Courier" w:cs="Courier"/>
-          <w:shd w:val="clear" w:color="auto" w:fill="F4F4F4"/>
-        </w:rPr>
-        <w:br/>
-        <w:t>int main() {</w:t>
-      </w:r>
-      <w:r>
-        <w:rPr>
-          <w:rFonts w:ascii="Courier" w:eastAsia="Courier" w:hAnsi="Courier" w:cs="Courier"/>
-          <w:shd w:val="clear" w:color="auto" w:fill="F4F4F4"/>
-        </w:rPr>
-        <w:br/>
-        <w:t xml:space="preserve">    float length, width, area;</w:t>
-      </w:r>
-      <w:r>
-        <w:rPr>
-          <w:rFonts w:ascii="Courier" w:eastAsia="Courier" w:hAnsi="Courier" w:cs="Courier"/>
-          <w:shd w:val="clear" w:color="auto" w:fill="F4F4F4"/>
-        </w:rPr>
-        <w:br/>
-        <w:t xml:space="preserve">    </w:t>
-      </w:r>
-      <w:proofErr w:type="spellStart"/>
-      <w:r>
-        <w:rPr>
-          <w:rFonts w:ascii="Courier" w:eastAsia="Courier" w:hAnsi="Courier" w:cs="Courier"/>
-          <w:shd w:val="clear" w:color="auto" w:fill="F4F4F4"/>
-        </w:rPr>
-        <w:t>cout</w:t>
-      </w:r>
-      <w:proofErr w:type="spellEnd"/>
-      <w:r>
-        <w:rPr>
-          <w:rFonts w:ascii="Courier" w:eastAsia="Courier" w:hAnsi="Courier" w:cs="Courier"/>
-          <w:shd w:val="clear" w:color="auto" w:fill="F4F4F4"/>
-        </w:rPr>
-        <w:t xml:space="preserve"> &lt;&lt; "Enter length: ";</w:t>
-      </w:r>
-      <w:r>
-        <w:rPr>
-          <w:rFonts w:ascii="Courier" w:eastAsia="Courier" w:hAnsi="Courier" w:cs="Courier"/>
-          <w:shd w:val="clear" w:color="auto" w:fill="F4F4F4"/>
-        </w:rPr>
-        <w:br/>
-        <w:t xml:space="preserve">    </w:t>
-      </w:r>
-      <w:proofErr w:type="spellStart"/>
-      <w:r>
-        <w:rPr>
-          <w:rFonts w:ascii="Courier" w:eastAsia="Courier" w:hAnsi="Courier" w:cs="Courier"/>
-          <w:shd w:val="clear" w:color="auto" w:fill="F4F4F4"/>
-        </w:rPr>
-        <w:t>cin</w:t>
-      </w:r>
-      <w:proofErr w:type="spellEnd"/>
-      <w:r>
-        <w:rPr>
-          <w:rFonts w:ascii="Courier" w:eastAsia="Courier" w:hAnsi="Courier" w:cs="Courier"/>
-          <w:shd w:val="clear" w:color="auto" w:fill="F4F4F4"/>
-        </w:rPr>
-        <w:t xml:space="preserve"> &gt;&gt; length;</w:t>
-      </w:r>
-      <w:r>
-        <w:rPr>
-          <w:rFonts w:ascii="Courier" w:eastAsia="Courier" w:hAnsi="Courier" w:cs="Courier"/>
-          <w:shd w:val="clear" w:color="auto" w:fill="F4F4F4"/>
-        </w:rPr>
-        <w:br/>
-        <w:t xml:space="preserve">    </w:t>
-      </w:r>
-      <w:proofErr w:type="spellStart"/>
-      <w:r>
-        <w:rPr>
-          <w:rFonts w:ascii="Courier" w:eastAsia="Courier" w:hAnsi="Courier" w:cs="Courier"/>
-          <w:shd w:val="clear" w:color="auto" w:fill="F4F4F4"/>
-        </w:rPr>
-        <w:t>cout</w:t>
-      </w:r>
-      <w:proofErr w:type="spellEnd"/>
-      <w:r>
-        <w:rPr>
-          <w:rFonts w:ascii="Courier" w:eastAsia="Courier" w:hAnsi="Courier" w:cs="Courier"/>
-          <w:shd w:val="clear" w:color="auto" w:fill="F4F4F4"/>
-        </w:rPr>
-        <w:t xml:space="preserve"> &lt;&lt; "Enter width: ";</w:t>
-      </w:r>
-      <w:r>
-        <w:rPr>
-          <w:rFonts w:ascii="Courier" w:eastAsia="Courier" w:hAnsi="Courier" w:cs="Courier"/>
-          <w:shd w:val="clear" w:color="auto" w:fill="F4F4F4"/>
-        </w:rPr>
-        <w:br/>
-        <w:t xml:space="preserve">    </w:t>
-      </w:r>
-      <w:proofErr w:type="spellStart"/>
-      <w:r>
-        <w:rPr>
-          <w:rFonts w:ascii="Courier" w:eastAsia="Courier" w:hAnsi="Courier" w:cs="Courier"/>
-          <w:shd w:val="clear" w:color="auto" w:fill="F4F4F4"/>
-        </w:rPr>
-        <w:t>cin</w:t>
-      </w:r>
-      <w:proofErr w:type="spellEnd"/>
-      <w:r>
-        <w:rPr>
-          <w:rFonts w:ascii="Courier" w:eastAsia="Courier" w:hAnsi="Courier" w:cs="Courier"/>
-          <w:shd w:val="clear" w:color="auto" w:fill="F4F4F4"/>
-        </w:rPr>
-        <w:t xml:space="preserve"> &gt;&gt; width;</w:t>
-      </w:r>
-      <w:r>
-        <w:rPr>
-          <w:rFonts w:ascii="Courier" w:eastAsia="Courier" w:hAnsi="Courier" w:cs="Courier"/>
-          <w:shd w:val="clear" w:color="auto" w:fill="F4F4F4"/>
-        </w:rPr>
-        <w:br/>
-        <w:t xml:space="preserve">    </w:t>
-      </w:r>
-      <w:r>
-        <w:rPr>
-          <w:rFonts w:ascii="Courier" w:eastAsia="Courier" w:hAnsi="Courier" w:cs="Courier"/>
-          <w:shd w:val="clear" w:color="auto" w:fill="F4F4F4"/>
-        </w:rPr>
-        <w:br/>
-        <w:t xml:space="preserve">    area = length * width;</w:t>
-      </w:r>
-      <w:r>
-        <w:rPr>
-          <w:rFonts w:ascii="Courier" w:eastAsia="Courier" w:hAnsi="Courier" w:cs="Courier"/>
-          <w:shd w:val="clear" w:color="auto" w:fill="F4F4F4"/>
-        </w:rPr>
-        <w:br/>
-        <w:t xml:space="preserve">    </w:t>
-      </w:r>
-      <w:r>
-        <w:rPr>
-          <w:rFonts w:ascii="Courier" w:eastAsia="Courier" w:hAnsi="Courier" w:cs="Courier"/>
-          <w:shd w:val="clear" w:color="auto" w:fill="F4F4F4"/>
-        </w:rPr>
-        <w:br/>
-        <w:t xml:space="preserve">    </w:t>
-      </w:r>
-      <w:proofErr w:type="spellStart"/>
-      <w:r>
-        <w:rPr>
-          <w:rFonts w:ascii="Courier" w:eastAsia="Courier" w:hAnsi="Courier" w:cs="Courier"/>
-          <w:shd w:val="clear" w:color="auto" w:fill="F4F4F4"/>
-        </w:rPr>
-        <w:t>cout</w:t>
-      </w:r>
-      <w:proofErr w:type="spellEnd"/>
-      <w:r>
-        <w:rPr>
-          <w:rFonts w:ascii="Courier" w:eastAsia="Courier" w:hAnsi="Courier" w:cs="Courier"/>
-          <w:shd w:val="clear" w:color="auto" w:fill="F4F4F4"/>
-        </w:rPr>
-        <w:t xml:space="preserve"> &lt;&lt; "Area of rectangle: " &lt;&lt; area &lt;&lt; </w:t>
-      </w:r>
-      <w:proofErr w:type="spellStart"/>
-      <w:r>
-        <w:rPr>
-          <w:rFonts w:ascii="Courier" w:eastAsia="Courier" w:hAnsi="Courier" w:cs="Courier"/>
-          <w:shd w:val="clear" w:color="auto" w:fill="F4F4F4"/>
-        </w:rPr>
-        <w:t>endl</w:t>
-      </w:r>
-      <w:proofErr w:type="spellEnd"/>
-      <w:r>
-        <w:rPr>
-          <w:rFonts w:ascii="Courier" w:eastAsia="Courier" w:hAnsi="Courier" w:cs="Courier"/>
-          <w:shd w:val="clear" w:color="auto" w:fill="F4F4F4"/>
-        </w:rPr>
-        <w:t>;</w:t>
-      </w:r>
-      <w:r>
-        <w:rPr>
-          <w:rFonts w:ascii="Courier" w:eastAsia="Courier" w:hAnsi="Courier" w:cs="Courier"/>
-          <w:shd w:val="clear" w:color="auto" w:fill="F4F4F4"/>
-        </w:rPr>
-        <w:br/>
-        <w:t xml:space="preserve">    return 0;</w:t>
-      </w:r>
-      <w:r>
-        <w:rPr>
-          <w:rFonts w:ascii="Courier" w:eastAsia="Courier" w:hAnsi="Courier" w:cs="Courier"/>
-          <w:shd w:val="clear" w:color="auto" w:fill="F4F4F4"/>
-        </w:rPr>
-        <w:br/>
-        <w:t>}</w:t>
-      </w:r>
-      <w:r>
-        <w:rPr>
-          <w:rFonts w:ascii="Courier" w:eastAsia="Courier" w:hAnsi="Courier" w:cs="Courier"/>
-          <w:shd w:val="clear" w:color="auto" w:fill="F4F4F4"/>
-        </w:rPr>
-        <w:br/>
-      </w:r>
-    </w:p>
-    <w:p>
-      <w:pPr>
-        <w:numPr>
-          <w:ilvl w:val="0"/>
-          <w:numId w:val="18"/>
-        </w:numPr>
-        <w:pBdr>
-          <w:top w:val="nil"/>
-          <w:left w:val="nil"/>
-          <w:bottom w:val="nil"/>
-          <w:right w:val="nil"/>
-          <w:between w:val="nil"/>
-        </w:pBdr>
-      </w:pPr>
-      <w:r>
-        <w:rPr>
-          <w:b/>
-          <w:bCs/>
-        </w:rPr>
-        <w:t>Output Screenshot:</w:t>
-      </w:r>
-      <w:r>
-        <w:rPr>
-          <w:color w:val="000000"/>
-        </w:rPr>
-        <w:br/>
-      </w:r>
-      <w:r>
-        <w:rPr>
-          <w:i/>
-          <w:iCs/>
-        </w:rPr>
-        <w:t>[Simulated Output: Terminal prompts for length and width, user enters 10 and 5, output is "Area of rectangle: 50"]</w:t>
-      </w:r>
-    </w:p>
-    <w:p>
-      <w:pPr>
-        <w:numPr>
-          <w:ilvl w:val="0"/>
-          <w:numId w:val="18"/>
-        </w:numPr>
-        <w:pBdr>
-          <w:top w:val="nil"/>
-          <w:left w:val="nil"/>
-          <w:bottom w:val="nil"/>
-          <w:right w:val="nil"/>
-          <w:between w:val="nil"/>
-        </w:pBdr>
-      </w:pPr>
-      <w:r>
-        <w:rPr>
-          <w:b/>
-          <w:bCs/>
-        </w:rPr>
-        <w:t>Explanation of the Logic Used:</w:t>
-      </w:r>
-      <w:r>
-        <w:t xml:space="preserve"> Employs the standard geometric formula (Area = Length × Width) mapped to the C++ multiplication operator (*). Variables are declared as floats to accommodate decimal inputs.</w:t>
-      </w:r>
-    </w:p>
-    <w:p>
-      <w:pPr>
-        <w:numPr>
-          <w:ilvl w:val="0"/>
-          <w:numId w:val="21"/>
-        </w:numPr>
-        <w:pBdr>
-          <w:top w:val="nil"/>
-          <w:left w:val="nil"/>
-          <w:bottom w:val="nil"/>
-          <w:right w:val="nil"/>
-          <w:between w:val="nil"/>
-        </w:pBdr>
-      </w:pPr>
-      <w:r>
-        <w:rPr>
-          <w:b/>
-          <w:bCs/>
-        </w:rPr>
-        <w:t>44. What formula is used to calculate Simple Interest?</w:t>
-      </w:r>
-      <w:r>
-        <w:t xml:space="preserve"> Simple Interest = (Principal × Rate × Time) / 100</w:t>
-      </w:r>
-    </w:p>
-    <w:p>
-      <w:pPr>
-        <w:pStyle w:val="Heading3"/>
-      </w:pPr>
-      <w:r>
-        <w:t>Question 45</w:t>
-      </w:r>
-    </w:p>
-    <w:p>
-      <w:pPr>
-        <w:numPr>
-          <w:ilvl w:val="0"/>
-          <w:numId w:val="2"/>
-        </w:numPr>
-        <w:pBdr>
-          <w:top w:val="nil"/>
-          <w:left w:val="nil"/>
-          <w:bottom w:val="nil"/>
-          <w:right w:val="nil"/>
-          <w:between w:val="nil"/>
-        </w:pBdr>
-      </w:pPr>
-      <w:r>
-        <w:rPr>
-          <w:b/>
-          <w:bCs/>
-        </w:rPr>
-        <w:t>Problem Statement:</w:t>
-      </w:r>
-      <w:r>
-        <w:t xml:space="preserve"> Write a program to calculate Simple Interest.</w:t>
-      </w:r>
-    </w:p>
-    <w:p>
-      <w:pPr>
-        <w:numPr>
-          <w:ilvl w:val="0"/>
-          <w:numId w:val="2"/>
-        </w:numPr>
-        <w:pBdr>
-          <w:top w:val="nil"/>
-          <w:left w:val="nil"/>
-          <w:bottom w:val="nil"/>
-          <w:right w:val="nil"/>
-          <w:between w:val="nil"/>
-        </w:pBdr>
-      </w:pPr>
-      <w:r>
-        <w:rPr>
-          <w:b/>
-          <w:bCs/>
-        </w:rPr>
-        <w:t>Algorithm/Steps:</w:t>
-      </w:r>
-    </w:p>
-    <w:p>
-      <w:pPr>
-        <w:numPr>
-          <w:ilvl w:val="1"/>
-          <w:numId w:val="3"/>
-        </w:numPr>
-        <w:pBdr>
-          <w:top w:val="nil"/>
-          <w:left w:val="nil"/>
-          <w:bottom w:val="nil"/>
-          <w:right w:val="nil"/>
-          <w:between w:val="nil"/>
-        </w:pBdr>
-      </w:pPr>
-      <w:r>
-        <w:t>Step 1: Start.</w:t>
-      </w:r>
-    </w:p>
-    <w:p>
-      <w:pPr>
-        <w:numPr>
-          <w:ilvl w:val="1"/>
-          <w:numId w:val="3"/>
-        </w:numPr>
-        <w:pBdr>
-          <w:top w:val="nil"/>
-          <w:left w:val="nil"/>
-          <w:bottom w:val="nil"/>
-          <w:right w:val="nil"/>
-          <w:between w:val="nil"/>
-        </w:pBdr>
-      </w:pPr>
-      <w:r>
-        <w:t xml:space="preserve">Step 2: Declare variables for principal, rate, time, and </w:t>
-      </w:r>
-      <w:proofErr w:type="spellStart"/>
-      <w:r>
-        <w:t>si</w:t>
-      </w:r>
-      <w:proofErr w:type="spellEnd"/>
-      <w:r>
-        <w:t xml:space="preserve"> (Simple Interest).</w:t>
-      </w:r>
-    </w:p>
-    <w:p>
-      <w:pPr>
-        <w:numPr>
-          <w:ilvl w:val="1"/>
-          <w:numId w:val="3"/>
-        </w:numPr>
-        <w:pBdr>
-          <w:top w:val="nil"/>
-          <w:left w:val="nil"/>
-          <w:bottom w:val="nil"/>
-          <w:right w:val="nil"/>
-          <w:between w:val="nil"/>
-        </w:pBdr>
-      </w:pPr>
-      <w:r>
-        <w:t xml:space="preserve">Step 3: Read values for </w:t>
-      </w:r>
-      <w:proofErr w:type="gramStart"/>
-      <w:r>
-        <w:t>principal</w:t>
-      </w:r>
-      <w:proofErr w:type="gramEnd"/>
-      <w:r>
-        <w:t>, rate, and time.</w:t>
-      </w:r>
-    </w:p>
-    <w:p>
-      <w:pPr>
-        <w:numPr>
-          <w:ilvl w:val="1"/>
-          <w:numId w:val="3"/>
-        </w:numPr>
-        <w:pBdr>
-          <w:top w:val="nil"/>
-          <w:left w:val="nil"/>
-          <w:bottom w:val="nil"/>
-          <w:right w:val="nil"/>
-          <w:between w:val="nil"/>
-        </w:pBdr>
-      </w:pPr>
-      <w:r>
-        <w:t xml:space="preserve">Step 4: Compute Simple Interest as </w:t>
-      </w:r>
-      <w:proofErr w:type="spellStart"/>
-      <w:r>
-        <w:t>si</w:t>
-      </w:r>
-      <w:proofErr w:type="spellEnd"/>
-      <w:r>
-        <w:t xml:space="preserve"> = (principal * rate * time) / </w:t>
-      </w:r>
-      <w:proofErr w:type="gramStart"/>
-      <w:r>
-        <w:t>100;.</w:t>
-      </w:r>
-      <w:proofErr w:type="gramEnd"/>
-    </w:p>
-    <w:p>
-      <w:pPr>
-        <w:numPr>
-          <w:ilvl w:val="1"/>
-          <w:numId w:val="3"/>
-        </w:numPr>
-        <w:pBdr>
-          <w:top w:val="nil"/>
-          <w:left w:val="nil"/>
-          <w:bottom w:val="nil"/>
-          <w:right w:val="nil"/>
-          <w:between w:val="nil"/>
-        </w:pBdr>
-      </w:pPr>
-      <w:r>
-        <w:t xml:space="preserve">Step 5: Print </w:t>
-      </w:r>
-      <w:proofErr w:type="spellStart"/>
-      <w:r>
-        <w:t>si</w:t>
-      </w:r>
-      <w:proofErr w:type="spellEnd"/>
-      <w:r>
-        <w:t>.</w:t>
-      </w:r>
-    </w:p>
-    <w:p>
-      <w:pPr>
-        <w:numPr>
-          <w:ilvl w:val="1"/>
-          <w:numId w:val="3"/>
-        </w:numPr>
-        <w:pBdr>
-          <w:top w:val="nil"/>
-          <w:left w:val="nil"/>
-          <w:bottom w:val="nil"/>
-          <w:right w:val="nil"/>
-          <w:between w:val="nil"/>
-        </w:pBdr>
-      </w:pPr>
-      <w:r>
-        <w:t>Step 6: Stop.</w:t>
-      </w:r>
-    </w:p>
-    <w:p>
-      <w:pPr>
-        <w:numPr>
-          <w:ilvl w:val="0"/>
-          <w:numId w:val="2"/>
-        </w:numPr>
-        <w:pBdr>
-          <w:top w:val="nil"/>
-          <w:left w:val="nil"/>
-          <w:bottom w:val="nil"/>
-          <w:right w:val="nil"/>
-          <w:between w:val="nil"/>
-        </w:pBdr>
-      </w:pPr>
-      <w:r>
-        <w:rPr>
-          <w:b/>
-          <w:bCs/>
-        </w:rPr>
-        <w:t>Dry Run with Sample Input:</w:t>
-      </w:r>
-    </w:p>
-    <w:p>
-      <w:pPr>
-        <w:numPr>
-          <w:ilvl w:val="1"/>
-          <w:numId w:val="4"/>
-        </w:numPr>
-        <w:pBdr>
-          <w:top w:val="nil"/>
-          <w:left w:val="nil"/>
-          <w:bottom w:val="nil"/>
-          <w:right w:val="nil"/>
-          <w:between w:val="nil"/>
-        </w:pBdr>
-      </w:pPr>
-      <w:r>
-        <w:t>Input: P = 1000, R = 5, T = 2</w:t>
-      </w:r>
-    </w:p>
-    <w:p>
-      <w:pPr>
-        <w:numPr>
-          <w:ilvl w:val="1"/>
-          <w:numId w:val="4"/>
-        </w:numPr>
-        <w:pBdr>
-          <w:top w:val="nil"/>
-          <w:left w:val="nil"/>
-          <w:bottom w:val="nil"/>
-          <w:right w:val="nil"/>
-          <w:between w:val="nil"/>
-        </w:pBdr>
-      </w:pPr>
-      <w:r>
-        <w:rPr>
-          <w:rFonts w:ascii="Arial Unicode MS" w:eastAsia="Arial Unicode MS" w:hAnsi="Arial Unicode MS" w:cs="Arial Unicode MS"/>
-        </w:rPr>
-        <w:t>Process: (1000 * 5 * 2) / 100 → 10000 / 100 → 100</w:t>
-      </w:r>
-    </w:p>
-    <w:p>
-      <w:pPr>
-        <w:numPr>
-          <w:ilvl w:val="1"/>
-          <w:numId w:val="4"/>
-        </w:numPr>
-        <w:pBdr>
-          <w:top w:val="nil"/>
-          <w:left w:val="nil"/>
-          <w:bottom w:val="nil"/>
-          <w:right w:val="nil"/>
-          <w:between w:val="nil"/>
-        </w:pBdr>
-      </w:pPr>
-      <w:r>
-        <w:t>Output: 100</w:t>
-      </w:r>
-    </w:p>
-    <w:p>
-      <w:pPr>
-        <w:numPr>
-          <w:ilvl w:val="0"/>
-          <w:numId w:val="2"/>
-        </w:numPr>
-        <w:pBdr>
-          <w:top w:val="nil"/>
-          <w:left w:val="nil"/>
-          <w:bottom w:val="nil"/>
-          <w:right w:val="nil"/>
-          <w:between w:val="nil"/>
-        </w:pBdr>
-      </w:pPr>
-      <w:r>
-        <w:rPr>
-          <w:b/>
-          <w:bCs/>
-        </w:rPr>
-        <w:t>Program Code (C++):</w:t>
-      </w:r>
-      <w:r>
-        <w:rPr>
-          <w:color w:val="000000"/>
-        </w:rPr>
-        <w:br/>
-      </w:r>
-      <w:r>
-        <w:rPr>
-          <w:rFonts w:ascii="Courier" w:eastAsia="Courier" w:hAnsi="Courier" w:cs="Courier"/>
-          <w:shd w:val="clear" w:color="auto" w:fill="F4F4F4"/>
-        </w:rPr>
-        <w:t>#include &lt;iostream&gt;</w:t>
-      </w:r>
-      <w:r>
-        <w:rPr>
-          <w:rFonts w:ascii="Courier" w:eastAsia="Courier" w:hAnsi="Courier" w:cs="Courier"/>
-          <w:shd w:val="clear" w:color="auto" w:fill="F4F4F4"/>
-        </w:rPr>
-        <w:br/>
-        <w:t>using namespace std;</w:t>
-      </w:r>
-      <w:r>
-        <w:rPr>
-          <w:rFonts w:ascii="Courier" w:eastAsia="Courier" w:hAnsi="Courier" w:cs="Courier"/>
-          <w:shd w:val="clear" w:color="auto" w:fill="F4F4F4"/>
-        </w:rPr>
-        <w:br/>
-      </w:r>
-      <w:r>
-        <w:rPr>
-          <w:rFonts w:ascii="Courier" w:eastAsia="Courier" w:hAnsi="Courier" w:cs="Courier"/>
-          <w:shd w:val="clear" w:color="auto" w:fill="F4F4F4"/>
-        </w:rPr>
-        <w:br/>
-        <w:t>int main() {</w:t>
-      </w:r>
-      <w:r>
-        <w:rPr>
-          <w:rFonts w:ascii="Courier" w:eastAsia="Courier" w:hAnsi="Courier" w:cs="Courier"/>
-          <w:shd w:val="clear" w:color="auto" w:fill="F4F4F4"/>
-        </w:rPr>
-        <w:br/>
-        <w:t xml:space="preserve">    float principal, rate, time, </w:t>
-      </w:r>
-      <w:proofErr w:type="spellStart"/>
-      <w:r>
-        <w:rPr>
-          <w:rFonts w:ascii="Courier" w:eastAsia="Courier" w:hAnsi="Courier" w:cs="Courier"/>
-          <w:shd w:val="clear" w:color="auto" w:fill="F4F4F4"/>
-        </w:rPr>
-        <w:t>si</w:t>
-      </w:r>
-      <w:proofErr w:type="spellEnd"/>
-      <w:r>
-        <w:rPr>
-          <w:rFonts w:ascii="Courier" w:eastAsia="Courier" w:hAnsi="Courier" w:cs="Courier"/>
-          <w:shd w:val="clear" w:color="auto" w:fill="F4F4F4"/>
-        </w:rPr>
-        <w:t>;</w:t>
-      </w:r>
-      <w:r>
-        <w:rPr>
-          <w:rFonts w:ascii="Courier" w:eastAsia="Courier" w:hAnsi="Courier" w:cs="Courier"/>
-          <w:shd w:val="clear" w:color="auto" w:fill="F4F4F4"/>
-        </w:rPr>
-        <w:br/>
-      </w:r>
-      <w:r>
-        <w:rPr>
-          <w:rFonts w:ascii="Courier" w:eastAsia="Courier" w:hAnsi="Courier" w:cs="Courier"/>
-          <w:shd w:val="clear" w:color="auto" w:fill="F4F4F4"/>
-        </w:rPr>
-        <w:lastRenderedPageBreak/>
-        <w:t xml:space="preserve">    </w:t>
-      </w:r>
-      <w:proofErr w:type="spellStart"/>
-      <w:r>
-        <w:rPr>
-          <w:rFonts w:ascii="Courier" w:eastAsia="Courier" w:hAnsi="Courier" w:cs="Courier"/>
-          <w:shd w:val="clear" w:color="auto" w:fill="F4F4F4"/>
-        </w:rPr>
-        <w:t>cout</w:t>
-      </w:r>
-      <w:proofErr w:type="spellEnd"/>
-      <w:r>
-        <w:rPr>
-          <w:rFonts w:ascii="Courier" w:eastAsia="Courier" w:hAnsi="Courier" w:cs="Courier"/>
-          <w:shd w:val="clear" w:color="auto" w:fill="F4F4F4"/>
-        </w:rPr>
-        <w:t xml:space="preserve"> &lt;&lt; "Enter Principal amount: ";</w:t>
-      </w:r>
-      <w:r>
-        <w:rPr>
-          <w:rFonts w:ascii="Courier" w:eastAsia="Courier" w:hAnsi="Courier" w:cs="Courier"/>
-          <w:shd w:val="clear" w:color="auto" w:fill="F4F4F4"/>
-        </w:rPr>
-        <w:br/>
-        <w:t xml:space="preserve">    </w:t>
-      </w:r>
-      <w:proofErr w:type="spellStart"/>
-      <w:r>
-        <w:rPr>
-          <w:rFonts w:ascii="Courier" w:eastAsia="Courier" w:hAnsi="Courier" w:cs="Courier"/>
-          <w:shd w:val="clear" w:color="auto" w:fill="F4F4F4"/>
-        </w:rPr>
-        <w:t>cin</w:t>
-      </w:r>
-      <w:proofErr w:type="spellEnd"/>
-      <w:r>
-        <w:rPr>
-          <w:rFonts w:ascii="Courier" w:eastAsia="Courier" w:hAnsi="Courier" w:cs="Courier"/>
-          <w:shd w:val="clear" w:color="auto" w:fill="F4F4F4"/>
-        </w:rPr>
-        <w:t xml:space="preserve"> &gt;&gt; principal;</w:t>
-      </w:r>
-      <w:r>
-        <w:rPr>
-          <w:rFonts w:ascii="Courier" w:eastAsia="Courier" w:hAnsi="Courier" w:cs="Courier"/>
-          <w:shd w:val="clear" w:color="auto" w:fill="F4F4F4"/>
-        </w:rPr>
-        <w:br/>
-        <w:t xml:space="preserve">    </w:t>
-      </w:r>
-      <w:proofErr w:type="spellStart"/>
-      <w:r>
-        <w:rPr>
-          <w:rFonts w:ascii="Courier" w:eastAsia="Courier" w:hAnsi="Courier" w:cs="Courier"/>
-          <w:shd w:val="clear" w:color="auto" w:fill="F4F4F4"/>
-        </w:rPr>
-        <w:t>cout</w:t>
-      </w:r>
-      <w:proofErr w:type="spellEnd"/>
-      <w:r>
-        <w:rPr>
-          <w:rFonts w:ascii="Courier" w:eastAsia="Courier" w:hAnsi="Courier" w:cs="Courier"/>
-          <w:shd w:val="clear" w:color="auto" w:fill="F4F4F4"/>
-        </w:rPr>
-        <w:t xml:space="preserve"> &lt;&lt; "Enter Rate of interest: ";</w:t>
-      </w:r>
-      <w:r>
-        <w:rPr>
-          <w:rFonts w:ascii="Courier" w:eastAsia="Courier" w:hAnsi="Courier" w:cs="Courier"/>
-          <w:shd w:val="clear" w:color="auto" w:fill="F4F4F4"/>
-        </w:rPr>
-        <w:br/>
-        <w:t xml:space="preserve">    </w:t>
-      </w:r>
-      <w:proofErr w:type="spellStart"/>
-      <w:r>
-        <w:rPr>
-          <w:rFonts w:ascii="Courier" w:eastAsia="Courier" w:hAnsi="Courier" w:cs="Courier"/>
-          <w:shd w:val="clear" w:color="auto" w:fill="F4F4F4"/>
-        </w:rPr>
-        <w:t>cin</w:t>
-      </w:r>
-      <w:proofErr w:type="spellEnd"/>
-      <w:r>
-        <w:rPr>
-          <w:rFonts w:ascii="Courier" w:eastAsia="Courier" w:hAnsi="Courier" w:cs="Courier"/>
-          <w:shd w:val="clear" w:color="auto" w:fill="F4F4F4"/>
-        </w:rPr>
-        <w:t xml:space="preserve"> &gt;&gt; rate;</w:t>
-      </w:r>
-      <w:r>
-        <w:rPr>
-          <w:rFonts w:ascii="Courier" w:eastAsia="Courier" w:hAnsi="Courier" w:cs="Courier"/>
-          <w:shd w:val="clear" w:color="auto" w:fill="F4F4F4"/>
-        </w:rPr>
-        <w:br/>
-        <w:t xml:space="preserve">    </w:t>
-      </w:r>
-      <w:proofErr w:type="spellStart"/>
-      <w:r>
-        <w:rPr>
-          <w:rFonts w:ascii="Courier" w:eastAsia="Courier" w:hAnsi="Courier" w:cs="Courier"/>
-          <w:shd w:val="clear" w:color="auto" w:fill="F4F4F4"/>
-        </w:rPr>
-        <w:t>cout</w:t>
-      </w:r>
-      <w:proofErr w:type="spellEnd"/>
-      <w:r>
-        <w:rPr>
-          <w:rFonts w:ascii="Courier" w:eastAsia="Courier" w:hAnsi="Courier" w:cs="Courier"/>
-          <w:shd w:val="clear" w:color="auto" w:fill="F4F4F4"/>
-        </w:rPr>
-        <w:t xml:space="preserve"> &lt;&lt; "Enter Time (in years): ";</w:t>
-      </w:r>
-      <w:r>
-        <w:rPr>
-          <w:rFonts w:ascii="Courier" w:eastAsia="Courier" w:hAnsi="Courier" w:cs="Courier"/>
-          <w:shd w:val="clear" w:color="auto" w:fill="F4F4F4"/>
-        </w:rPr>
-        <w:br/>
-        <w:t xml:space="preserve">    </w:t>
-      </w:r>
-      <w:proofErr w:type="spellStart"/>
-      <w:r>
-        <w:rPr>
-          <w:rFonts w:ascii="Courier" w:eastAsia="Courier" w:hAnsi="Courier" w:cs="Courier"/>
-          <w:shd w:val="clear" w:color="auto" w:fill="F4F4F4"/>
-        </w:rPr>
-        <w:t>cin</w:t>
-      </w:r>
-      <w:proofErr w:type="spellEnd"/>
-      <w:r>
-        <w:rPr>
-          <w:rFonts w:ascii="Courier" w:eastAsia="Courier" w:hAnsi="Courier" w:cs="Courier"/>
-          <w:shd w:val="clear" w:color="auto" w:fill="F4F4F4"/>
-        </w:rPr>
-        <w:t xml:space="preserve"> &gt;&gt; time;</w:t>
-      </w:r>
-      <w:r>
-        <w:rPr>
-          <w:rFonts w:ascii="Courier" w:eastAsia="Courier" w:hAnsi="Courier" w:cs="Courier"/>
-          <w:shd w:val="clear" w:color="auto" w:fill="F4F4F4"/>
-        </w:rPr>
-        <w:br/>
-        <w:t xml:space="preserve">    </w:t>
-      </w:r>
-      <w:r>
-        <w:rPr>
-          <w:rFonts w:ascii="Courier" w:eastAsia="Courier" w:hAnsi="Courier" w:cs="Courier"/>
-          <w:shd w:val="clear" w:color="auto" w:fill="F4F4F4"/>
-        </w:rPr>
-        <w:br/>
-        <w:t xml:space="preserve">    </w:t>
-      </w:r>
-      <w:proofErr w:type="spellStart"/>
-      <w:r>
-        <w:rPr>
-          <w:rFonts w:ascii="Courier" w:eastAsia="Courier" w:hAnsi="Courier" w:cs="Courier"/>
-          <w:shd w:val="clear" w:color="auto" w:fill="F4F4F4"/>
-        </w:rPr>
-        <w:t>si</w:t>
-      </w:r>
-      <w:proofErr w:type="spellEnd"/>
-      <w:r>
-        <w:rPr>
-          <w:rFonts w:ascii="Courier" w:eastAsia="Courier" w:hAnsi="Courier" w:cs="Courier"/>
-          <w:shd w:val="clear" w:color="auto" w:fill="F4F4F4"/>
-        </w:rPr>
-        <w:t xml:space="preserve"> = (principal * rate * time) / 100.0;</w:t>
-      </w:r>
-      <w:r>
-        <w:rPr>
-          <w:rFonts w:ascii="Courier" w:eastAsia="Courier" w:hAnsi="Courier" w:cs="Courier"/>
-          <w:shd w:val="clear" w:color="auto" w:fill="F4F4F4"/>
-        </w:rPr>
-        <w:br/>
-        <w:t xml:space="preserve">    </w:t>
-      </w:r>
-      <w:r>
-        <w:rPr>
-          <w:rFonts w:ascii="Courier" w:eastAsia="Courier" w:hAnsi="Courier" w:cs="Courier"/>
-          <w:shd w:val="clear" w:color="auto" w:fill="F4F4F4"/>
-        </w:rPr>
-        <w:br/>
-        <w:t xml:space="preserve">    </w:t>
-      </w:r>
-      <w:proofErr w:type="spellStart"/>
-      <w:r>
-        <w:rPr>
-          <w:rFonts w:ascii="Courier" w:eastAsia="Courier" w:hAnsi="Courier" w:cs="Courier"/>
-          <w:shd w:val="clear" w:color="auto" w:fill="F4F4F4"/>
-        </w:rPr>
-        <w:t>cout</w:t>
-      </w:r>
-      <w:proofErr w:type="spellEnd"/>
-      <w:r>
-        <w:rPr>
-          <w:rFonts w:ascii="Courier" w:eastAsia="Courier" w:hAnsi="Courier" w:cs="Courier"/>
-          <w:shd w:val="clear" w:color="auto" w:fill="F4F4F4"/>
-        </w:rPr>
-        <w:t xml:space="preserve"> &lt;&lt; "Simple Interest is: " &lt;&lt; </w:t>
-      </w:r>
-      <w:proofErr w:type="spellStart"/>
-      <w:r>
-        <w:rPr>
-          <w:rFonts w:ascii="Courier" w:eastAsia="Courier" w:hAnsi="Courier" w:cs="Courier"/>
-          <w:shd w:val="clear" w:color="auto" w:fill="F4F4F4"/>
-        </w:rPr>
-        <w:t>si</w:t>
-      </w:r>
-      <w:proofErr w:type="spellEnd"/>
-      <w:r>
-        <w:rPr>
-          <w:rFonts w:ascii="Courier" w:eastAsia="Courier" w:hAnsi="Courier" w:cs="Courier"/>
-          <w:shd w:val="clear" w:color="auto" w:fill="F4F4F4"/>
-        </w:rPr>
-        <w:t xml:space="preserve"> &lt;&lt; </w:t>
-      </w:r>
-      <w:proofErr w:type="spellStart"/>
-      <w:r>
-        <w:rPr>
-          <w:rFonts w:ascii="Courier" w:eastAsia="Courier" w:hAnsi="Courier" w:cs="Courier"/>
-          <w:shd w:val="clear" w:color="auto" w:fill="F4F4F4"/>
-        </w:rPr>
-        <w:t>endl</w:t>
-      </w:r>
-      <w:proofErr w:type="spellEnd"/>
-      <w:r>
-        <w:rPr>
-          <w:rFonts w:ascii="Courier" w:eastAsia="Courier" w:hAnsi="Courier" w:cs="Courier"/>
-          <w:shd w:val="clear" w:color="auto" w:fill="F4F4F4"/>
-        </w:rPr>
-        <w:t>;</w:t>
-      </w:r>
-      <w:r>
-        <w:rPr>
-          <w:rFonts w:ascii="Courier" w:eastAsia="Courier" w:hAnsi="Courier" w:cs="Courier"/>
-          <w:shd w:val="clear" w:color="auto" w:fill="F4F4F4"/>
-        </w:rPr>
-        <w:br/>
-        <w:t xml:space="preserve">    return 0;</w:t>
-      </w:r>
-      <w:r>
-        <w:rPr>
-          <w:rFonts w:ascii="Courier" w:eastAsia="Courier" w:hAnsi="Courier" w:cs="Courier"/>
-          <w:shd w:val="clear" w:color="auto" w:fill="F4F4F4"/>
-        </w:rPr>
-        <w:br/>
-        <w:t>}</w:t>
-      </w:r>
-      <w:r>
-        <w:rPr>
-          <w:rFonts w:ascii="Courier" w:eastAsia="Courier" w:hAnsi="Courier" w:cs="Courier"/>
-          <w:shd w:val="clear" w:color="auto" w:fill="F4F4F4"/>
-        </w:rPr>
-        <w:br/>
-      </w:r>
-    </w:p>
-    <w:p>
-      <w:pPr>
-        <w:numPr>
-          <w:ilvl w:val="0"/>
-          <w:numId w:val="2"/>
-        </w:numPr>
-        <w:pBdr>
-          <w:top w:val="nil"/>
-          <w:left w:val="nil"/>
-          <w:bottom w:val="nil"/>
-          <w:right w:val="nil"/>
-          <w:between w:val="nil"/>
-        </w:pBdr>
-      </w:pPr>
-      <w:r>
-        <w:rPr>
-          <w:b/>
-          <w:bCs/>
-        </w:rPr>
-        <w:t>Output Screenshot:</w:t>
-      </w:r>
-      <w:r>
-        <w:rPr>
-          <w:color w:val="000000"/>
-        </w:rPr>
-        <w:br/>
-      </w:r>
-      <w:r>
-        <w:rPr>
-          <w:i/>
-          <w:iCs/>
-        </w:rPr>
-        <w:t xml:space="preserve">[Simulated Output: Inputs 1000, 5, 2 </w:t>
-      </w:r>
-      <w:proofErr w:type="gramStart"/>
-      <w:r>
-        <w:rPr>
-          <w:i/>
-          <w:iCs/>
-        </w:rPr>
-        <w:t>result</w:t>
-      </w:r>
-      <w:proofErr w:type="gramEnd"/>
-      <w:r>
-        <w:rPr>
-          <w:i/>
-          <w:iCs/>
-        </w:rPr>
-        <w:t xml:space="preserve"> in "Simple Interest is: 100"]</w:t>
-      </w:r>
-    </w:p>
-    <w:p>
-      <w:pPr>
-        <w:numPr>
-          <w:ilvl w:val="0"/>
-          <w:numId w:val="2"/>
-        </w:numPr>
-        <w:pBdr>
-          <w:top w:val="nil"/>
-          <w:left w:val="nil"/>
-          <w:bottom w:val="nil"/>
-          <w:right w:val="nil"/>
-          <w:between w:val="nil"/>
-        </w:pBdr>
-      </w:pPr>
-      <w:r>
-        <w:rPr>
-          <w:b/>
-          <w:bCs/>
-        </w:rPr>
-        <w:t>Explanation of the Logic Used:</w:t>
-      </w:r>
-      <w:r>
-        <w:t xml:space="preserve"> We use float variables to handle decimals and standard arithmetic operators (* for multiplication, / for division) reflecting the mathematical formula.</w:t>
-      </w:r>
-    </w:p>
-    <w:p>
-      <w:pPr>
-        <w:pStyle w:val="Heading3"/>
-      </w:pPr>
-      <w:r>
-        <w:t>Question 47</w:t>
-      </w:r>
-    </w:p>
-    <w:p>
-      <w:pPr>
-        <w:numPr>
-          <w:ilvl w:val="0"/>
-          <w:numId w:val="5"/>
-        </w:numPr>
-        <w:pBdr>
-          <w:top w:val="nil"/>
-          <w:left w:val="nil"/>
-          <w:bottom w:val="nil"/>
-          <w:right w:val="nil"/>
-          <w:between w:val="nil"/>
-        </w:pBdr>
-      </w:pPr>
-      <w:r>
-        <w:rPr>
-          <w:b/>
-          <w:bCs/>
-        </w:rPr>
-        <w:t>Problem Statement:</w:t>
-      </w:r>
-      <w:r>
-        <w:t xml:space="preserve"> Swap the values of a=10 and b=20.</w:t>
-      </w:r>
-    </w:p>
-    <w:p>
-      <w:pPr>
-        <w:numPr>
-          <w:ilvl w:val="0"/>
-          <w:numId w:val="5"/>
-        </w:numPr>
-        <w:pBdr>
-          <w:top w:val="nil"/>
-          <w:left w:val="nil"/>
-          <w:bottom w:val="nil"/>
-          <w:right w:val="nil"/>
-          <w:between w:val="nil"/>
-        </w:pBdr>
-      </w:pPr>
-      <w:r>
-        <w:rPr>
-          <w:b/>
-          <w:bCs/>
-        </w:rPr>
-        <w:t>Algorithm/Steps:</w:t>
-      </w:r>
-    </w:p>
-    <w:p>
-      <w:pPr>
-        <w:numPr>
-          <w:ilvl w:val="1"/>
-          <w:numId w:val="6"/>
-        </w:numPr>
-        <w:pBdr>
-          <w:top w:val="nil"/>
-          <w:left w:val="nil"/>
-          <w:bottom w:val="nil"/>
-          <w:right w:val="nil"/>
-          <w:between w:val="nil"/>
-        </w:pBdr>
-      </w:pPr>
-      <w:r>
-        <w:t>Step 1: Start.</w:t>
-      </w:r>
-    </w:p>
-    <w:p>
-      <w:pPr>
-        <w:numPr>
-          <w:ilvl w:val="1"/>
-          <w:numId w:val="6"/>
-        </w:numPr>
-        <w:pBdr>
-          <w:top w:val="nil"/>
-          <w:left w:val="nil"/>
-          <w:bottom w:val="nil"/>
-          <w:right w:val="nil"/>
-          <w:between w:val="nil"/>
-        </w:pBdr>
-      </w:pPr>
-      <w:r>
-        <w:t>Step 2: Declare variables a = 10, b = 20, and temp.</w:t>
-      </w:r>
-    </w:p>
-    <w:p>
-      <w:pPr>
-        <w:numPr>
-          <w:ilvl w:val="1"/>
-          <w:numId w:val="6"/>
-        </w:numPr>
-        <w:pBdr>
-          <w:top w:val="nil"/>
-          <w:left w:val="nil"/>
-          <w:bottom w:val="nil"/>
-          <w:right w:val="nil"/>
-          <w:between w:val="nil"/>
-        </w:pBdr>
-      </w:pPr>
-      <w:r>
-        <w:t>Step 3: Assign the value of a to temp.</w:t>
-      </w:r>
-    </w:p>
-    <w:p>
-      <w:pPr>
-        <w:numPr>
-          <w:ilvl w:val="1"/>
-          <w:numId w:val="6"/>
-        </w:numPr>
-        <w:pBdr>
-          <w:top w:val="nil"/>
-          <w:left w:val="nil"/>
-          <w:bottom w:val="nil"/>
-          <w:right w:val="nil"/>
-          <w:between w:val="nil"/>
-        </w:pBdr>
-      </w:pPr>
-      <w:r>
-        <w:t>Step 4: Assign the value of b to a.</w:t>
-      </w:r>
-    </w:p>
-    <w:p>
-      <w:pPr>
-        <w:numPr>
-          <w:ilvl w:val="1"/>
-          <w:numId w:val="6"/>
-        </w:numPr>
-        <w:pBdr>
-          <w:top w:val="nil"/>
-          <w:left w:val="nil"/>
-          <w:bottom w:val="nil"/>
-          <w:right w:val="nil"/>
-          <w:between w:val="nil"/>
-        </w:pBdr>
-      </w:pPr>
-      <w:r>
-        <w:t>Step 5: Assign the value of temp to b.</w:t>
-      </w:r>
-    </w:p>
-    <w:p>
-      <w:pPr>
-        <w:numPr>
-          <w:ilvl w:val="1"/>
-          <w:numId w:val="6"/>
-        </w:numPr>
-        <w:pBdr>
-          <w:top w:val="nil"/>
-          <w:left w:val="nil"/>
-          <w:bottom w:val="nil"/>
-          <w:right w:val="nil"/>
-          <w:between w:val="nil"/>
-        </w:pBdr>
-      </w:pPr>
-      <w:r>
-        <w:t>Step 6: Print the new values of a and b.</w:t>
-      </w:r>
-    </w:p>
-    <w:p>
-      <w:pPr>
-        <w:numPr>
-          <w:ilvl w:val="1"/>
-          <w:numId w:val="6"/>
-        </w:numPr>
-        <w:pBdr>
-          <w:top w:val="nil"/>
-          <w:left w:val="nil"/>
-          <w:bottom w:val="nil"/>
-          <w:right w:val="nil"/>
-          <w:between w:val="nil"/>
-        </w:pBdr>
-      </w:pPr>
-      <w:r>
-        <w:t>Step 7: Stop.</w:t>
-      </w:r>
-    </w:p>
-    <w:p>
-      <w:pPr>
-        <w:numPr>
-          <w:ilvl w:val="0"/>
-          <w:numId w:val="5"/>
-        </w:numPr>
-        <w:pBdr>
-          <w:top w:val="nil"/>
-          <w:left w:val="nil"/>
-          <w:bottom w:val="nil"/>
-          <w:right w:val="nil"/>
-          <w:between w:val="nil"/>
-        </w:pBdr>
-      </w:pPr>
-      <w:r>
-        <w:rPr>
-          <w:b/>
-          <w:bCs/>
-        </w:rPr>
-        <w:t>Dry Run with Sample Input:</w:t>
-      </w:r>
-    </w:p>
-    <w:p>
-      <w:pPr>
-        <w:numPr>
-          <w:ilvl w:val="1"/>
-          <w:numId w:val="7"/>
-        </w:numPr>
-        <w:pBdr>
-          <w:top w:val="nil"/>
-          <w:left w:val="nil"/>
-          <w:bottom w:val="nil"/>
-          <w:right w:val="nil"/>
-          <w:between w:val="nil"/>
-        </w:pBdr>
-      </w:pPr>
-      <w:r>
-        <w:t>Initial: a = 10, b = 20</w:t>
-      </w:r>
-    </w:p>
-    <w:p>
-      <w:pPr>
-        <w:numPr>
-          <w:ilvl w:val="1"/>
-          <w:numId w:val="7"/>
-        </w:numPr>
-        <w:pBdr>
-          <w:top w:val="nil"/>
-          <w:left w:val="nil"/>
-          <w:bottom w:val="nil"/>
-          <w:right w:val="nil"/>
-          <w:between w:val="nil"/>
-        </w:pBdr>
-      </w:pPr>
-      <w:r>
-        <w:t>temp = 10</w:t>
-      </w:r>
-    </w:p>
-    <w:p>
-      <w:pPr>
-        <w:numPr>
-          <w:ilvl w:val="1"/>
-          <w:numId w:val="7"/>
-        </w:numPr>
-        <w:pBdr>
-          <w:top w:val="nil"/>
-          <w:left w:val="nil"/>
-          <w:bottom w:val="nil"/>
-          <w:right w:val="nil"/>
-          <w:between w:val="nil"/>
-        </w:pBdr>
-      </w:pPr>
-      <w:r>
-        <w:t>a = 20</w:t>
-      </w:r>
-    </w:p>
-    <w:p>
-      <w:pPr>
-        <w:numPr>
-          <w:ilvl w:val="1"/>
-          <w:numId w:val="7"/>
-        </w:numPr>
-        <w:pBdr>
-          <w:top w:val="nil"/>
-          <w:left w:val="nil"/>
-          <w:bottom w:val="nil"/>
-          <w:right w:val="nil"/>
-          <w:between w:val="nil"/>
-        </w:pBdr>
-      </w:pPr>
-      <w:r>
-        <w:t>b = 10 (from temp)</w:t>
-      </w:r>
-    </w:p>
-    <w:p>
-      <w:pPr>
-        <w:numPr>
-          <w:ilvl w:val="1"/>
-          <w:numId w:val="7"/>
-        </w:numPr>
-        <w:pBdr>
-          <w:top w:val="nil"/>
-          <w:left w:val="nil"/>
-          <w:bottom w:val="nil"/>
-          <w:right w:val="nil"/>
-          <w:between w:val="nil"/>
-        </w:pBdr>
-      </w:pPr>
-      <w:r>
-        <w:t>Final Output: a = 20, b = 10</w:t>
-      </w:r>
-    </w:p>
-    <w:p>
-      <w:pPr>
-        <w:numPr>
-          <w:ilvl w:val="0"/>
-          <w:numId w:val="5"/>
-        </w:numPr>
-        <w:pBdr>
-          <w:top w:val="nil"/>
-          <w:left w:val="nil"/>
-          <w:bottom w:val="nil"/>
-          <w:right w:val="nil"/>
-          <w:between w:val="nil"/>
-        </w:pBdr>
-      </w:pPr>
-      <w:r>
-        <w:rPr>
-          <w:b/>
-          <w:bCs/>
-        </w:rPr>
-        <w:t>Program Code (C++):</w:t>
-      </w:r>
-      <w:r>
-        <w:rPr>
-          <w:color w:val="000000"/>
-        </w:rPr>
-        <w:br/>
-      </w:r>
-      <w:r>
-        <w:rPr>
-          <w:rFonts w:ascii="Courier" w:eastAsia="Courier" w:hAnsi="Courier" w:cs="Courier"/>
-          <w:shd w:val="clear" w:color="auto" w:fill="F4F4F4"/>
-        </w:rPr>
-        <w:t>#include &lt;iostream&gt;</w:t>
-      </w:r>
-      <w:r>
-        <w:rPr>
-          <w:rFonts w:ascii="Courier" w:eastAsia="Courier" w:hAnsi="Courier" w:cs="Courier"/>
-          <w:shd w:val="clear" w:color="auto" w:fill="F4F4F4"/>
-        </w:rPr>
-        <w:br/>
-        <w:t>using namespace std;</w:t>
-      </w:r>
-      <w:r>
-        <w:rPr>
-          <w:rFonts w:ascii="Courier" w:eastAsia="Courier" w:hAnsi="Courier" w:cs="Courier"/>
-          <w:shd w:val="clear" w:color="auto" w:fill="F4F4F4"/>
-        </w:rPr>
-        <w:br/>
-      </w:r>
-      <w:r>
-        <w:rPr>
-          <w:rFonts w:ascii="Courier" w:eastAsia="Courier" w:hAnsi="Courier" w:cs="Courier"/>
-          <w:shd w:val="clear" w:color="auto" w:fill="F4F4F4"/>
-        </w:rPr>
-        <w:br/>
-        <w:t>int main() {</w:t>
-      </w:r>
-      <w:r>
-        <w:rPr>
-          <w:rFonts w:ascii="Courier" w:eastAsia="Courier" w:hAnsi="Courier" w:cs="Courier"/>
-          <w:shd w:val="clear" w:color="auto" w:fill="F4F4F4"/>
-        </w:rPr>
-        <w:br/>
-        <w:t xml:space="preserve">    int a = 10, b = 20, temp;</w:t>
-      </w:r>
-      <w:r>
-        <w:rPr>
-          <w:rFonts w:ascii="Courier" w:eastAsia="Courier" w:hAnsi="Courier" w:cs="Courier"/>
-          <w:shd w:val="clear" w:color="auto" w:fill="F4F4F4"/>
-        </w:rPr>
-        <w:br/>
-        <w:t xml:space="preserve">    </w:t>
-      </w:r>
-      <w:proofErr w:type="spellStart"/>
-      <w:r>
-        <w:rPr>
-          <w:rFonts w:ascii="Courier" w:eastAsia="Courier" w:hAnsi="Courier" w:cs="Courier"/>
-          <w:shd w:val="clear" w:color="auto" w:fill="F4F4F4"/>
-        </w:rPr>
-        <w:t>cout</w:t>
-      </w:r>
-      <w:proofErr w:type="spellEnd"/>
-      <w:r>
-        <w:rPr>
-          <w:rFonts w:ascii="Courier" w:eastAsia="Courier" w:hAnsi="Courier" w:cs="Courier"/>
-          <w:shd w:val="clear" w:color="auto" w:fill="F4F4F4"/>
-        </w:rPr>
-        <w:t xml:space="preserve"> &lt;&lt; "Before swapping: a = " &lt;&lt; a &lt;&lt; ", b = " &lt;&lt; b &lt;&lt; </w:t>
-      </w:r>
-      <w:proofErr w:type="spellStart"/>
-      <w:r>
-        <w:rPr>
-          <w:rFonts w:ascii="Courier" w:eastAsia="Courier" w:hAnsi="Courier" w:cs="Courier"/>
-          <w:shd w:val="clear" w:color="auto" w:fill="F4F4F4"/>
-        </w:rPr>
-        <w:t>endl</w:t>
-      </w:r>
-      <w:proofErr w:type="spellEnd"/>
-      <w:r>
-        <w:rPr>
-          <w:rFonts w:ascii="Courier" w:eastAsia="Courier" w:hAnsi="Courier" w:cs="Courier"/>
-          <w:shd w:val="clear" w:color="auto" w:fill="F4F4F4"/>
-        </w:rPr>
-        <w:t>;</w:t>
-      </w:r>
-      <w:r>
-        <w:rPr>
-          <w:rFonts w:ascii="Courier" w:eastAsia="Courier" w:hAnsi="Courier" w:cs="Courier"/>
-          <w:shd w:val="clear" w:color="auto" w:fill="F4F4F4"/>
-        </w:rPr>
-        <w:br/>
-        <w:t xml:space="preserve">    </w:t>
-      </w:r>
-      <w:r>
-        <w:rPr>
-          <w:rFonts w:ascii="Courier" w:eastAsia="Courier" w:hAnsi="Courier" w:cs="Courier"/>
-          <w:shd w:val="clear" w:color="auto" w:fill="F4F4F4"/>
-        </w:rPr>
-        <w:br/>
-        <w:t xml:space="preserve">    temp = a;</w:t>
-      </w:r>
-      <w:r>
-        <w:rPr>
-          <w:rFonts w:ascii="Courier" w:eastAsia="Courier" w:hAnsi="Courier" w:cs="Courier"/>
-          <w:shd w:val="clear" w:color="auto" w:fill="F4F4F4"/>
-        </w:rPr>
-        <w:br/>
-        <w:t xml:space="preserve">    a = b;</w:t>
-      </w:r>
-      <w:r>
-        <w:rPr>
-          <w:rFonts w:ascii="Courier" w:eastAsia="Courier" w:hAnsi="Courier" w:cs="Courier"/>
-          <w:shd w:val="clear" w:color="auto" w:fill="F4F4F4"/>
-        </w:rPr>
-        <w:br/>
-        <w:t xml:space="preserve">    b = temp;</w:t>
-      </w:r>
-      <w:r>
-        <w:rPr>
-          <w:rFonts w:ascii="Courier" w:eastAsia="Courier" w:hAnsi="Courier" w:cs="Courier"/>
-          <w:shd w:val="clear" w:color="auto" w:fill="F4F4F4"/>
-        </w:rPr>
-        <w:br/>
-        <w:t xml:space="preserve">    </w:t>
-      </w:r>
-      <w:r>
-        <w:rPr>
-          <w:rFonts w:ascii="Courier" w:eastAsia="Courier" w:hAnsi="Courier" w:cs="Courier"/>
-          <w:shd w:val="clear" w:color="auto" w:fill="F4F4F4"/>
-        </w:rPr>
-        <w:br/>
-        <w:t xml:space="preserve">    </w:t>
-      </w:r>
-      <w:proofErr w:type="spellStart"/>
-      <w:r>
-        <w:rPr>
-          <w:rFonts w:ascii="Courier" w:eastAsia="Courier" w:hAnsi="Courier" w:cs="Courier"/>
-          <w:shd w:val="clear" w:color="auto" w:fill="F4F4F4"/>
-        </w:rPr>
-        <w:t>cout</w:t>
-      </w:r>
-      <w:proofErr w:type="spellEnd"/>
-      <w:r>
-        <w:rPr>
-          <w:rFonts w:ascii="Courier" w:eastAsia="Courier" w:hAnsi="Courier" w:cs="Courier"/>
-          <w:shd w:val="clear" w:color="auto" w:fill="F4F4F4"/>
-        </w:rPr>
-        <w:t xml:space="preserve"> &lt;&lt; "After swapping: a = " &lt;&lt; a &lt;&lt; ", b = " &lt;&lt; b &lt;&lt; </w:t>
-      </w:r>
-      <w:proofErr w:type="spellStart"/>
-      <w:r>
-        <w:rPr>
-          <w:rFonts w:ascii="Courier" w:eastAsia="Courier" w:hAnsi="Courier" w:cs="Courier"/>
-          <w:shd w:val="clear" w:color="auto" w:fill="F4F4F4"/>
-        </w:rPr>
-        <w:t>endl</w:t>
-      </w:r>
-      <w:proofErr w:type="spellEnd"/>
-      <w:r>
-        <w:rPr>
-          <w:rFonts w:ascii="Courier" w:eastAsia="Courier" w:hAnsi="Courier" w:cs="Courier"/>
-          <w:shd w:val="clear" w:color="auto" w:fill="F4F4F4"/>
-        </w:rPr>
-        <w:t>;</w:t>
-      </w:r>
-      <w:r>
-        <w:rPr>
-          <w:rFonts w:ascii="Courier" w:eastAsia="Courier" w:hAnsi="Courier" w:cs="Courier"/>
-          <w:shd w:val="clear" w:color="auto" w:fill="F4F4F4"/>
-        </w:rPr>
-        <w:br/>
-        <w:t xml:space="preserve">    return 0;</w:t>
-      </w:r>
-      <w:r>
-        <w:rPr>
-          <w:rFonts w:ascii="Courier" w:eastAsia="Courier" w:hAnsi="Courier" w:cs="Courier"/>
-          <w:shd w:val="clear" w:color="auto" w:fill="F4F4F4"/>
-        </w:rPr>
-        <w:br/>
-        <w:t>}</w:t>
-      </w:r>
-      <w:r>
-        <w:rPr>
-          <w:rFonts w:ascii="Courier" w:eastAsia="Courier" w:hAnsi="Courier" w:cs="Courier"/>
-          <w:shd w:val="clear" w:color="auto" w:fill="F4F4F4"/>
-        </w:rPr>
-        <w:br/>
-      </w:r>
-    </w:p>
-    <w:p>
-      <w:pPr>
-        <w:numPr>
-          <w:ilvl w:val="0"/>
-          <w:numId w:val="5"/>
-        </w:numPr>
-        <w:pBdr>
-          <w:top w:val="nil"/>
-          <w:left w:val="nil"/>
-          <w:bottom w:val="nil"/>
-          <w:right w:val="nil"/>
-          <w:between w:val="nil"/>
-        </w:pBdr>
-      </w:pPr>
-      <w:r>
-        <w:rPr>
-          <w:b/>
-          <w:bCs/>
-        </w:rPr>
-        <w:lastRenderedPageBreak/>
-        <w:t>Output Screenshot:</w:t>
-      </w:r>
-      <w:r>
-        <w:rPr>
-          <w:color w:val="000000"/>
-        </w:rPr>
-        <w:br/>
-      </w:r>
-      <w:r>
-        <w:rPr>
-          <w:i/>
-          <w:iCs/>
-        </w:rPr>
-        <w:t>[Simulated Output:</w:t>
-      </w:r>
-      <w:r>
-        <w:rPr>
-          <w:color w:val="000000"/>
-        </w:rPr>
-        <w:br/>
-      </w:r>
-      <w:r>
-        <w:rPr>
-          <w:i/>
-          <w:iCs/>
-        </w:rPr>
-        <w:t>Before swapping: a = 10, b = 20</w:t>
-      </w:r>
-      <w:r>
-        <w:rPr>
-          <w:color w:val="000000"/>
-        </w:rPr>
-        <w:br/>
-      </w:r>
-      <w:r>
-        <w:rPr>
-          <w:i/>
-          <w:iCs/>
-        </w:rPr>
-        <w:t>After swapping: a = 20, b = 10]</w:t>
-      </w:r>
-    </w:p>
-    <w:p>
-      <w:pPr>
-        <w:numPr>
-          <w:ilvl w:val="0"/>
-          <w:numId w:val="5"/>
-        </w:numPr>
-        <w:pBdr>
-          <w:top w:val="nil"/>
-          <w:left w:val="nil"/>
-          <w:bottom w:val="nil"/>
-          <w:right w:val="nil"/>
-          <w:between w:val="nil"/>
-        </w:pBdr>
-      </w:pPr>
-      <w:r>
-        <w:rPr>
-          <w:b/>
-          <w:bCs/>
-        </w:rPr>
-        <w:t>Explanation of the Logic Used:</w:t>
-      </w:r>
-      <w:r>
         <w:t xml:space="preserve"> Uses a third temporary variable to hold the first variable's data during reassignment so no data is lost.</w:t>
       </w:r>
     </w:p>
@@ -4201,31 +3446,6 @@
         </w:pBdr>
         <w:ind w:left="600"/>
       </w:pPr>
-    </w:p>
-    <w:p>
-      <w:pPr>
-        <w:numPr>
-          <w:ilvl w:val="0"/>
-          <w:numId w:val="21"/>
-        </w:numPr>
-        <w:pBdr>
-          <w:top w:val="nil"/>
-          <w:left w:val="nil"/>
-          <w:bottom w:val="nil"/>
-          <w:right w:val="nil"/>
-          <w:between w:val="nil"/>
-        </w:pBdr>
-      </w:pPr>
-      <w:r>
-        <w:rPr>
-          <w:b/>
-          <w:bCs/>
-        </w:rPr>
-        <w:t>46. Why is a temporary variable used while swapping two numbers?</w:t>
-      </w:r>
-      <w:r>
-        <w:t xml:space="preserve"> It safely holds the value of the first variable so that it is not overwritten and permanently lost when the value of the second variable is assigned to the first.</w:t>
-      </w:r>
     </w:p>
     <w:p>
       <w:pPr>
